--- a/Slot01/Exercise_1.docx
+++ b/Slot01/Exercise_1.docx
@@ -1700,7 +1700,35 @@
         <w:rPr>
           <w:szCs w:val="26"/>
         </w:rPr>
-        <w:t>1.Spring Framework &amp; Spring Boot là gì?</w:t>
+        <w:t xml:space="preserve">1.Spring Framework &amp; Spring Boot </w:t>
+      </w:r>
+      <w:proofErr w:type="spellStart"/>
+      <w:r>
+        <w:rPr>
+          <w:szCs w:val="26"/>
+        </w:rPr>
+        <w:t>là</w:t>
+      </w:r>
+      <w:proofErr w:type="spellEnd"/>
+      <w:r>
+        <w:rPr>
+          <w:szCs w:val="26"/>
+        </w:rPr>
+        <w:t xml:space="preserve"> </w:t>
+      </w:r>
+      <w:proofErr w:type="spellStart"/>
+      <w:r>
+        <w:rPr>
+          <w:szCs w:val="26"/>
+        </w:rPr>
+        <w:t>gì</w:t>
+      </w:r>
+      <w:proofErr w:type="spellEnd"/>
+      <w:r>
+        <w:rPr>
+          <w:szCs w:val="26"/>
+        </w:rPr>
+        <w:t>?</w:t>
       </w:r>
       <w:bookmarkEnd w:id="0"/>
     </w:p>
@@ -1717,13 +1745,27 @@
         <w:rPr>
           <w:szCs w:val="26"/>
         </w:rPr>
-        <w:t>1.1.</w:t>
-      </w:r>
-      <w:r>
-        <w:rPr>
-          <w:szCs w:val="26"/>
-        </w:rPr>
-        <w:t>Spring Framework</w:t>
+        <w:t>1.</w:t>
+      </w:r>
+      <w:proofErr w:type="gramStart"/>
+      <w:r>
+        <w:rPr>
+          <w:szCs w:val="26"/>
+        </w:rPr>
+        <w:t>1.</w:t>
+      </w:r>
+      <w:r>
+        <w:rPr>
+          <w:szCs w:val="26"/>
+        </w:rPr>
+        <w:t>Spring</w:t>
+      </w:r>
+      <w:proofErr w:type="gramEnd"/>
+      <w:r>
+        <w:rPr>
+          <w:szCs w:val="26"/>
+        </w:rPr>
+        <w:t xml:space="preserve"> Framework</w:t>
       </w:r>
       <w:bookmarkEnd w:id="1"/>
     </w:p>
@@ -1752,7 +1794,1087 @@
           <w:sz w:val="26"/>
           <w:szCs w:val="26"/>
         </w:rPr>
-        <w:t xml:space="preserve"> là một framework của Java dùng để phát triển các ứng dụng backend và web. Nó cung cấp sẵn nhiều công cụ và cơ chế giúp lập trình viên xây dựng hệ thống nhanh hơn thay vì phải tự viết mọi thứ từ đầu. Spring thường được sử dụng trong các hệ thống doanh nghiệp vì tính ổn định và khả năng mở rộng cao.</w:t>
+        <w:t xml:space="preserve"> </w:t>
+      </w:r>
+      <w:proofErr w:type="spellStart"/>
+      <w:r>
+        <w:rPr>
+          <w:rFonts w:ascii="Times New Roman" w:hAnsi="Times New Roman" w:cs="Times New Roman"/>
+          <w:sz w:val="26"/>
+          <w:szCs w:val="26"/>
+        </w:rPr>
+        <w:t>là</w:t>
+      </w:r>
+      <w:proofErr w:type="spellEnd"/>
+      <w:r>
+        <w:rPr>
+          <w:rFonts w:ascii="Times New Roman" w:hAnsi="Times New Roman" w:cs="Times New Roman"/>
+          <w:sz w:val="26"/>
+          <w:szCs w:val="26"/>
+        </w:rPr>
+        <w:t xml:space="preserve"> </w:t>
+      </w:r>
+      <w:proofErr w:type="spellStart"/>
+      <w:r>
+        <w:rPr>
+          <w:rFonts w:ascii="Times New Roman" w:hAnsi="Times New Roman" w:cs="Times New Roman"/>
+          <w:sz w:val="26"/>
+          <w:szCs w:val="26"/>
+        </w:rPr>
+        <w:t>một</w:t>
+      </w:r>
+      <w:proofErr w:type="spellEnd"/>
+      <w:r>
+        <w:rPr>
+          <w:rFonts w:ascii="Times New Roman" w:hAnsi="Times New Roman" w:cs="Times New Roman"/>
+          <w:sz w:val="26"/>
+          <w:szCs w:val="26"/>
+        </w:rPr>
+        <w:t xml:space="preserve"> framework </w:t>
+      </w:r>
+      <w:proofErr w:type="spellStart"/>
+      <w:r>
+        <w:rPr>
+          <w:rFonts w:ascii="Times New Roman" w:hAnsi="Times New Roman" w:cs="Times New Roman"/>
+          <w:sz w:val="26"/>
+          <w:szCs w:val="26"/>
+        </w:rPr>
+        <w:t>của</w:t>
+      </w:r>
+      <w:proofErr w:type="spellEnd"/>
+      <w:r>
+        <w:rPr>
+          <w:rFonts w:ascii="Times New Roman" w:hAnsi="Times New Roman" w:cs="Times New Roman"/>
+          <w:sz w:val="26"/>
+          <w:szCs w:val="26"/>
+        </w:rPr>
+        <w:t xml:space="preserve"> Java </w:t>
+      </w:r>
+      <w:proofErr w:type="spellStart"/>
+      <w:r>
+        <w:rPr>
+          <w:rFonts w:ascii="Times New Roman" w:hAnsi="Times New Roman" w:cs="Times New Roman"/>
+          <w:sz w:val="26"/>
+          <w:szCs w:val="26"/>
+        </w:rPr>
+        <w:t>dùng</w:t>
+      </w:r>
+      <w:proofErr w:type="spellEnd"/>
+      <w:r>
+        <w:rPr>
+          <w:rFonts w:ascii="Times New Roman" w:hAnsi="Times New Roman" w:cs="Times New Roman"/>
+          <w:sz w:val="26"/>
+          <w:szCs w:val="26"/>
+        </w:rPr>
+        <w:t xml:space="preserve"> </w:t>
+      </w:r>
+      <w:proofErr w:type="spellStart"/>
+      <w:r>
+        <w:rPr>
+          <w:rFonts w:ascii="Times New Roman" w:hAnsi="Times New Roman" w:cs="Times New Roman"/>
+          <w:sz w:val="26"/>
+          <w:szCs w:val="26"/>
+        </w:rPr>
+        <w:t>để</w:t>
+      </w:r>
+      <w:proofErr w:type="spellEnd"/>
+      <w:r>
+        <w:rPr>
+          <w:rFonts w:ascii="Times New Roman" w:hAnsi="Times New Roman" w:cs="Times New Roman"/>
+          <w:sz w:val="26"/>
+          <w:szCs w:val="26"/>
+        </w:rPr>
+        <w:t xml:space="preserve"> </w:t>
+      </w:r>
+      <w:proofErr w:type="spellStart"/>
+      <w:r>
+        <w:rPr>
+          <w:rFonts w:ascii="Times New Roman" w:hAnsi="Times New Roman" w:cs="Times New Roman"/>
+          <w:sz w:val="26"/>
+          <w:szCs w:val="26"/>
+        </w:rPr>
+        <w:t>phát</w:t>
+      </w:r>
+      <w:proofErr w:type="spellEnd"/>
+      <w:r>
+        <w:rPr>
+          <w:rFonts w:ascii="Times New Roman" w:hAnsi="Times New Roman" w:cs="Times New Roman"/>
+          <w:sz w:val="26"/>
+          <w:szCs w:val="26"/>
+        </w:rPr>
+        <w:t xml:space="preserve"> </w:t>
+      </w:r>
+      <w:proofErr w:type="spellStart"/>
+      <w:r>
+        <w:rPr>
+          <w:rFonts w:ascii="Times New Roman" w:hAnsi="Times New Roman" w:cs="Times New Roman"/>
+          <w:sz w:val="26"/>
+          <w:szCs w:val="26"/>
+        </w:rPr>
+        <w:t>triển</w:t>
+      </w:r>
+      <w:proofErr w:type="spellEnd"/>
+      <w:r>
+        <w:rPr>
+          <w:rFonts w:ascii="Times New Roman" w:hAnsi="Times New Roman" w:cs="Times New Roman"/>
+          <w:sz w:val="26"/>
+          <w:szCs w:val="26"/>
+        </w:rPr>
+        <w:t xml:space="preserve"> </w:t>
+      </w:r>
+      <w:proofErr w:type="spellStart"/>
+      <w:r>
+        <w:rPr>
+          <w:rFonts w:ascii="Times New Roman" w:hAnsi="Times New Roman" w:cs="Times New Roman"/>
+          <w:sz w:val="26"/>
+          <w:szCs w:val="26"/>
+        </w:rPr>
+        <w:t>các</w:t>
+      </w:r>
+      <w:proofErr w:type="spellEnd"/>
+      <w:r>
+        <w:rPr>
+          <w:rFonts w:ascii="Times New Roman" w:hAnsi="Times New Roman" w:cs="Times New Roman"/>
+          <w:sz w:val="26"/>
+          <w:szCs w:val="26"/>
+        </w:rPr>
+        <w:t xml:space="preserve"> </w:t>
+      </w:r>
+      <w:proofErr w:type="spellStart"/>
+      <w:r>
+        <w:rPr>
+          <w:rFonts w:ascii="Times New Roman" w:hAnsi="Times New Roman" w:cs="Times New Roman"/>
+          <w:sz w:val="26"/>
+          <w:szCs w:val="26"/>
+        </w:rPr>
+        <w:t>ứng</w:t>
+      </w:r>
+      <w:proofErr w:type="spellEnd"/>
+      <w:r>
+        <w:rPr>
+          <w:rFonts w:ascii="Times New Roman" w:hAnsi="Times New Roman" w:cs="Times New Roman"/>
+          <w:sz w:val="26"/>
+          <w:szCs w:val="26"/>
+        </w:rPr>
+        <w:t xml:space="preserve"> </w:t>
+      </w:r>
+      <w:proofErr w:type="spellStart"/>
+      <w:r>
+        <w:rPr>
+          <w:rFonts w:ascii="Times New Roman" w:hAnsi="Times New Roman" w:cs="Times New Roman"/>
+          <w:sz w:val="26"/>
+          <w:szCs w:val="26"/>
+        </w:rPr>
+        <w:t>dụng</w:t>
+      </w:r>
+      <w:proofErr w:type="spellEnd"/>
+      <w:r>
+        <w:rPr>
+          <w:rFonts w:ascii="Times New Roman" w:hAnsi="Times New Roman" w:cs="Times New Roman"/>
+          <w:sz w:val="26"/>
+          <w:szCs w:val="26"/>
+        </w:rPr>
+        <w:t xml:space="preserve"> backend </w:t>
+      </w:r>
+      <w:proofErr w:type="spellStart"/>
+      <w:r>
+        <w:rPr>
+          <w:rFonts w:ascii="Times New Roman" w:hAnsi="Times New Roman" w:cs="Times New Roman"/>
+          <w:sz w:val="26"/>
+          <w:szCs w:val="26"/>
+        </w:rPr>
+        <w:t>và</w:t>
+      </w:r>
+      <w:proofErr w:type="spellEnd"/>
+      <w:r>
+        <w:rPr>
+          <w:rFonts w:ascii="Times New Roman" w:hAnsi="Times New Roman" w:cs="Times New Roman"/>
+          <w:sz w:val="26"/>
+          <w:szCs w:val="26"/>
+        </w:rPr>
+        <w:t xml:space="preserve"> web. </w:t>
+      </w:r>
+      <w:proofErr w:type="spellStart"/>
+      <w:r>
+        <w:rPr>
+          <w:rFonts w:ascii="Times New Roman" w:hAnsi="Times New Roman" w:cs="Times New Roman"/>
+          <w:sz w:val="26"/>
+          <w:szCs w:val="26"/>
+        </w:rPr>
+        <w:t>Nó</w:t>
+      </w:r>
+      <w:proofErr w:type="spellEnd"/>
+      <w:r>
+        <w:rPr>
+          <w:rFonts w:ascii="Times New Roman" w:hAnsi="Times New Roman" w:cs="Times New Roman"/>
+          <w:sz w:val="26"/>
+          <w:szCs w:val="26"/>
+        </w:rPr>
+        <w:t xml:space="preserve"> </w:t>
+      </w:r>
+      <w:proofErr w:type="spellStart"/>
+      <w:r>
+        <w:rPr>
+          <w:rFonts w:ascii="Times New Roman" w:hAnsi="Times New Roman" w:cs="Times New Roman"/>
+          <w:sz w:val="26"/>
+          <w:szCs w:val="26"/>
+        </w:rPr>
+        <w:t>cung</w:t>
+      </w:r>
+      <w:proofErr w:type="spellEnd"/>
+      <w:r>
+        <w:rPr>
+          <w:rFonts w:ascii="Times New Roman" w:hAnsi="Times New Roman" w:cs="Times New Roman"/>
+          <w:sz w:val="26"/>
+          <w:szCs w:val="26"/>
+        </w:rPr>
+        <w:t xml:space="preserve"> </w:t>
+      </w:r>
+      <w:proofErr w:type="spellStart"/>
+      <w:r>
+        <w:rPr>
+          <w:rFonts w:ascii="Times New Roman" w:hAnsi="Times New Roman" w:cs="Times New Roman"/>
+          <w:sz w:val="26"/>
+          <w:szCs w:val="26"/>
+        </w:rPr>
+        <w:t>cấp</w:t>
+      </w:r>
+      <w:proofErr w:type="spellEnd"/>
+      <w:r>
+        <w:rPr>
+          <w:rFonts w:ascii="Times New Roman" w:hAnsi="Times New Roman" w:cs="Times New Roman"/>
+          <w:sz w:val="26"/>
+          <w:szCs w:val="26"/>
+        </w:rPr>
+        <w:t xml:space="preserve"> </w:t>
+      </w:r>
+      <w:proofErr w:type="spellStart"/>
+      <w:r>
+        <w:rPr>
+          <w:rFonts w:ascii="Times New Roman" w:hAnsi="Times New Roman" w:cs="Times New Roman"/>
+          <w:sz w:val="26"/>
+          <w:szCs w:val="26"/>
+        </w:rPr>
+        <w:t>sẵn</w:t>
+      </w:r>
+      <w:proofErr w:type="spellEnd"/>
+      <w:r>
+        <w:rPr>
+          <w:rFonts w:ascii="Times New Roman" w:hAnsi="Times New Roman" w:cs="Times New Roman"/>
+          <w:sz w:val="26"/>
+          <w:szCs w:val="26"/>
+        </w:rPr>
+        <w:t xml:space="preserve"> </w:t>
+      </w:r>
+      <w:proofErr w:type="spellStart"/>
+      <w:r>
+        <w:rPr>
+          <w:rFonts w:ascii="Times New Roman" w:hAnsi="Times New Roman" w:cs="Times New Roman"/>
+          <w:sz w:val="26"/>
+          <w:szCs w:val="26"/>
+        </w:rPr>
+        <w:t>nhiều</w:t>
+      </w:r>
+      <w:proofErr w:type="spellEnd"/>
+      <w:r>
+        <w:rPr>
+          <w:rFonts w:ascii="Times New Roman" w:hAnsi="Times New Roman" w:cs="Times New Roman"/>
+          <w:sz w:val="26"/>
+          <w:szCs w:val="26"/>
+        </w:rPr>
+        <w:t xml:space="preserve"> </w:t>
+      </w:r>
+      <w:proofErr w:type="spellStart"/>
+      <w:r>
+        <w:rPr>
+          <w:rFonts w:ascii="Times New Roman" w:hAnsi="Times New Roman" w:cs="Times New Roman"/>
+          <w:sz w:val="26"/>
+          <w:szCs w:val="26"/>
+        </w:rPr>
+        <w:t>công</w:t>
+      </w:r>
+      <w:proofErr w:type="spellEnd"/>
+      <w:r>
+        <w:rPr>
+          <w:rFonts w:ascii="Times New Roman" w:hAnsi="Times New Roman" w:cs="Times New Roman"/>
+          <w:sz w:val="26"/>
+          <w:szCs w:val="26"/>
+        </w:rPr>
+        <w:t xml:space="preserve"> </w:t>
+      </w:r>
+      <w:proofErr w:type="spellStart"/>
+      <w:r>
+        <w:rPr>
+          <w:rFonts w:ascii="Times New Roman" w:hAnsi="Times New Roman" w:cs="Times New Roman"/>
+          <w:sz w:val="26"/>
+          <w:szCs w:val="26"/>
+        </w:rPr>
+        <w:t>cụ</w:t>
+      </w:r>
+      <w:proofErr w:type="spellEnd"/>
+      <w:r>
+        <w:rPr>
+          <w:rFonts w:ascii="Times New Roman" w:hAnsi="Times New Roman" w:cs="Times New Roman"/>
+          <w:sz w:val="26"/>
+          <w:szCs w:val="26"/>
+        </w:rPr>
+        <w:t xml:space="preserve"> </w:t>
+      </w:r>
+      <w:proofErr w:type="spellStart"/>
+      <w:r>
+        <w:rPr>
+          <w:rFonts w:ascii="Times New Roman" w:hAnsi="Times New Roman" w:cs="Times New Roman"/>
+          <w:sz w:val="26"/>
+          <w:szCs w:val="26"/>
+        </w:rPr>
+        <w:t>và</w:t>
+      </w:r>
+      <w:proofErr w:type="spellEnd"/>
+      <w:r>
+        <w:rPr>
+          <w:rFonts w:ascii="Times New Roman" w:hAnsi="Times New Roman" w:cs="Times New Roman"/>
+          <w:sz w:val="26"/>
+          <w:szCs w:val="26"/>
+        </w:rPr>
+        <w:t xml:space="preserve"> </w:t>
+      </w:r>
+      <w:proofErr w:type="spellStart"/>
+      <w:r>
+        <w:rPr>
+          <w:rFonts w:ascii="Times New Roman" w:hAnsi="Times New Roman" w:cs="Times New Roman"/>
+          <w:sz w:val="26"/>
+          <w:szCs w:val="26"/>
+        </w:rPr>
+        <w:t>cơ</w:t>
+      </w:r>
+      <w:proofErr w:type="spellEnd"/>
+      <w:r>
+        <w:rPr>
+          <w:rFonts w:ascii="Times New Roman" w:hAnsi="Times New Roman" w:cs="Times New Roman"/>
+          <w:sz w:val="26"/>
+          <w:szCs w:val="26"/>
+        </w:rPr>
+        <w:t xml:space="preserve"> </w:t>
+      </w:r>
+      <w:proofErr w:type="spellStart"/>
+      <w:r>
+        <w:rPr>
+          <w:rFonts w:ascii="Times New Roman" w:hAnsi="Times New Roman" w:cs="Times New Roman"/>
+          <w:sz w:val="26"/>
+          <w:szCs w:val="26"/>
+        </w:rPr>
+        <w:t>chế</w:t>
+      </w:r>
+      <w:proofErr w:type="spellEnd"/>
+      <w:r>
+        <w:rPr>
+          <w:rFonts w:ascii="Times New Roman" w:hAnsi="Times New Roman" w:cs="Times New Roman"/>
+          <w:sz w:val="26"/>
+          <w:szCs w:val="26"/>
+        </w:rPr>
+        <w:t xml:space="preserve"> </w:t>
+      </w:r>
+      <w:proofErr w:type="spellStart"/>
+      <w:r>
+        <w:rPr>
+          <w:rFonts w:ascii="Times New Roman" w:hAnsi="Times New Roman" w:cs="Times New Roman"/>
+          <w:sz w:val="26"/>
+          <w:szCs w:val="26"/>
+        </w:rPr>
+        <w:t>giúp</w:t>
+      </w:r>
+      <w:proofErr w:type="spellEnd"/>
+      <w:r>
+        <w:rPr>
+          <w:rFonts w:ascii="Times New Roman" w:hAnsi="Times New Roman" w:cs="Times New Roman"/>
+          <w:sz w:val="26"/>
+          <w:szCs w:val="26"/>
+        </w:rPr>
+        <w:t xml:space="preserve"> </w:t>
+      </w:r>
+      <w:proofErr w:type="spellStart"/>
+      <w:r>
+        <w:rPr>
+          <w:rFonts w:ascii="Times New Roman" w:hAnsi="Times New Roman" w:cs="Times New Roman"/>
+          <w:sz w:val="26"/>
+          <w:szCs w:val="26"/>
+        </w:rPr>
+        <w:t>lập</w:t>
+      </w:r>
+      <w:proofErr w:type="spellEnd"/>
+      <w:r>
+        <w:rPr>
+          <w:rFonts w:ascii="Times New Roman" w:hAnsi="Times New Roman" w:cs="Times New Roman"/>
+          <w:sz w:val="26"/>
+          <w:szCs w:val="26"/>
+        </w:rPr>
+        <w:t xml:space="preserve"> </w:t>
+      </w:r>
+      <w:proofErr w:type="spellStart"/>
+      <w:r>
+        <w:rPr>
+          <w:rFonts w:ascii="Times New Roman" w:hAnsi="Times New Roman" w:cs="Times New Roman"/>
+          <w:sz w:val="26"/>
+          <w:szCs w:val="26"/>
+        </w:rPr>
+        <w:t>trình</w:t>
+      </w:r>
+      <w:proofErr w:type="spellEnd"/>
+      <w:r>
+        <w:rPr>
+          <w:rFonts w:ascii="Times New Roman" w:hAnsi="Times New Roman" w:cs="Times New Roman"/>
+          <w:sz w:val="26"/>
+          <w:szCs w:val="26"/>
+        </w:rPr>
+        <w:t xml:space="preserve"> </w:t>
+      </w:r>
+      <w:proofErr w:type="spellStart"/>
+      <w:r>
+        <w:rPr>
+          <w:rFonts w:ascii="Times New Roman" w:hAnsi="Times New Roman" w:cs="Times New Roman"/>
+          <w:sz w:val="26"/>
+          <w:szCs w:val="26"/>
+        </w:rPr>
+        <w:t>viên</w:t>
+      </w:r>
+      <w:proofErr w:type="spellEnd"/>
+      <w:r>
+        <w:rPr>
+          <w:rFonts w:ascii="Times New Roman" w:hAnsi="Times New Roman" w:cs="Times New Roman"/>
+          <w:sz w:val="26"/>
+          <w:szCs w:val="26"/>
+        </w:rPr>
+        <w:t xml:space="preserve"> </w:t>
+      </w:r>
+      <w:proofErr w:type="spellStart"/>
+      <w:r>
+        <w:rPr>
+          <w:rFonts w:ascii="Times New Roman" w:hAnsi="Times New Roman" w:cs="Times New Roman"/>
+          <w:sz w:val="26"/>
+          <w:szCs w:val="26"/>
+        </w:rPr>
+        <w:t>xây</w:t>
+      </w:r>
+      <w:proofErr w:type="spellEnd"/>
+      <w:r>
+        <w:rPr>
+          <w:rFonts w:ascii="Times New Roman" w:hAnsi="Times New Roman" w:cs="Times New Roman"/>
+          <w:sz w:val="26"/>
+          <w:szCs w:val="26"/>
+        </w:rPr>
+        <w:t xml:space="preserve"> </w:t>
+      </w:r>
+      <w:proofErr w:type="spellStart"/>
+      <w:r>
+        <w:rPr>
+          <w:rFonts w:ascii="Times New Roman" w:hAnsi="Times New Roman" w:cs="Times New Roman"/>
+          <w:sz w:val="26"/>
+          <w:szCs w:val="26"/>
+        </w:rPr>
+        <w:t>dựng</w:t>
+      </w:r>
+      <w:proofErr w:type="spellEnd"/>
+      <w:r>
+        <w:rPr>
+          <w:rFonts w:ascii="Times New Roman" w:hAnsi="Times New Roman" w:cs="Times New Roman"/>
+          <w:sz w:val="26"/>
+          <w:szCs w:val="26"/>
+        </w:rPr>
+        <w:t xml:space="preserve"> </w:t>
+      </w:r>
+      <w:proofErr w:type="spellStart"/>
+      <w:r>
+        <w:rPr>
+          <w:rFonts w:ascii="Times New Roman" w:hAnsi="Times New Roman" w:cs="Times New Roman"/>
+          <w:sz w:val="26"/>
+          <w:szCs w:val="26"/>
+        </w:rPr>
+        <w:t>hệ</w:t>
+      </w:r>
+      <w:proofErr w:type="spellEnd"/>
+      <w:r>
+        <w:rPr>
+          <w:rFonts w:ascii="Times New Roman" w:hAnsi="Times New Roman" w:cs="Times New Roman"/>
+          <w:sz w:val="26"/>
+          <w:szCs w:val="26"/>
+        </w:rPr>
+        <w:t xml:space="preserve"> </w:t>
+      </w:r>
+      <w:proofErr w:type="spellStart"/>
+      <w:r>
+        <w:rPr>
+          <w:rFonts w:ascii="Times New Roman" w:hAnsi="Times New Roman" w:cs="Times New Roman"/>
+          <w:sz w:val="26"/>
+          <w:szCs w:val="26"/>
+        </w:rPr>
+        <w:t>thống</w:t>
+      </w:r>
+      <w:proofErr w:type="spellEnd"/>
+      <w:r>
+        <w:rPr>
+          <w:rFonts w:ascii="Times New Roman" w:hAnsi="Times New Roman" w:cs="Times New Roman"/>
+          <w:sz w:val="26"/>
+          <w:szCs w:val="26"/>
+        </w:rPr>
+        <w:t xml:space="preserve"> </w:t>
+      </w:r>
+      <w:proofErr w:type="spellStart"/>
+      <w:r>
+        <w:rPr>
+          <w:rFonts w:ascii="Times New Roman" w:hAnsi="Times New Roman" w:cs="Times New Roman"/>
+          <w:sz w:val="26"/>
+          <w:szCs w:val="26"/>
+        </w:rPr>
+        <w:t>nhanh</w:t>
+      </w:r>
+      <w:proofErr w:type="spellEnd"/>
+      <w:r>
+        <w:rPr>
+          <w:rFonts w:ascii="Times New Roman" w:hAnsi="Times New Roman" w:cs="Times New Roman"/>
+          <w:sz w:val="26"/>
+          <w:szCs w:val="26"/>
+        </w:rPr>
+        <w:t xml:space="preserve"> </w:t>
+      </w:r>
+      <w:proofErr w:type="spellStart"/>
+      <w:r>
+        <w:rPr>
+          <w:rFonts w:ascii="Times New Roman" w:hAnsi="Times New Roman" w:cs="Times New Roman"/>
+          <w:sz w:val="26"/>
+          <w:szCs w:val="26"/>
+        </w:rPr>
+        <w:t>hơn</w:t>
+      </w:r>
+      <w:proofErr w:type="spellEnd"/>
+      <w:r>
+        <w:rPr>
+          <w:rFonts w:ascii="Times New Roman" w:hAnsi="Times New Roman" w:cs="Times New Roman"/>
+          <w:sz w:val="26"/>
+          <w:szCs w:val="26"/>
+        </w:rPr>
+        <w:t xml:space="preserve"> </w:t>
+      </w:r>
+      <w:proofErr w:type="spellStart"/>
+      <w:r>
+        <w:rPr>
+          <w:rFonts w:ascii="Times New Roman" w:hAnsi="Times New Roman" w:cs="Times New Roman"/>
+          <w:sz w:val="26"/>
+          <w:szCs w:val="26"/>
+        </w:rPr>
+        <w:t>thay</w:t>
+      </w:r>
+      <w:proofErr w:type="spellEnd"/>
+      <w:r>
+        <w:rPr>
+          <w:rFonts w:ascii="Times New Roman" w:hAnsi="Times New Roman" w:cs="Times New Roman"/>
+          <w:sz w:val="26"/>
+          <w:szCs w:val="26"/>
+        </w:rPr>
+        <w:t xml:space="preserve"> </w:t>
+      </w:r>
+      <w:proofErr w:type="spellStart"/>
+      <w:r>
+        <w:rPr>
+          <w:rFonts w:ascii="Times New Roman" w:hAnsi="Times New Roman" w:cs="Times New Roman"/>
+          <w:sz w:val="26"/>
+          <w:szCs w:val="26"/>
+        </w:rPr>
+        <w:t>vì</w:t>
+      </w:r>
+      <w:proofErr w:type="spellEnd"/>
+      <w:r>
+        <w:rPr>
+          <w:rFonts w:ascii="Times New Roman" w:hAnsi="Times New Roman" w:cs="Times New Roman"/>
+          <w:sz w:val="26"/>
+          <w:szCs w:val="26"/>
+        </w:rPr>
+        <w:t xml:space="preserve"> </w:t>
+      </w:r>
+      <w:proofErr w:type="spellStart"/>
+      <w:r>
+        <w:rPr>
+          <w:rFonts w:ascii="Times New Roman" w:hAnsi="Times New Roman" w:cs="Times New Roman"/>
+          <w:sz w:val="26"/>
+          <w:szCs w:val="26"/>
+        </w:rPr>
+        <w:t>phải</w:t>
+      </w:r>
+      <w:proofErr w:type="spellEnd"/>
+      <w:r>
+        <w:rPr>
+          <w:rFonts w:ascii="Times New Roman" w:hAnsi="Times New Roman" w:cs="Times New Roman"/>
+          <w:sz w:val="26"/>
+          <w:szCs w:val="26"/>
+        </w:rPr>
+        <w:t xml:space="preserve"> </w:t>
+      </w:r>
+      <w:proofErr w:type="spellStart"/>
+      <w:r>
+        <w:rPr>
+          <w:rFonts w:ascii="Times New Roman" w:hAnsi="Times New Roman" w:cs="Times New Roman"/>
+          <w:sz w:val="26"/>
+          <w:szCs w:val="26"/>
+        </w:rPr>
+        <w:t>tự</w:t>
+      </w:r>
+      <w:proofErr w:type="spellEnd"/>
+      <w:r>
+        <w:rPr>
+          <w:rFonts w:ascii="Times New Roman" w:hAnsi="Times New Roman" w:cs="Times New Roman"/>
+          <w:sz w:val="26"/>
+          <w:szCs w:val="26"/>
+        </w:rPr>
+        <w:t xml:space="preserve"> </w:t>
+      </w:r>
+      <w:proofErr w:type="spellStart"/>
+      <w:r>
+        <w:rPr>
+          <w:rFonts w:ascii="Times New Roman" w:hAnsi="Times New Roman" w:cs="Times New Roman"/>
+          <w:sz w:val="26"/>
+          <w:szCs w:val="26"/>
+        </w:rPr>
+        <w:t>viết</w:t>
+      </w:r>
+      <w:proofErr w:type="spellEnd"/>
+      <w:r>
+        <w:rPr>
+          <w:rFonts w:ascii="Times New Roman" w:hAnsi="Times New Roman" w:cs="Times New Roman"/>
+          <w:sz w:val="26"/>
+          <w:szCs w:val="26"/>
+        </w:rPr>
+        <w:t xml:space="preserve"> </w:t>
+      </w:r>
+      <w:proofErr w:type="spellStart"/>
+      <w:r>
+        <w:rPr>
+          <w:rFonts w:ascii="Times New Roman" w:hAnsi="Times New Roman" w:cs="Times New Roman"/>
+          <w:sz w:val="26"/>
+          <w:szCs w:val="26"/>
+        </w:rPr>
+        <w:t>mọi</w:t>
+      </w:r>
+      <w:proofErr w:type="spellEnd"/>
+      <w:r>
+        <w:rPr>
+          <w:rFonts w:ascii="Times New Roman" w:hAnsi="Times New Roman" w:cs="Times New Roman"/>
+          <w:sz w:val="26"/>
+          <w:szCs w:val="26"/>
+        </w:rPr>
+        <w:t xml:space="preserve"> </w:t>
+      </w:r>
+      <w:proofErr w:type="spellStart"/>
+      <w:r>
+        <w:rPr>
+          <w:rFonts w:ascii="Times New Roman" w:hAnsi="Times New Roman" w:cs="Times New Roman"/>
+          <w:sz w:val="26"/>
+          <w:szCs w:val="26"/>
+        </w:rPr>
+        <w:t>thứ</w:t>
+      </w:r>
+      <w:proofErr w:type="spellEnd"/>
+      <w:r>
+        <w:rPr>
+          <w:rFonts w:ascii="Times New Roman" w:hAnsi="Times New Roman" w:cs="Times New Roman"/>
+          <w:sz w:val="26"/>
+          <w:szCs w:val="26"/>
+        </w:rPr>
+        <w:t xml:space="preserve"> </w:t>
+      </w:r>
+      <w:proofErr w:type="spellStart"/>
+      <w:r>
+        <w:rPr>
+          <w:rFonts w:ascii="Times New Roman" w:hAnsi="Times New Roman" w:cs="Times New Roman"/>
+          <w:sz w:val="26"/>
+          <w:szCs w:val="26"/>
+        </w:rPr>
+        <w:t>từ</w:t>
+      </w:r>
+      <w:proofErr w:type="spellEnd"/>
+      <w:r>
+        <w:rPr>
+          <w:rFonts w:ascii="Times New Roman" w:hAnsi="Times New Roman" w:cs="Times New Roman"/>
+          <w:sz w:val="26"/>
+          <w:szCs w:val="26"/>
+        </w:rPr>
+        <w:t xml:space="preserve"> </w:t>
+      </w:r>
+      <w:proofErr w:type="spellStart"/>
+      <w:r>
+        <w:rPr>
+          <w:rFonts w:ascii="Times New Roman" w:hAnsi="Times New Roman" w:cs="Times New Roman"/>
+          <w:sz w:val="26"/>
+          <w:szCs w:val="26"/>
+        </w:rPr>
+        <w:t>đầu</w:t>
+      </w:r>
+      <w:proofErr w:type="spellEnd"/>
+      <w:r>
+        <w:rPr>
+          <w:rFonts w:ascii="Times New Roman" w:hAnsi="Times New Roman" w:cs="Times New Roman"/>
+          <w:sz w:val="26"/>
+          <w:szCs w:val="26"/>
+        </w:rPr>
+        <w:t xml:space="preserve">. Spring </w:t>
+      </w:r>
+      <w:proofErr w:type="spellStart"/>
+      <w:r>
+        <w:rPr>
+          <w:rFonts w:ascii="Times New Roman" w:hAnsi="Times New Roman" w:cs="Times New Roman"/>
+          <w:sz w:val="26"/>
+          <w:szCs w:val="26"/>
+        </w:rPr>
+        <w:t>thường</w:t>
+      </w:r>
+      <w:proofErr w:type="spellEnd"/>
+      <w:r>
+        <w:rPr>
+          <w:rFonts w:ascii="Times New Roman" w:hAnsi="Times New Roman" w:cs="Times New Roman"/>
+          <w:sz w:val="26"/>
+          <w:szCs w:val="26"/>
+        </w:rPr>
+        <w:t xml:space="preserve"> </w:t>
+      </w:r>
+      <w:proofErr w:type="spellStart"/>
+      <w:r>
+        <w:rPr>
+          <w:rFonts w:ascii="Times New Roman" w:hAnsi="Times New Roman" w:cs="Times New Roman"/>
+          <w:sz w:val="26"/>
+          <w:szCs w:val="26"/>
+        </w:rPr>
+        <w:t>được</w:t>
+      </w:r>
+      <w:proofErr w:type="spellEnd"/>
+      <w:r>
+        <w:rPr>
+          <w:rFonts w:ascii="Times New Roman" w:hAnsi="Times New Roman" w:cs="Times New Roman"/>
+          <w:sz w:val="26"/>
+          <w:szCs w:val="26"/>
+        </w:rPr>
+        <w:t xml:space="preserve"> </w:t>
+      </w:r>
+      <w:proofErr w:type="spellStart"/>
+      <w:r>
+        <w:rPr>
+          <w:rFonts w:ascii="Times New Roman" w:hAnsi="Times New Roman" w:cs="Times New Roman"/>
+          <w:sz w:val="26"/>
+          <w:szCs w:val="26"/>
+        </w:rPr>
+        <w:t>sử</w:t>
+      </w:r>
+      <w:proofErr w:type="spellEnd"/>
+      <w:r>
+        <w:rPr>
+          <w:rFonts w:ascii="Times New Roman" w:hAnsi="Times New Roman" w:cs="Times New Roman"/>
+          <w:sz w:val="26"/>
+          <w:szCs w:val="26"/>
+        </w:rPr>
+        <w:t xml:space="preserve"> </w:t>
+      </w:r>
+      <w:proofErr w:type="spellStart"/>
+      <w:r>
+        <w:rPr>
+          <w:rFonts w:ascii="Times New Roman" w:hAnsi="Times New Roman" w:cs="Times New Roman"/>
+          <w:sz w:val="26"/>
+          <w:szCs w:val="26"/>
+        </w:rPr>
+        <w:t>dụng</w:t>
+      </w:r>
+      <w:proofErr w:type="spellEnd"/>
+      <w:r>
+        <w:rPr>
+          <w:rFonts w:ascii="Times New Roman" w:hAnsi="Times New Roman" w:cs="Times New Roman"/>
+          <w:sz w:val="26"/>
+          <w:szCs w:val="26"/>
+        </w:rPr>
+        <w:t xml:space="preserve"> </w:t>
+      </w:r>
+      <w:proofErr w:type="spellStart"/>
+      <w:r>
+        <w:rPr>
+          <w:rFonts w:ascii="Times New Roman" w:hAnsi="Times New Roman" w:cs="Times New Roman"/>
+          <w:sz w:val="26"/>
+          <w:szCs w:val="26"/>
+        </w:rPr>
+        <w:t>trong</w:t>
+      </w:r>
+      <w:proofErr w:type="spellEnd"/>
+      <w:r>
+        <w:rPr>
+          <w:rFonts w:ascii="Times New Roman" w:hAnsi="Times New Roman" w:cs="Times New Roman"/>
+          <w:sz w:val="26"/>
+          <w:szCs w:val="26"/>
+        </w:rPr>
+        <w:t xml:space="preserve"> </w:t>
+      </w:r>
+      <w:proofErr w:type="spellStart"/>
+      <w:r>
+        <w:rPr>
+          <w:rFonts w:ascii="Times New Roman" w:hAnsi="Times New Roman" w:cs="Times New Roman"/>
+          <w:sz w:val="26"/>
+          <w:szCs w:val="26"/>
+        </w:rPr>
+        <w:t>các</w:t>
+      </w:r>
+      <w:proofErr w:type="spellEnd"/>
+      <w:r>
+        <w:rPr>
+          <w:rFonts w:ascii="Times New Roman" w:hAnsi="Times New Roman" w:cs="Times New Roman"/>
+          <w:sz w:val="26"/>
+          <w:szCs w:val="26"/>
+        </w:rPr>
+        <w:t xml:space="preserve"> </w:t>
+      </w:r>
+      <w:proofErr w:type="spellStart"/>
+      <w:r>
+        <w:rPr>
+          <w:rFonts w:ascii="Times New Roman" w:hAnsi="Times New Roman" w:cs="Times New Roman"/>
+          <w:sz w:val="26"/>
+          <w:szCs w:val="26"/>
+        </w:rPr>
+        <w:t>hệ</w:t>
+      </w:r>
+      <w:proofErr w:type="spellEnd"/>
+      <w:r>
+        <w:rPr>
+          <w:rFonts w:ascii="Times New Roman" w:hAnsi="Times New Roman" w:cs="Times New Roman"/>
+          <w:sz w:val="26"/>
+          <w:szCs w:val="26"/>
+        </w:rPr>
+        <w:t xml:space="preserve"> </w:t>
+      </w:r>
+      <w:proofErr w:type="spellStart"/>
+      <w:r>
+        <w:rPr>
+          <w:rFonts w:ascii="Times New Roman" w:hAnsi="Times New Roman" w:cs="Times New Roman"/>
+          <w:sz w:val="26"/>
+          <w:szCs w:val="26"/>
+        </w:rPr>
+        <w:t>thống</w:t>
+      </w:r>
+      <w:proofErr w:type="spellEnd"/>
+      <w:r>
+        <w:rPr>
+          <w:rFonts w:ascii="Times New Roman" w:hAnsi="Times New Roman" w:cs="Times New Roman"/>
+          <w:sz w:val="26"/>
+          <w:szCs w:val="26"/>
+        </w:rPr>
+        <w:t xml:space="preserve"> </w:t>
+      </w:r>
+      <w:proofErr w:type="spellStart"/>
+      <w:r>
+        <w:rPr>
+          <w:rFonts w:ascii="Times New Roman" w:hAnsi="Times New Roman" w:cs="Times New Roman"/>
+          <w:sz w:val="26"/>
+          <w:szCs w:val="26"/>
+        </w:rPr>
+        <w:t>doanh</w:t>
+      </w:r>
+      <w:proofErr w:type="spellEnd"/>
+      <w:r>
+        <w:rPr>
+          <w:rFonts w:ascii="Times New Roman" w:hAnsi="Times New Roman" w:cs="Times New Roman"/>
+          <w:sz w:val="26"/>
+          <w:szCs w:val="26"/>
+        </w:rPr>
+        <w:t xml:space="preserve"> </w:t>
+      </w:r>
+      <w:proofErr w:type="spellStart"/>
+      <w:r>
+        <w:rPr>
+          <w:rFonts w:ascii="Times New Roman" w:hAnsi="Times New Roman" w:cs="Times New Roman"/>
+          <w:sz w:val="26"/>
+          <w:szCs w:val="26"/>
+        </w:rPr>
+        <w:t>nghiệp</w:t>
+      </w:r>
+      <w:proofErr w:type="spellEnd"/>
+      <w:r>
+        <w:rPr>
+          <w:rFonts w:ascii="Times New Roman" w:hAnsi="Times New Roman" w:cs="Times New Roman"/>
+          <w:sz w:val="26"/>
+          <w:szCs w:val="26"/>
+        </w:rPr>
+        <w:t xml:space="preserve"> </w:t>
+      </w:r>
+      <w:proofErr w:type="spellStart"/>
+      <w:r>
+        <w:rPr>
+          <w:rFonts w:ascii="Times New Roman" w:hAnsi="Times New Roman" w:cs="Times New Roman"/>
+          <w:sz w:val="26"/>
+          <w:szCs w:val="26"/>
+        </w:rPr>
+        <w:t>vì</w:t>
+      </w:r>
+      <w:proofErr w:type="spellEnd"/>
+      <w:r>
+        <w:rPr>
+          <w:rFonts w:ascii="Times New Roman" w:hAnsi="Times New Roman" w:cs="Times New Roman"/>
+          <w:sz w:val="26"/>
+          <w:szCs w:val="26"/>
+        </w:rPr>
+        <w:t xml:space="preserve"> </w:t>
+      </w:r>
+      <w:proofErr w:type="spellStart"/>
+      <w:r>
+        <w:rPr>
+          <w:rFonts w:ascii="Times New Roman" w:hAnsi="Times New Roman" w:cs="Times New Roman"/>
+          <w:sz w:val="26"/>
+          <w:szCs w:val="26"/>
+        </w:rPr>
+        <w:t>tính</w:t>
+      </w:r>
+      <w:proofErr w:type="spellEnd"/>
+      <w:r>
+        <w:rPr>
+          <w:rFonts w:ascii="Times New Roman" w:hAnsi="Times New Roman" w:cs="Times New Roman"/>
+          <w:sz w:val="26"/>
+          <w:szCs w:val="26"/>
+        </w:rPr>
+        <w:t xml:space="preserve"> </w:t>
+      </w:r>
+      <w:proofErr w:type="spellStart"/>
+      <w:r>
+        <w:rPr>
+          <w:rFonts w:ascii="Times New Roman" w:hAnsi="Times New Roman" w:cs="Times New Roman"/>
+          <w:sz w:val="26"/>
+          <w:szCs w:val="26"/>
+        </w:rPr>
+        <w:t>ổn</w:t>
+      </w:r>
+      <w:proofErr w:type="spellEnd"/>
+      <w:r>
+        <w:rPr>
+          <w:rFonts w:ascii="Times New Roman" w:hAnsi="Times New Roman" w:cs="Times New Roman"/>
+          <w:sz w:val="26"/>
+          <w:szCs w:val="26"/>
+        </w:rPr>
+        <w:t xml:space="preserve"> </w:t>
+      </w:r>
+      <w:proofErr w:type="spellStart"/>
+      <w:r>
+        <w:rPr>
+          <w:rFonts w:ascii="Times New Roman" w:hAnsi="Times New Roman" w:cs="Times New Roman"/>
+          <w:sz w:val="26"/>
+          <w:szCs w:val="26"/>
+        </w:rPr>
+        <w:t>định</w:t>
+      </w:r>
+      <w:proofErr w:type="spellEnd"/>
+      <w:r>
+        <w:rPr>
+          <w:rFonts w:ascii="Times New Roman" w:hAnsi="Times New Roman" w:cs="Times New Roman"/>
+          <w:sz w:val="26"/>
+          <w:szCs w:val="26"/>
+        </w:rPr>
+        <w:t xml:space="preserve"> </w:t>
+      </w:r>
+      <w:proofErr w:type="spellStart"/>
+      <w:r>
+        <w:rPr>
+          <w:rFonts w:ascii="Times New Roman" w:hAnsi="Times New Roman" w:cs="Times New Roman"/>
+          <w:sz w:val="26"/>
+          <w:szCs w:val="26"/>
+        </w:rPr>
+        <w:t>và</w:t>
+      </w:r>
+      <w:proofErr w:type="spellEnd"/>
+      <w:r>
+        <w:rPr>
+          <w:rFonts w:ascii="Times New Roman" w:hAnsi="Times New Roman" w:cs="Times New Roman"/>
+          <w:sz w:val="26"/>
+          <w:szCs w:val="26"/>
+        </w:rPr>
+        <w:t xml:space="preserve"> </w:t>
+      </w:r>
+      <w:proofErr w:type="spellStart"/>
+      <w:r>
+        <w:rPr>
+          <w:rFonts w:ascii="Times New Roman" w:hAnsi="Times New Roman" w:cs="Times New Roman"/>
+          <w:sz w:val="26"/>
+          <w:szCs w:val="26"/>
+        </w:rPr>
+        <w:t>khả</w:t>
+      </w:r>
+      <w:proofErr w:type="spellEnd"/>
+      <w:r>
+        <w:rPr>
+          <w:rFonts w:ascii="Times New Roman" w:hAnsi="Times New Roman" w:cs="Times New Roman"/>
+          <w:sz w:val="26"/>
+          <w:szCs w:val="26"/>
+        </w:rPr>
+        <w:t xml:space="preserve"> </w:t>
+      </w:r>
+      <w:proofErr w:type="spellStart"/>
+      <w:r>
+        <w:rPr>
+          <w:rFonts w:ascii="Times New Roman" w:hAnsi="Times New Roman" w:cs="Times New Roman"/>
+          <w:sz w:val="26"/>
+          <w:szCs w:val="26"/>
+        </w:rPr>
+        <w:t>năng</w:t>
+      </w:r>
+      <w:proofErr w:type="spellEnd"/>
+      <w:r>
+        <w:rPr>
+          <w:rFonts w:ascii="Times New Roman" w:hAnsi="Times New Roman" w:cs="Times New Roman"/>
+          <w:sz w:val="26"/>
+          <w:szCs w:val="26"/>
+        </w:rPr>
+        <w:t xml:space="preserve"> </w:t>
+      </w:r>
+      <w:proofErr w:type="spellStart"/>
+      <w:r>
+        <w:rPr>
+          <w:rFonts w:ascii="Times New Roman" w:hAnsi="Times New Roman" w:cs="Times New Roman"/>
+          <w:sz w:val="26"/>
+          <w:szCs w:val="26"/>
+        </w:rPr>
+        <w:t>mở</w:t>
+      </w:r>
+      <w:proofErr w:type="spellEnd"/>
+      <w:r>
+        <w:rPr>
+          <w:rFonts w:ascii="Times New Roman" w:hAnsi="Times New Roman" w:cs="Times New Roman"/>
+          <w:sz w:val="26"/>
+          <w:szCs w:val="26"/>
+        </w:rPr>
+        <w:t xml:space="preserve"> </w:t>
+      </w:r>
+      <w:proofErr w:type="spellStart"/>
+      <w:r>
+        <w:rPr>
+          <w:rFonts w:ascii="Times New Roman" w:hAnsi="Times New Roman" w:cs="Times New Roman"/>
+          <w:sz w:val="26"/>
+          <w:szCs w:val="26"/>
+        </w:rPr>
+        <w:t>rộng</w:t>
+      </w:r>
+      <w:proofErr w:type="spellEnd"/>
+      <w:r>
+        <w:rPr>
+          <w:rFonts w:ascii="Times New Roman" w:hAnsi="Times New Roman" w:cs="Times New Roman"/>
+          <w:sz w:val="26"/>
+          <w:szCs w:val="26"/>
+        </w:rPr>
+        <w:t xml:space="preserve"> </w:t>
+      </w:r>
+      <w:proofErr w:type="spellStart"/>
+      <w:r>
+        <w:rPr>
+          <w:rFonts w:ascii="Times New Roman" w:hAnsi="Times New Roman" w:cs="Times New Roman"/>
+          <w:sz w:val="26"/>
+          <w:szCs w:val="26"/>
+        </w:rPr>
+        <w:t>cao</w:t>
+      </w:r>
+      <w:proofErr w:type="spellEnd"/>
+      <w:r>
+        <w:rPr>
+          <w:rFonts w:ascii="Times New Roman" w:hAnsi="Times New Roman" w:cs="Times New Roman"/>
+          <w:sz w:val="26"/>
+          <w:szCs w:val="26"/>
+        </w:rPr>
+        <w:t>.</w:t>
       </w:r>
     </w:p>
     <w:p>
@@ -1768,13 +2890,27 @@
         <w:rPr>
           <w:szCs w:val="26"/>
         </w:rPr>
-        <w:t>1.2.</w:t>
-      </w:r>
-      <w:r>
-        <w:rPr>
-          <w:szCs w:val="26"/>
-        </w:rPr>
-        <w:t>Spring Boot</w:t>
+        <w:t>1.</w:t>
+      </w:r>
+      <w:proofErr w:type="gramStart"/>
+      <w:r>
+        <w:rPr>
+          <w:szCs w:val="26"/>
+        </w:rPr>
+        <w:t>2.</w:t>
+      </w:r>
+      <w:r>
+        <w:rPr>
+          <w:szCs w:val="26"/>
+        </w:rPr>
+        <w:t>Spring</w:t>
+      </w:r>
+      <w:proofErr w:type="gramEnd"/>
+      <w:r>
+        <w:rPr>
+          <w:szCs w:val="26"/>
+        </w:rPr>
+        <w:t xml:space="preserve"> Boot</w:t>
       </w:r>
       <w:bookmarkEnd w:id="2"/>
     </w:p>
@@ -1789,13 +2925,635 @@
           <w:lang w:val="vi-VN"/>
         </w:rPr>
       </w:pPr>
-      <w:r>
-        <w:rPr>
-          <w:rFonts w:ascii="Times New Roman" w:eastAsia="Times New Roman" w:hAnsi="Times New Roman" w:cs="Times New Roman"/>
-          <w:sz w:val="26"/>
-          <w:szCs w:val="26"/>
-        </w:rPr>
-        <w:t>Là một dự án phát triển dựa trên Spring Framework. Mục tiêu của nó là đơn giản hóa quá trình cấu hình và triển khai (bootstrap) ứng dụng Spring. Thay vì phải cấu hình file XML hoặc Java Config phức tạp, Spring Boot hướng tới "Convention over Configuration"</w:t>
+      <w:proofErr w:type="spellStart"/>
+      <w:r>
+        <w:rPr>
+          <w:rFonts w:ascii="Times New Roman" w:eastAsia="Times New Roman" w:hAnsi="Times New Roman" w:cs="Times New Roman"/>
+          <w:sz w:val="26"/>
+          <w:szCs w:val="26"/>
+        </w:rPr>
+        <w:t>Là</w:t>
+      </w:r>
+      <w:proofErr w:type="spellEnd"/>
+      <w:r>
+        <w:rPr>
+          <w:rFonts w:ascii="Times New Roman" w:eastAsia="Times New Roman" w:hAnsi="Times New Roman" w:cs="Times New Roman"/>
+          <w:sz w:val="26"/>
+          <w:szCs w:val="26"/>
+        </w:rPr>
+        <w:t xml:space="preserve"> </w:t>
+      </w:r>
+      <w:proofErr w:type="spellStart"/>
+      <w:r>
+        <w:rPr>
+          <w:rFonts w:ascii="Times New Roman" w:eastAsia="Times New Roman" w:hAnsi="Times New Roman" w:cs="Times New Roman"/>
+          <w:sz w:val="26"/>
+          <w:szCs w:val="26"/>
+        </w:rPr>
+        <w:t>một</w:t>
+      </w:r>
+      <w:proofErr w:type="spellEnd"/>
+      <w:r>
+        <w:rPr>
+          <w:rFonts w:ascii="Times New Roman" w:eastAsia="Times New Roman" w:hAnsi="Times New Roman" w:cs="Times New Roman"/>
+          <w:sz w:val="26"/>
+          <w:szCs w:val="26"/>
+        </w:rPr>
+        <w:t xml:space="preserve"> </w:t>
+      </w:r>
+      <w:proofErr w:type="spellStart"/>
+      <w:r>
+        <w:rPr>
+          <w:rFonts w:ascii="Times New Roman" w:eastAsia="Times New Roman" w:hAnsi="Times New Roman" w:cs="Times New Roman"/>
+          <w:sz w:val="26"/>
+          <w:szCs w:val="26"/>
+        </w:rPr>
+        <w:t>dự</w:t>
+      </w:r>
+      <w:proofErr w:type="spellEnd"/>
+      <w:r>
+        <w:rPr>
+          <w:rFonts w:ascii="Times New Roman" w:eastAsia="Times New Roman" w:hAnsi="Times New Roman" w:cs="Times New Roman"/>
+          <w:sz w:val="26"/>
+          <w:szCs w:val="26"/>
+        </w:rPr>
+        <w:t xml:space="preserve"> </w:t>
+      </w:r>
+      <w:proofErr w:type="spellStart"/>
+      <w:r>
+        <w:rPr>
+          <w:rFonts w:ascii="Times New Roman" w:eastAsia="Times New Roman" w:hAnsi="Times New Roman" w:cs="Times New Roman"/>
+          <w:sz w:val="26"/>
+          <w:szCs w:val="26"/>
+        </w:rPr>
+        <w:t>án</w:t>
+      </w:r>
+      <w:proofErr w:type="spellEnd"/>
+      <w:r>
+        <w:rPr>
+          <w:rFonts w:ascii="Times New Roman" w:eastAsia="Times New Roman" w:hAnsi="Times New Roman" w:cs="Times New Roman"/>
+          <w:sz w:val="26"/>
+          <w:szCs w:val="26"/>
+        </w:rPr>
+        <w:t xml:space="preserve"> </w:t>
+      </w:r>
+      <w:proofErr w:type="spellStart"/>
+      <w:r>
+        <w:rPr>
+          <w:rFonts w:ascii="Times New Roman" w:eastAsia="Times New Roman" w:hAnsi="Times New Roman" w:cs="Times New Roman"/>
+          <w:sz w:val="26"/>
+          <w:szCs w:val="26"/>
+        </w:rPr>
+        <w:t>phát</w:t>
+      </w:r>
+      <w:proofErr w:type="spellEnd"/>
+      <w:r>
+        <w:rPr>
+          <w:rFonts w:ascii="Times New Roman" w:eastAsia="Times New Roman" w:hAnsi="Times New Roman" w:cs="Times New Roman"/>
+          <w:sz w:val="26"/>
+          <w:szCs w:val="26"/>
+        </w:rPr>
+        <w:t xml:space="preserve"> </w:t>
+      </w:r>
+      <w:proofErr w:type="spellStart"/>
+      <w:r>
+        <w:rPr>
+          <w:rFonts w:ascii="Times New Roman" w:eastAsia="Times New Roman" w:hAnsi="Times New Roman" w:cs="Times New Roman"/>
+          <w:sz w:val="26"/>
+          <w:szCs w:val="26"/>
+        </w:rPr>
+        <w:t>triển</w:t>
+      </w:r>
+      <w:proofErr w:type="spellEnd"/>
+      <w:r>
+        <w:rPr>
+          <w:rFonts w:ascii="Times New Roman" w:eastAsia="Times New Roman" w:hAnsi="Times New Roman" w:cs="Times New Roman"/>
+          <w:sz w:val="26"/>
+          <w:szCs w:val="26"/>
+        </w:rPr>
+        <w:t xml:space="preserve"> </w:t>
+      </w:r>
+      <w:proofErr w:type="spellStart"/>
+      <w:r>
+        <w:rPr>
+          <w:rFonts w:ascii="Times New Roman" w:eastAsia="Times New Roman" w:hAnsi="Times New Roman" w:cs="Times New Roman"/>
+          <w:sz w:val="26"/>
+          <w:szCs w:val="26"/>
+        </w:rPr>
+        <w:t>dựa</w:t>
+      </w:r>
+      <w:proofErr w:type="spellEnd"/>
+      <w:r>
+        <w:rPr>
+          <w:rFonts w:ascii="Times New Roman" w:eastAsia="Times New Roman" w:hAnsi="Times New Roman" w:cs="Times New Roman"/>
+          <w:sz w:val="26"/>
+          <w:szCs w:val="26"/>
+        </w:rPr>
+        <w:t xml:space="preserve"> </w:t>
+      </w:r>
+      <w:proofErr w:type="spellStart"/>
+      <w:r>
+        <w:rPr>
+          <w:rFonts w:ascii="Times New Roman" w:eastAsia="Times New Roman" w:hAnsi="Times New Roman" w:cs="Times New Roman"/>
+          <w:sz w:val="26"/>
+          <w:szCs w:val="26"/>
+        </w:rPr>
+        <w:t>trên</w:t>
+      </w:r>
+      <w:proofErr w:type="spellEnd"/>
+      <w:r>
+        <w:rPr>
+          <w:rFonts w:ascii="Times New Roman" w:eastAsia="Times New Roman" w:hAnsi="Times New Roman" w:cs="Times New Roman"/>
+          <w:sz w:val="26"/>
+          <w:szCs w:val="26"/>
+        </w:rPr>
+        <w:t xml:space="preserve"> Spring Framework. </w:t>
+      </w:r>
+      <w:proofErr w:type="spellStart"/>
+      <w:r>
+        <w:rPr>
+          <w:rFonts w:ascii="Times New Roman" w:eastAsia="Times New Roman" w:hAnsi="Times New Roman" w:cs="Times New Roman"/>
+          <w:sz w:val="26"/>
+          <w:szCs w:val="26"/>
+        </w:rPr>
+        <w:t>Mục</w:t>
+      </w:r>
+      <w:proofErr w:type="spellEnd"/>
+      <w:r>
+        <w:rPr>
+          <w:rFonts w:ascii="Times New Roman" w:eastAsia="Times New Roman" w:hAnsi="Times New Roman" w:cs="Times New Roman"/>
+          <w:sz w:val="26"/>
+          <w:szCs w:val="26"/>
+        </w:rPr>
+        <w:t xml:space="preserve"> </w:t>
+      </w:r>
+      <w:proofErr w:type="spellStart"/>
+      <w:r>
+        <w:rPr>
+          <w:rFonts w:ascii="Times New Roman" w:eastAsia="Times New Roman" w:hAnsi="Times New Roman" w:cs="Times New Roman"/>
+          <w:sz w:val="26"/>
+          <w:szCs w:val="26"/>
+        </w:rPr>
+        <w:t>tiêu</w:t>
+      </w:r>
+      <w:proofErr w:type="spellEnd"/>
+      <w:r>
+        <w:rPr>
+          <w:rFonts w:ascii="Times New Roman" w:eastAsia="Times New Roman" w:hAnsi="Times New Roman" w:cs="Times New Roman"/>
+          <w:sz w:val="26"/>
+          <w:szCs w:val="26"/>
+        </w:rPr>
+        <w:t xml:space="preserve"> </w:t>
+      </w:r>
+      <w:proofErr w:type="spellStart"/>
+      <w:r>
+        <w:rPr>
+          <w:rFonts w:ascii="Times New Roman" w:eastAsia="Times New Roman" w:hAnsi="Times New Roman" w:cs="Times New Roman"/>
+          <w:sz w:val="26"/>
+          <w:szCs w:val="26"/>
+        </w:rPr>
+        <w:t>của</w:t>
+      </w:r>
+      <w:proofErr w:type="spellEnd"/>
+      <w:r>
+        <w:rPr>
+          <w:rFonts w:ascii="Times New Roman" w:eastAsia="Times New Roman" w:hAnsi="Times New Roman" w:cs="Times New Roman"/>
+          <w:sz w:val="26"/>
+          <w:szCs w:val="26"/>
+        </w:rPr>
+        <w:t xml:space="preserve"> </w:t>
+      </w:r>
+      <w:proofErr w:type="spellStart"/>
+      <w:r>
+        <w:rPr>
+          <w:rFonts w:ascii="Times New Roman" w:eastAsia="Times New Roman" w:hAnsi="Times New Roman" w:cs="Times New Roman"/>
+          <w:sz w:val="26"/>
+          <w:szCs w:val="26"/>
+        </w:rPr>
+        <w:t>nó</w:t>
+      </w:r>
+      <w:proofErr w:type="spellEnd"/>
+      <w:r>
+        <w:rPr>
+          <w:rFonts w:ascii="Times New Roman" w:eastAsia="Times New Roman" w:hAnsi="Times New Roman" w:cs="Times New Roman"/>
+          <w:sz w:val="26"/>
+          <w:szCs w:val="26"/>
+        </w:rPr>
+        <w:t xml:space="preserve"> </w:t>
+      </w:r>
+      <w:proofErr w:type="spellStart"/>
+      <w:r>
+        <w:rPr>
+          <w:rFonts w:ascii="Times New Roman" w:eastAsia="Times New Roman" w:hAnsi="Times New Roman" w:cs="Times New Roman"/>
+          <w:sz w:val="26"/>
+          <w:szCs w:val="26"/>
+        </w:rPr>
+        <w:t>là</w:t>
+      </w:r>
+      <w:proofErr w:type="spellEnd"/>
+      <w:r>
+        <w:rPr>
+          <w:rFonts w:ascii="Times New Roman" w:eastAsia="Times New Roman" w:hAnsi="Times New Roman" w:cs="Times New Roman"/>
+          <w:sz w:val="26"/>
+          <w:szCs w:val="26"/>
+        </w:rPr>
+        <w:t xml:space="preserve"> </w:t>
+      </w:r>
+      <w:proofErr w:type="spellStart"/>
+      <w:r>
+        <w:rPr>
+          <w:rFonts w:ascii="Times New Roman" w:eastAsia="Times New Roman" w:hAnsi="Times New Roman" w:cs="Times New Roman"/>
+          <w:sz w:val="26"/>
+          <w:szCs w:val="26"/>
+        </w:rPr>
+        <w:t>đơn</w:t>
+      </w:r>
+      <w:proofErr w:type="spellEnd"/>
+      <w:r>
+        <w:rPr>
+          <w:rFonts w:ascii="Times New Roman" w:eastAsia="Times New Roman" w:hAnsi="Times New Roman" w:cs="Times New Roman"/>
+          <w:sz w:val="26"/>
+          <w:szCs w:val="26"/>
+        </w:rPr>
+        <w:t xml:space="preserve"> </w:t>
+      </w:r>
+      <w:proofErr w:type="spellStart"/>
+      <w:r>
+        <w:rPr>
+          <w:rFonts w:ascii="Times New Roman" w:eastAsia="Times New Roman" w:hAnsi="Times New Roman" w:cs="Times New Roman"/>
+          <w:sz w:val="26"/>
+          <w:szCs w:val="26"/>
+        </w:rPr>
+        <w:t>giản</w:t>
+      </w:r>
+      <w:proofErr w:type="spellEnd"/>
+      <w:r>
+        <w:rPr>
+          <w:rFonts w:ascii="Times New Roman" w:eastAsia="Times New Roman" w:hAnsi="Times New Roman" w:cs="Times New Roman"/>
+          <w:sz w:val="26"/>
+          <w:szCs w:val="26"/>
+        </w:rPr>
+        <w:t xml:space="preserve"> </w:t>
+      </w:r>
+      <w:proofErr w:type="spellStart"/>
+      <w:r>
+        <w:rPr>
+          <w:rFonts w:ascii="Times New Roman" w:eastAsia="Times New Roman" w:hAnsi="Times New Roman" w:cs="Times New Roman"/>
+          <w:sz w:val="26"/>
+          <w:szCs w:val="26"/>
+        </w:rPr>
+        <w:t>hóa</w:t>
+      </w:r>
+      <w:proofErr w:type="spellEnd"/>
+      <w:r>
+        <w:rPr>
+          <w:rFonts w:ascii="Times New Roman" w:eastAsia="Times New Roman" w:hAnsi="Times New Roman" w:cs="Times New Roman"/>
+          <w:sz w:val="26"/>
+          <w:szCs w:val="26"/>
+        </w:rPr>
+        <w:t xml:space="preserve"> </w:t>
+      </w:r>
+      <w:proofErr w:type="spellStart"/>
+      <w:r>
+        <w:rPr>
+          <w:rFonts w:ascii="Times New Roman" w:eastAsia="Times New Roman" w:hAnsi="Times New Roman" w:cs="Times New Roman"/>
+          <w:sz w:val="26"/>
+          <w:szCs w:val="26"/>
+        </w:rPr>
+        <w:t>quá</w:t>
+      </w:r>
+      <w:proofErr w:type="spellEnd"/>
+      <w:r>
+        <w:rPr>
+          <w:rFonts w:ascii="Times New Roman" w:eastAsia="Times New Roman" w:hAnsi="Times New Roman" w:cs="Times New Roman"/>
+          <w:sz w:val="26"/>
+          <w:szCs w:val="26"/>
+        </w:rPr>
+        <w:t xml:space="preserve"> </w:t>
+      </w:r>
+      <w:proofErr w:type="spellStart"/>
+      <w:r>
+        <w:rPr>
+          <w:rFonts w:ascii="Times New Roman" w:eastAsia="Times New Roman" w:hAnsi="Times New Roman" w:cs="Times New Roman"/>
+          <w:sz w:val="26"/>
+          <w:szCs w:val="26"/>
+        </w:rPr>
+        <w:t>trình</w:t>
+      </w:r>
+      <w:proofErr w:type="spellEnd"/>
+      <w:r>
+        <w:rPr>
+          <w:rFonts w:ascii="Times New Roman" w:eastAsia="Times New Roman" w:hAnsi="Times New Roman" w:cs="Times New Roman"/>
+          <w:sz w:val="26"/>
+          <w:szCs w:val="26"/>
+        </w:rPr>
+        <w:t xml:space="preserve"> </w:t>
+      </w:r>
+      <w:proofErr w:type="spellStart"/>
+      <w:r>
+        <w:rPr>
+          <w:rFonts w:ascii="Times New Roman" w:eastAsia="Times New Roman" w:hAnsi="Times New Roman" w:cs="Times New Roman"/>
+          <w:sz w:val="26"/>
+          <w:szCs w:val="26"/>
+        </w:rPr>
+        <w:t>cấu</w:t>
+      </w:r>
+      <w:proofErr w:type="spellEnd"/>
+      <w:r>
+        <w:rPr>
+          <w:rFonts w:ascii="Times New Roman" w:eastAsia="Times New Roman" w:hAnsi="Times New Roman" w:cs="Times New Roman"/>
+          <w:sz w:val="26"/>
+          <w:szCs w:val="26"/>
+        </w:rPr>
+        <w:t xml:space="preserve"> </w:t>
+      </w:r>
+      <w:proofErr w:type="spellStart"/>
+      <w:r>
+        <w:rPr>
+          <w:rFonts w:ascii="Times New Roman" w:eastAsia="Times New Roman" w:hAnsi="Times New Roman" w:cs="Times New Roman"/>
+          <w:sz w:val="26"/>
+          <w:szCs w:val="26"/>
+        </w:rPr>
+        <w:t>hình</w:t>
+      </w:r>
+      <w:proofErr w:type="spellEnd"/>
+      <w:r>
+        <w:rPr>
+          <w:rFonts w:ascii="Times New Roman" w:eastAsia="Times New Roman" w:hAnsi="Times New Roman" w:cs="Times New Roman"/>
+          <w:sz w:val="26"/>
+          <w:szCs w:val="26"/>
+        </w:rPr>
+        <w:t xml:space="preserve"> </w:t>
+      </w:r>
+      <w:proofErr w:type="spellStart"/>
+      <w:r>
+        <w:rPr>
+          <w:rFonts w:ascii="Times New Roman" w:eastAsia="Times New Roman" w:hAnsi="Times New Roman" w:cs="Times New Roman"/>
+          <w:sz w:val="26"/>
+          <w:szCs w:val="26"/>
+        </w:rPr>
+        <w:t>và</w:t>
+      </w:r>
+      <w:proofErr w:type="spellEnd"/>
+      <w:r>
+        <w:rPr>
+          <w:rFonts w:ascii="Times New Roman" w:eastAsia="Times New Roman" w:hAnsi="Times New Roman" w:cs="Times New Roman"/>
+          <w:sz w:val="26"/>
+          <w:szCs w:val="26"/>
+        </w:rPr>
+        <w:t xml:space="preserve"> </w:t>
+      </w:r>
+      <w:proofErr w:type="spellStart"/>
+      <w:r>
+        <w:rPr>
+          <w:rFonts w:ascii="Times New Roman" w:eastAsia="Times New Roman" w:hAnsi="Times New Roman" w:cs="Times New Roman"/>
+          <w:sz w:val="26"/>
+          <w:szCs w:val="26"/>
+        </w:rPr>
+        <w:t>triển</w:t>
+      </w:r>
+      <w:proofErr w:type="spellEnd"/>
+      <w:r>
+        <w:rPr>
+          <w:rFonts w:ascii="Times New Roman" w:eastAsia="Times New Roman" w:hAnsi="Times New Roman" w:cs="Times New Roman"/>
+          <w:sz w:val="26"/>
+          <w:szCs w:val="26"/>
+        </w:rPr>
+        <w:t xml:space="preserve"> </w:t>
+      </w:r>
+      <w:proofErr w:type="spellStart"/>
+      <w:r>
+        <w:rPr>
+          <w:rFonts w:ascii="Times New Roman" w:eastAsia="Times New Roman" w:hAnsi="Times New Roman" w:cs="Times New Roman"/>
+          <w:sz w:val="26"/>
+          <w:szCs w:val="26"/>
+        </w:rPr>
+        <w:t>khai</w:t>
+      </w:r>
+      <w:proofErr w:type="spellEnd"/>
+      <w:r>
+        <w:rPr>
+          <w:rFonts w:ascii="Times New Roman" w:eastAsia="Times New Roman" w:hAnsi="Times New Roman" w:cs="Times New Roman"/>
+          <w:sz w:val="26"/>
+          <w:szCs w:val="26"/>
+        </w:rPr>
+        <w:t xml:space="preserve"> (bootstrap) </w:t>
+      </w:r>
+      <w:proofErr w:type="spellStart"/>
+      <w:r>
+        <w:rPr>
+          <w:rFonts w:ascii="Times New Roman" w:eastAsia="Times New Roman" w:hAnsi="Times New Roman" w:cs="Times New Roman"/>
+          <w:sz w:val="26"/>
+          <w:szCs w:val="26"/>
+        </w:rPr>
+        <w:t>ứng</w:t>
+      </w:r>
+      <w:proofErr w:type="spellEnd"/>
+      <w:r>
+        <w:rPr>
+          <w:rFonts w:ascii="Times New Roman" w:eastAsia="Times New Roman" w:hAnsi="Times New Roman" w:cs="Times New Roman"/>
+          <w:sz w:val="26"/>
+          <w:szCs w:val="26"/>
+        </w:rPr>
+        <w:t xml:space="preserve"> </w:t>
+      </w:r>
+      <w:proofErr w:type="spellStart"/>
+      <w:r>
+        <w:rPr>
+          <w:rFonts w:ascii="Times New Roman" w:eastAsia="Times New Roman" w:hAnsi="Times New Roman" w:cs="Times New Roman"/>
+          <w:sz w:val="26"/>
+          <w:szCs w:val="26"/>
+        </w:rPr>
+        <w:t>dụng</w:t>
+      </w:r>
+      <w:proofErr w:type="spellEnd"/>
+      <w:r>
+        <w:rPr>
+          <w:rFonts w:ascii="Times New Roman" w:eastAsia="Times New Roman" w:hAnsi="Times New Roman" w:cs="Times New Roman"/>
+          <w:sz w:val="26"/>
+          <w:szCs w:val="26"/>
+        </w:rPr>
+        <w:t xml:space="preserve"> Spring. </w:t>
+      </w:r>
+      <w:proofErr w:type="spellStart"/>
+      <w:r>
+        <w:rPr>
+          <w:rFonts w:ascii="Times New Roman" w:eastAsia="Times New Roman" w:hAnsi="Times New Roman" w:cs="Times New Roman"/>
+          <w:sz w:val="26"/>
+          <w:szCs w:val="26"/>
+        </w:rPr>
+        <w:t>Thay</w:t>
+      </w:r>
+      <w:proofErr w:type="spellEnd"/>
+      <w:r>
+        <w:rPr>
+          <w:rFonts w:ascii="Times New Roman" w:eastAsia="Times New Roman" w:hAnsi="Times New Roman" w:cs="Times New Roman"/>
+          <w:sz w:val="26"/>
+          <w:szCs w:val="26"/>
+        </w:rPr>
+        <w:t xml:space="preserve"> </w:t>
+      </w:r>
+      <w:proofErr w:type="spellStart"/>
+      <w:r>
+        <w:rPr>
+          <w:rFonts w:ascii="Times New Roman" w:eastAsia="Times New Roman" w:hAnsi="Times New Roman" w:cs="Times New Roman"/>
+          <w:sz w:val="26"/>
+          <w:szCs w:val="26"/>
+        </w:rPr>
+        <w:t>vì</w:t>
+      </w:r>
+      <w:proofErr w:type="spellEnd"/>
+      <w:r>
+        <w:rPr>
+          <w:rFonts w:ascii="Times New Roman" w:eastAsia="Times New Roman" w:hAnsi="Times New Roman" w:cs="Times New Roman"/>
+          <w:sz w:val="26"/>
+          <w:szCs w:val="26"/>
+        </w:rPr>
+        <w:t xml:space="preserve"> </w:t>
+      </w:r>
+      <w:proofErr w:type="spellStart"/>
+      <w:r>
+        <w:rPr>
+          <w:rFonts w:ascii="Times New Roman" w:eastAsia="Times New Roman" w:hAnsi="Times New Roman" w:cs="Times New Roman"/>
+          <w:sz w:val="26"/>
+          <w:szCs w:val="26"/>
+        </w:rPr>
+        <w:t>phải</w:t>
+      </w:r>
+      <w:proofErr w:type="spellEnd"/>
+      <w:r>
+        <w:rPr>
+          <w:rFonts w:ascii="Times New Roman" w:eastAsia="Times New Roman" w:hAnsi="Times New Roman" w:cs="Times New Roman"/>
+          <w:sz w:val="26"/>
+          <w:szCs w:val="26"/>
+        </w:rPr>
+        <w:t xml:space="preserve"> </w:t>
+      </w:r>
+      <w:proofErr w:type="spellStart"/>
+      <w:r>
+        <w:rPr>
+          <w:rFonts w:ascii="Times New Roman" w:eastAsia="Times New Roman" w:hAnsi="Times New Roman" w:cs="Times New Roman"/>
+          <w:sz w:val="26"/>
+          <w:szCs w:val="26"/>
+        </w:rPr>
+        <w:t>cấu</w:t>
+      </w:r>
+      <w:proofErr w:type="spellEnd"/>
+      <w:r>
+        <w:rPr>
+          <w:rFonts w:ascii="Times New Roman" w:eastAsia="Times New Roman" w:hAnsi="Times New Roman" w:cs="Times New Roman"/>
+          <w:sz w:val="26"/>
+          <w:szCs w:val="26"/>
+        </w:rPr>
+        <w:t xml:space="preserve"> </w:t>
+      </w:r>
+      <w:proofErr w:type="spellStart"/>
+      <w:r>
+        <w:rPr>
+          <w:rFonts w:ascii="Times New Roman" w:eastAsia="Times New Roman" w:hAnsi="Times New Roman" w:cs="Times New Roman"/>
+          <w:sz w:val="26"/>
+          <w:szCs w:val="26"/>
+        </w:rPr>
+        <w:t>hình</w:t>
+      </w:r>
+      <w:proofErr w:type="spellEnd"/>
+      <w:r>
+        <w:rPr>
+          <w:rFonts w:ascii="Times New Roman" w:eastAsia="Times New Roman" w:hAnsi="Times New Roman" w:cs="Times New Roman"/>
+          <w:sz w:val="26"/>
+          <w:szCs w:val="26"/>
+        </w:rPr>
+        <w:t xml:space="preserve"> file XML </w:t>
+      </w:r>
+      <w:proofErr w:type="spellStart"/>
+      <w:r>
+        <w:rPr>
+          <w:rFonts w:ascii="Times New Roman" w:eastAsia="Times New Roman" w:hAnsi="Times New Roman" w:cs="Times New Roman"/>
+          <w:sz w:val="26"/>
+          <w:szCs w:val="26"/>
+        </w:rPr>
+        <w:t>hoặc</w:t>
+      </w:r>
+      <w:proofErr w:type="spellEnd"/>
+      <w:r>
+        <w:rPr>
+          <w:rFonts w:ascii="Times New Roman" w:eastAsia="Times New Roman" w:hAnsi="Times New Roman" w:cs="Times New Roman"/>
+          <w:sz w:val="26"/>
+          <w:szCs w:val="26"/>
+        </w:rPr>
+        <w:t xml:space="preserve"> Java Config </w:t>
+      </w:r>
+      <w:proofErr w:type="spellStart"/>
+      <w:r>
+        <w:rPr>
+          <w:rFonts w:ascii="Times New Roman" w:eastAsia="Times New Roman" w:hAnsi="Times New Roman" w:cs="Times New Roman"/>
+          <w:sz w:val="26"/>
+          <w:szCs w:val="26"/>
+        </w:rPr>
+        <w:t>phức</w:t>
+      </w:r>
+      <w:proofErr w:type="spellEnd"/>
+      <w:r>
+        <w:rPr>
+          <w:rFonts w:ascii="Times New Roman" w:eastAsia="Times New Roman" w:hAnsi="Times New Roman" w:cs="Times New Roman"/>
+          <w:sz w:val="26"/>
+          <w:szCs w:val="26"/>
+        </w:rPr>
+        <w:t xml:space="preserve"> </w:t>
+      </w:r>
+      <w:proofErr w:type="spellStart"/>
+      <w:r>
+        <w:rPr>
+          <w:rFonts w:ascii="Times New Roman" w:eastAsia="Times New Roman" w:hAnsi="Times New Roman" w:cs="Times New Roman"/>
+          <w:sz w:val="26"/>
+          <w:szCs w:val="26"/>
+        </w:rPr>
+        <w:t>tạp</w:t>
+      </w:r>
+      <w:proofErr w:type="spellEnd"/>
+      <w:r>
+        <w:rPr>
+          <w:rFonts w:ascii="Times New Roman" w:eastAsia="Times New Roman" w:hAnsi="Times New Roman" w:cs="Times New Roman"/>
+          <w:sz w:val="26"/>
+          <w:szCs w:val="26"/>
+        </w:rPr>
+        <w:t xml:space="preserve">, Spring Boot </w:t>
+      </w:r>
+      <w:proofErr w:type="spellStart"/>
+      <w:r>
+        <w:rPr>
+          <w:rFonts w:ascii="Times New Roman" w:eastAsia="Times New Roman" w:hAnsi="Times New Roman" w:cs="Times New Roman"/>
+          <w:sz w:val="26"/>
+          <w:szCs w:val="26"/>
+        </w:rPr>
+        <w:t>hướng</w:t>
+      </w:r>
+      <w:proofErr w:type="spellEnd"/>
+      <w:r>
+        <w:rPr>
+          <w:rFonts w:ascii="Times New Roman" w:eastAsia="Times New Roman" w:hAnsi="Times New Roman" w:cs="Times New Roman"/>
+          <w:sz w:val="26"/>
+          <w:szCs w:val="26"/>
+        </w:rPr>
+        <w:t xml:space="preserve"> </w:t>
+      </w:r>
+      <w:proofErr w:type="spellStart"/>
+      <w:r>
+        <w:rPr>
+          <w:rFonts w:ascii="Times New Roman" w:eastAsia="Times New Roman" w:hAnsi="Times New Roman" w:cs="Times New Roman"/>
+          <w:sz w:val="26"/>
+          <w:szCs w:val="26"/>
+        </w:rPr>
+        <w:t>tới</w:t>
+      </w:r>
+      <w:proofErr w:type="spellEnd"/>
+      <w:r>
+        <w:rPr>
+          <w:rFonts w:ascii="Times New Roman" w:eastAsia="Times New Roman" w:hAnsi="Times New Roman" w:cs="Times New Roman"/>
+          <w:sz w:val="26"/>
+          <w:szCs w:val="26"/>
+        </w:rPr>
+        <w:t xml:space="preserve"> "Convention over Configuration"</w:t>
       </w:r>
       <w:r>
         <w:rPr>
@@ -1820,15 +3578,65 @@
         <w:rPr>
           <w:szCs w:val="26"/>
         </w:rPr>
-        <w:t>1.3.</w:t>
-      </w:r>
-      <w:r>
-        <w:rPr>
-          <w:szCs w:val="26"/>
-        </w:rPr>
-        <w:t>Ưu điểm &amp; Hạn chế</w:t>
+        <w:t>1.</w:t>
+      </w:r>
+      <w:proofErr w:type="gramStart"/>
+      <w:r>
+        <w:rPr>
+          <w:szCs w:val="26"/>
+        </w:rPr>
+        <w:t>3.</w:t>
+      </w:r>
+      <w:r>
+        <w:rPr>
+          <w:szCs w:val="26"/>
+        </w:rPr>
+        <w:t>Ưu</w:t>
+      </w:r>
+      <w:proofErr w:type="gramEnd"/>
+      <w:r>
+        <w:rPr>
+          <w:szCs w:val="26"/>
+        </w:rPr>
+        <w:t xml:space="preserve"> </w:t>
+      </w:r>
+      <w:proofErr w:type="spellStart"/>
+      <w:r>
+        <w:rPr>
+          <w:szCs w:val="26"/>
+        </w:rPr>
+        <w:t>điểm</w:t>
+      </w:r>
+      <w:proofErr w:type="spellEnd"/>
+      <w:r>
+        <w:rPr>
+          <w:szCs w:val="26"/>
+        </w:rPr>
+        <w:t xml:space="preserve"> &amp; </w:t>
+      </w:r>
+      <w:proofErr w:type="spellStart"/>
+      <w:r>
+        <w:rPr>
+          <w:szCs w:val="26"/>
+        </w:rPr>
+        <w:t>Hạn</w:t>
+      </w:r>
+      <w:proofErr w:type="spellEnd"/>
+      <w:r>
+        <w:rPr>
+          <w:szCs w:val="26"/>
+        </w:rPr>
+        <w:t xml:space="preserve"> </w:t>
+      </w:r>
+      <w:proofErr w:type="spellStart"/>
+      <w:r>
+        <w:rPr>
+          <w:szCs w:val="26"/>
+        </w:rPr>
+        <w:t>chế</w:t>
       </w:r>
       <w:bookmarkEnd w:id="3"/>
+      <w:proofErr w:type="spellEnd"/>
     </w:p>
     <w:tbl>
       <w:tblPr>
@@ -1875,6 +3683,7 @@
                 <w:szCs w:val="26"/>
               </w:rPr>
             </w:pPr>
+            <w:proofErr w:type="spellStart"/>
             <w:r>
               <w:rPr>
                 <w:rFonts w:ascii="Times New Roman" w:eastAsia="Times New Roman" w:hAnsi="Times New Roman" w:cs="Times New Roman"/>
@@ -1883,8 +3692,31 @@
                 <w:sz w:val="26"/>
                 <w:szCs w:val="26"/>
               </w:rPr>
-              <w:t>Đặc điểm</w:t>
-            </w:r>
+              <w:t>Đặc</w:t>
+            </w:r>
+            <w:proofErr w:type="spellEnd"/>
+            <w:r>
+              <w:rPr>
+                <w:rFonts w:ascii="Times New Roman" w:eastAsia="Times New Roman" w:hAnsi="Times New Roman" w:cs="Times New Roman"/>
+                <w:b/>
+                <w:bCs/>
+                <w:sz w:val="26"/>
+                <w:szCs w:val="26"/>
+              </w:rPr>
+              <w:t xml:space="preserve"> </w:t>
+            </w:r>
+            <w:proofErr w:type="spellStart"/>
+            <w:r>
+              <w:rPr>
+                <w:rFonts w:ascii="Times New Roman" w:eastAsia="Times New Roman" w:hAnsi="Times New Roman" w:cs="Times New Roman"/>
+                <w:b/>
+                <w:bCs/>
+                <w:sz w:val="26"/>
+                <w:szCs w:val="26"/>
+              </w:rPr>
+              <w:t>điểm</w:t>
+            </w:r>
+            <w:proofErr w:type="spellEnd"/>
           </w:p>
         </w:tc>
         <w:tc>
@@ -1908,6 +3740,7 @@
                 <w:szCs w:val="26"/>
               </w:rPr>
             </w:pPr>
+            <w:proofErr w:type="spellStart"/>
             <w:r>
               <w:rPr>
                 <w:b/>
@@ -1915,8 +3748,29 @@
                 <w:sz w:val="26"/>
                 <w:szCs w:val="26"/>
               </w:rPr>
-              <w:t>Ưu điểm</w:t>
-            </w:r>
+              <w:t>Ưu</w:t>
+            </w:r>
+            <w:proofErr w:type="spellEnd"/>
+            <w:r>
+              <w:rPr>
+                <w:b/>
+                <w:bCs/>
+                <w:sz w:val="26"/>
+                <w:szCs w:val="26"/>
+              </w:rPr>
+              <w:t xml:space="preserve"> </w:t>
+            </w:r>
+            <w:proofErr w:type="spellStart"/>
+            <w:r>
+              <w:rPr>
+                <w:b/>
+                <w:bCs/>
+                <w:sz w:val="26"/>
+                <w:szCs w:val="26"/>
+              </w:rPr>
+              <w:t>điểm</w:t>
+            </w:r>
+            <w:proofErr w:type="spellEnd"/>
           </w:p>
         </w:tc>
         <w:tc>
@@ -1940,6 +3794,7 @@
                 <w:szCs w:val="26"/>
               </w:rPr>
             </w:pPr>
+            <w:proofErr w:type="spellStart"/>
             <w:r>
               <w:rPr>
                 <w:rFonts w:ascii="Times New Roman" w:eastAsia="Times New Roman" w:hAnsi="Times New Roman" w:cs="Times New Roman"/>
@@ -1948,8 +3803,31 @@
                 <w:sz w:val="26"/>
                 <w:szCs w:val="26"/>
               </w:rPr>
-              <w:t>Hạn chế</w:t>
-            </w:r>
+              <w:t>Hạn</w:t>
+            </w:r>
+            <w:proofErr w:type="spellEnd"/>
+            <w:r>
+              <w:rPr>
+                <w:rFonts w:ascii="Times New Roman" w:eastAsia="Times New Roman" w:hAnsi="Times New Roman" w:cs="Times New Roman"/>
+                <w:b/>
+                <w:bCs/>
+                <w:sz w:val="26"/>
+                <w:szCs w:val="26"/>
+              </w:rPr>
+              <w:t xml:space="preserve"> </w:t>
+            </w:r>
+            <w:proofErr w:type="spellStart"/>
+            <w:r>
+              <w:rPr>
+                <w:rFonts w:ascii="Times New Roman" w:eastAsia="Times New Roman" w:hAnsi="Times New Roman" w:cs="Times New Roman"/>
+                <w:b/>
+                <w:bCs/>
+                <w:sz w:val="26"/>
+                <w:szCs w:val="26"/>
+              </w:rPr>
+              <w:t>chế</w:t>
+            </w:r>
+            <w:proofErr w:type="spellEnd"/>
           </w:p>
         </w:tc>
       </w:tr>
@@ -2017,7 +3895,367 @@
                 <w:sz w:val="26"/>
                 <w:szCs w:val="26"/>
               </w:rPr>
-              <w:t>Linh hoạt tối đa, kiểm soát chi tiết mọi cấu hình. Phù hợp cho các hệ thống phức tạp, tùy chỉnh cao.</w:t>
+              <w:t xml:space="preserve">Linh </w:t>
+            </w:r>
+            <w:proofErr w:type="spellStart"/>
+            <w:r>
+              <w:rPr>
+                <w:rFonts w:ascii="Times New Roman" w:eastAsia="Times New Roman" w:hAnsi="Times New Roman" w:cs="Times New Roman"/>
+                <w:sz w:val="26"/>
+                <w:szCs w:val="26"/>
+              </w:rPr>
+              <w:t>hoạt</w:t>
+            </w:r>
+            <w:proofErr w:type="spellEnd"/>
+            <w:r>
+              <w:rPr>
+                <w:rFonts w:ascii="Times New Roman" w:eastAsia="Times New Roman" w:hAnsi="Times New Roman" w:cs="Times New Roman"/>
+                <w:sz w:val="26"/>
+                <w:szCs w:val="26"/>
+              </w:rPr>
+              <w:t xml:space="preserve"> </w:t>
+            </w:r>
+            <w:proofErr w:type="spellStart"/>
+            <w:r>
+              <w:rPr>
+                <w:rFonts w:ascii="Times New Roman" w:eastAsia="Times New Roman" w:hAnsi="Times New Roman" w:cs="Times New Roman"/>
+                <w:sz w:val="26"/>
+                <w:szCs w:val="26"/>
+              </w:rPr>
+              <w:t>tối</w:t>
+            </w:r>
+            <w:proofErr w:type="spellEnd"/>
+            <w:r>
+              <w:rPr>
+                <w:rFonts w:ascii="Times New Roman" w:eastAsia="Times New Roman" w:hAnsi="Times New Roman" w:cs="Times New Roman"/>
+                <w:sz w:val="26"/>
+                <w:szCs w:val="26"/>
+              </w:rPr>
+              <w:t xml:space="preserve"> </w:t>
+            </w:r>
+            <w:proofErr w:type="spellStart"/>
+            <w:r>
+              <w:rPr>
+                <w:rFonts w:ascii="Times New Roman" w:eastAsia="Times New Roman" w:hAnsi="Times New Roman" w:cs="Times New Roman"/>
+                <w:sz w:val="26"/>
+                <w:szCs w:val="26"/>
+              </w:rPr>
+              <w:t>đa</w:t>
+            </w:r>
+            <w:proofErr w:type="spellEnd"/>
+            <w:r>
+              <w:rPr>
+                <w:rFonts w:ascii="Times New Roman" w:eastAsia="Times New Roman" w:hAnsi="Times New Roman" w:cs="Times New Roman"/>
+                <w:sz w:val="26"/>
+                <w:szCs w:val="26"/>
+              </w:rPr>
+              <w:t xml:space="preserve">, </w:t>
+            </w:r>
+            <w:proofErr w:type="spellStart"/>
+            <w:r>
+              <w:rPr>
+                <w:rFonts w:ascii="Times New Roman" w:eastAsia="Times New Roman" w:hAnsi="Times New Roman" w:cs="Times New Roman"/>
+                <w:sz w:val="26"/>
+                <w:szCs w:val="26"/>
+              </w:rPr>
+              <w:t>kiểm</w:t>
+            </w:r>
+            <w:proofErr w:type="spellEnd"/>
+            <w:r>
+              <w:rPr>
+                <w:rFonts w:ascii="Times New Roman" w:eastAsia="Times New Roman" w:hAnsi="Times New Roman" w:cs="Times New Roman"/>
+                <w:sz w:val="26"/>
+                <w:szCs w:val="26"/>
+              </w:rPr>
+              <w:t xml:space="preserve"> </w:t>
+            </w:r>
+            <w:proofErr w:type="spellStart"/>
+            <w:r>
+              <w:rPr>
+                <w:rFonts w:ascii="Times New Roman" w:eastAsia="Times New Roman" w:hAnsi="Times New Roman" w:cs="Times New Roman"/>
+                <w:sz w:val="26"/>
+                <w:szCs w:val="26"/>
+              </w:rPr>
+              <w:t>soát</w:t>
+            </w:r>
+            <w:proofErr w:type="spellEnd"/>
+            <w:r>
+              <w:rPr>
+                <w:rFonts w:ascii="Times New Roman" w:eastAsia="Times New Roman" w:hAnsi="Times New Roman" w:cs="Times New Roman"/>
+                <w:sz w:val="26"/>
+                <w:szCs w:val="26"/>
+              </w:rPr>
+              <w:t xml:space="preserve"> chi </w:t>
+            </w:r>
+            <w:proofErr w:type="spellStart"/>
+            <w:r>
+              <w:rPr>
+                <w:rFonts w:ascii="Times New Roman" w:eastAsia="Times New Roman" w:hAnsi="Times New Roman" w:cs="Times New Roman"/>
+                <w:sz w:val="26"/>
+                <w:szCs w:val="26"/>
+              </w:rPr>
+              <w:t>tiết</w:t>
+            </w:r>
+            <w:proofErr w:type="spellEnd"/>
+            <w:r>
+              <w:rPr>
+                <w:rFonts w:ascii="Times New Roman" w:eastAsia="Times New Roman" w:hAnsi="Times New Roman" w:cs="Times New Roman"/>
+                <w:sz w:val="26"/>
+                <w:szCs w:val="26"/>
+              </w:rPr>
+              <w:t xml:space="preserve"> </w:t>
+            </w:r>
+            <w:proofErr w:type="spellStart"/>
+            <w:r>
+              <w:rPr>
+                <w:rFonts w:ascii="Times New Roman" w:eastAsia="Times New Roman" w:hAnsi="Times New Roman" w:cs="Times New Roman"/>
+                <w:sz w:val="26"/>
+                <w:szCs w:val="26"/>
+              </w:rPr>
+              <w:t>mọi</w:t>
+            </w:r>
+            <w:proofErr w:type="spellEnd"/>
+            <w:r>
+              <w:rPr>
+                <w:rFonts w:ascii="Times New Roman" w:eastAsia="Times New Roman" w:hAnsi="Times New Roman" w:cs="Times New Roman"/>
+                <w:sz w:val="26"/>
+                <w:szCs w:val="26"/>
+              </w:rPr>
+              <w:t xml:space="preserve"> </w:t>
+            </w:r>
+            <w:proofErr w:type="spellStart"/>
+            <w:r>
+              <w:rPr>
+                <w:rFonts w:ascii="Times New Roman" w:eastAsia="Times New Roman" w:hAnsi="Times New Roman" w:cs="Times New Roman"/>
+                <w:sz w:val="26"/>
+                <w:szCs w:val="26"/>
+              </w:rPr>
+              <w:t>cấu</w:t>
+            </w:r>
+            <w:proofErr w:type="spellEnd"/>
+            <w:r>
+              <w:rPr>
+                <w:rFonts w:ascii="Times New Roman" w:eastAsia="Times New Roman" w:hAnsi="Times New Roman" w:cs="Times New Roman"/>
+                <w:sz w:val="26"/>
+                <w:szCs w:val="26"/>
+              </w:rPr>
+              <w:t xml:space="preserve"> </w:t>
+            </w:r>
+            <w:proofErr w:type="spellStart"/>
+            <w:r>
+              <w:rPr>
+                <w:rFonts w:ascii="Times New Roman" w:eastAsia="Times New Roman" w:hAnsi="Times New Roman" w:cs="Times New Roman"/>
+                <w:sz w:val="26"/>
+                <w:szCs w:val="26"/>
+              </w:rPr>
+              <w:t>hình</w:t>
+            </w:r>
+            <w:proofErr w:type="spellEnd"/>
+            <w:r>
+              <w:rPr>
+                <w:rFonts w:ascii="Times New Roman" w:eastAsia="Times New Roman" w:hAnsi="Times New Roman" w:cs="Times New Roman"/>
+                <w:sz w:val="26"/>
+                <w:szCs w:val="26"/>
+              </w:rPr>
+              <w:t xml:space="preserve">. </w:t>
+            </w:r>
+            <w:proofErr w:type="spellStart"/>
+            <w:r>
+              <w:rPr>
+                <w:rFonts w:ascii="Times New Roman" w:eastAsia="Times New Roman" w:hAnsi="Times New Roman" w:cs="Times New Roman"/>
+                <w:sz w:val="26"/>
+                <w:szCs w:val="26"/>
+              </w:rPr>
+              <w:t>Phù</w:t>
+            </w:r>
+            <w:proofErr w:type="spellEnd"/>
+            <w:r>
+              <w:rPr>
+                <w:rFonts w:ascii="Times New Roman" w:eastAsia="Times New Roman" w:hAnsi="Times New Roman" w:cs="Times New Roman"/>
+                <w:sz w:val="26"/>
+                <w:szCs w:val="26"/>
+              </w:rPr>
+              <w:t xml:space="preserve"> </w:t>
+            </w:r>
+            <w:proofErr w:type="spellStart"/>
+            <w:r>
+              <w:rPr>
+                <w:rFonts w:ascii="Times New Roman" w:eastAsia="Times New Roman" w:hAnsi="Times New Roman" w:cs="Times New Roman"/>
+                <w:sz w:val="26"/>
+                <w:szCs w:val="26"/>
+              </w:rPr>
+              <w:t>hợp</w:t>
+            </w:r>
+            <w:proofErr w:type="spellEnd"/>
+            <w:r>
+              <w:rPr>
+                <w:rFonts w:ascii="Times New Roman" w:eastAsia="Times New Roman" w:hAnsi="Times New Roman" w:cs="Times New Roman"/>
+                <w:sz w:val="26"/>
+                <w:szCs w:val="26"/>
+              </w:rPr>
+              <w:t xml:space="preserve"> </w:t>
+            </w:r>
+            <w:proofErr w:type="spellStart"/>
+            <w:r>
+              <w:rPr>
+                <w:rFonts w:ascii="Times New Roman" w:eastAsia="Times New Roman" w:hAnsi="Times New Roman" w:cs="Times New Roman"/>
+                <w:sz w:val="26"/>
+                <w:szCs w:val="26"/>
+              </w:rPr>
+              <w:t>cho</w:t>
+            </w:r>
+            <w:proofErr w:type="spellEnd"/>
+            <w:r>
+              <w:rPr>
+                <w:rFonts w:ascii="Times New Roman" w:eastAsia="Times New Roman" w:hAnsi="Times New Roman" w:cs="Times New Roman"/>
+                <w:sz w:val="26"/>
+                <w:szCs w:val="26"/>
+              </w:rPr>
+              <w:t xml:space="preserve"> </w:t>
+            </w:r>
+            <w:proofErr w:type="spellStart"/>
+            <w:r>
+              <w:rPr>
+                <w:rFonts w:ascii="Times New Roman" w:eastAsia="Times New Roman" w:hAnsi="Times New Roman" w:cs="Times New Roman"/>
+                <w:sz w:val="26"/>
+                <w:szCs w:val="26"/>
+              </w:rPr>
+              <w:t>các</w:t>
+            </w:r>
+            <w:proofErr w:type="spellEnd"/>
+            <w:r>
+              <w:rPr>
+                <w:rFonts w:ascii="Times New Roman" w:eastAsia="Times New Roman" w:hAnsi="Times New Roman" w:cs="Times New Roman"/>
+                <w:sz w:val="26"/>
+                <w:szCs w:val="26"/>
+              </w:rPr>
+              <w:t xml:space="preserve"> </w:t>
+            </w:r>
+            <w:proofErr w:type="spellStart"/>
+            <w:r>
+              <w:rPr>
+                <w:rFonts w:ascii="Times New Roman" w:eastAsia="Times New Roman" w:hAnsi="Times New Roman" w:cs="Times New Roman"/>
+                <w:sz w:val="26"/>
+                <w:szCs w:val="26"/>
+              </w:rPr>
+              <w:t>hệ</w:t>
+            </w:r>
+            <w:proofErr w:type="spellEnd"/>
+            <w:r>
+              <w:rPr>
+                <w:rFonts w:ascii="Times New Roman" w:eastAsia="Times New Roman" w:hAnsi="Times New Roman" w:cs="Times New Roman"/>
+                <w:sz w:val="26"/>
+                <w:szCs w:val="26"/>
+              </w:rPr>
+              <w:t xml:space="preserve"> </w:t>
+            </w:r>
+            <w:proofErr w:type="spellStart"/>
+            <w:r>
+              <w:rPr>
+                <w:rFonts w:ascii="Times New Roman" w:eastAsia="Times New Roman" w:hAnsi="Times New Roman" w:cs="Times New Roman"/>
+                <w:sz w:val="26"/>
+                <w:szCs w:val="26"/>
+              </w:rPr>
+              <w:t>thống</w:t>
+            </w:r>
+            <w:proofErr w:type="spellEnd"/>
+            <w:r>
+              <w:rPr>
+                <w:rFonts w:ascii="Times New Roman" w:eastAsia="Times New Roman" w:hAnsi="Times New Roman" w:cs="Times New Roman"/>
+                <w:sz w:val="26"/>
+                <w:szCs w:val="26"/>
+              </w:rPr>
+              <w:t xml:space="preserve"> </w:t>
+            </w:r>
+            <w:proofErr w:type="spellStart"/>
+            <w:r>
+              <w:rPr>
+                <w:rFonts w:ascii="Times New Roman" w:eastAsia="Times New Roman" w:hAnsi="Times New Roman" w:cs="Times New Roman"/>
+                <w:sz w:val="26"/>
+                <w:szCs w:val="26"/>
+              </w:rPr>
+              <w:t>phức</w:t>
+            </w:r>
+            <w:proofErr w:type="spellEnd"/>
+            <w:r>
+              <w:rPr>
+                <w:rFonts w:ascii="Times New Roman" w:eastAsia="Times New Roman" w:hAnsi="Times New Roman" w:cs="Times New Roman"/>
+                <w:sz w:val="26"/>
+                <w:szCs w:val="26"/>
+              </w:rPr>
+              <w:t xml:space="preserve"> </w:t>
+            </w:r>
+            <w:proofErr w:type="spellStart"/>
+            <w:r>
+              <w:rPr>
+                <w:rFonts w:ascii="Times New Roman" w:eastAsia="Times New Roman" w:hAnsi="Times New Roman" w:cs="Times New Roman"/>
+                <w:sz w:val="26"/>
+                <w:szCs w:val="26"/>
+              </w:rPr>
+              <w:t>tạp</w:t>
+            </w:r>
+            <w:proofErr w:type="spellEnd"/>
+            <w:r>
+              <w:rPr>
+                <w:rFonts w:ascii="Times New Roman" w:eastAsia="Times New Roman" w:hAnsi="Times New Roman" w:cs="Times New Roman"/>
+                <w:sz w:val="26"/>
+                <w:szCs w:val="26"/>
+              </w:rPr>
+              <w:t xml:space="preserve">, </w:t>
+            </w:r>
+            <w:proofErr w:type="spellStart"/>
+            <w:r>
+              <w:rPr>
+                <w:rFonts w:ascii="Times New Roman" w:eastAsia="Times New Roman" w:hAnsi="Times New Roman" w:cs="Times New Roman"/>
+                <w:sz w:val="26"/>
+                <w:szCs w:val="26"/>
+              </w:rPr>
+              <w:t>tùy</w:t>
+            </w:r>
+            <w:proofErr w:type="spellEnd"/>
+            <w:r>
+              <w:rPr>
+                <w:rFonts w:ascii="Times New Roman" w:eastAsia="Times New Roman" w:hAnsi="Times New Roman" w:cs="Times New Roman"/>
+                <w:sz w:val="26"/>
+                <w:szCs w:val="26"/>
+              </w:rPr>
+              <w:t xml:space="preserve"> </w:t>
+            </w:r>
+            <w:proofErr w:type="spellStart"/>
+            <w:r>
+              <w:rPr>
+                <w:rFonts w:ascii="Times New Roman" w:eastAsia="Times New Roman" w:hAnsi="Times New Roman" w:cs="Times New Roman"/>
+                <w:sz w:val="26"/>
+                <w:szCs w:val="26"/>
+              </w:rPr>
+              <w:t>chỉnh</w:t>
+            </w:r>
+            <w:proofErr w:type="spellEnd"/>
+            <w:r>
+              <w:rPr>
+                <w:rFonts w:ascii="Times New Roman" w:eastAsia="Times New Roman" w:hAnsi="Times New Roman" w:cs="Times New Roman"/>
+                <w:sz w:val="26"/>
+                <w:szCs w:val="26"/>
+              </w:rPr>
+              <w:t xml:space="preserve"> </w:t>
+            </w:r>
+            <w:proofErr w:type="spellStart"/>
+            <w:r>
+              <w:rPr>
+                <w:rFonts w:ascii="Times New Roman" w:eastAsia="Times New Roman" w:hAnsi="Times New Roman" w:cs="Times New Roman"/>
+                <w:sz w:val="26"/>
+                <w:szCs w:val="26"/>
+              </w:rPr>
+              <w:t>cao</w:t>
+            </w:r>
+            <w:proofErr w:type="spellEnd"/>
+            <w:r>
+              <w:rPr>
+                <w:rFonts w:ascii="Times New Roman" w:eastAsia="Times New Roman" w:hAnsi="Times New Roman" w:cs="Times New Roman"/>
+                <w:sz w:val="26"/>
+                <w:szCs w:val="26"/>
+              </w:rPr>
+              <w:t>.</w:t>
             </w:r>
           </w:p>
         </w:tc>
@@ -2042,13 +4280,239 @@
                 <w:szCs w:val="26"/>
               </w:rPr>
             </w:pPr>
-            <w:r>
-              <w:rPr>
-                <w:rFonts w:ascii="Times New Roman" w:eastAsia="Times New Roman" w:hAnsi="Times New Roman" w:cs="Times New Roman"/>
-                <w:sz w:val="26"/>
-                <w:szCs w:val="26"/>
-              </w:rPr>
-              <w:t>Cấu hình cực kỳ rườm rà (cơn ác mộng XML), tốn thời gian setup ban đầu.</w:t>
+            <w:proofErr w:type="spellStart"/>
+            <w:r>
+              <w:rPr>
+                <w:rFonts w:ascii="Times New Roman" w:eastAsia="Times New Roman" w:hAnsi="Times New Roman" w:cs="Times New Roman"/>
+                <w:sz w:val="26"/>
+                <w:szCs w:val="26"/>
+              </w:rPr>
+              <w:t>Cấu</w:t>
+            </w:r>
+            <w:proofErr w:type="spellEnd"/>
+            <w:r>
+              <w:rPr>
+                <w:rFonts w:ascii="Times New Roman" w:eastAsia="Times New Roman" w:hAnsi="Times New Roman" w:cs="Times New Roman"/>
+                <w:sz w:val="26"/>
+                <w:szCs w:val="26"/>
+              </w:rPr>
+              <w:t xml:space="preserve"> </w:t>
+            </w:r>
+            <w:proofErr w:type="spellStart"/>
+            <w:r>
+              <w:rPr>
+                <w:rFonts w:ascii="Times New Roman" w:eastAsia="Times New Roman" w:hAnsi="Times New Roman" w:cs="Times New Roman"/>
+                <w:sz w:val="26"/>
+                <w:szCs w:val="26"/>
+              </w:rPr>
+              <w:t>hình</w:t>
+            </w:r>
+            <w:proofErr w:type="spellEnd"/>
+            <w:r>
+              <w:rPr>
+                <w:rFonts w:ascii="Times New Roman" w:eastAsia="Times New Roman" w:hAnsi="Times New Roman" w:cs="Times New Roman"/>
+                <w:sz w:val="26"/>
+                <w:szCs w:val="26"/>
+              </w:rPr>
+              <w:t xml:space="preserve"> </w:t>
+            </w:r>
+            <w:proofErr w:type="spellStart"/>
+            <w:r>
+              <w:rPr>
+                <w:rFonts w:ascii="Times New Roman" w:eastAsia="Times New Roman" w:hAnsi="Times New Roman" w:cs="Times New Roman"/>
+                <w:sz w:val="26"/>
+                <w:szCs w:val="26"/>
+              </w:rPr>
+              <w:t>cực</w:t>
+            </w:r>
+            <w:proofErr w:type="spellEnd"/>
+            <w:r>
+              <w:rPr>
+                <w:rFonts w:ascii="Times New Roman" w:eastAsia="Times New Roman" w:hAnsi="Times New Roman" w:cs="Times New Roman"/>
+                <w:sz w:val="26"/>
+                <w:szCs w:val="26"/>
+              </w:rPr>
+              <w:t xml:space="preserve"> </w:t>
+            </w:r>
+            <w:proofErr w:type="spellStart"/>
+            <w:r>
+              <w:rPr>
+                <w:rFonts w:ascii="Times New Roman" w:eastAsia="Times New Roman" w:hAnsi="Times New Roman" w:cs="Times New Roman"/>
+                <w:sz w:val="26"/>
+                <w:szCs w:val="26"/>
+              </w:rPr>
+              <w:t>kỳ</w:t>
+            </w:r>
+            <w:proofErr w:type="spellEnd"/>
+            <w:r>
+              <w:rPr>
+                <w:rFonts w:ascii="Times New Roman" w:eastAsia="Times New Roman" w:hAnsi="Times New Roman" w:cs="Times New Roman"/>
+                <w:sz w:val="26"/>
+                <w:szCs w:val="26"/>
+              </w:rPr>
+              <w:t xml:space="preserve"> </w:t>
+            </w:r>
+            <w:proofErr w:type="spellStart"/>
+            <w:r>
+              <w:rPr>
+                <w:rFonts w:ascii="Times New Roman" w:eastAsia="Times New Roman" w:hAnsi="Times New Roman" w:cs="Times New Roman"/>
+                <w:sz w:val="26"/>
+                <w:szCs w:val="26"/>
+              </w:rPr>
+              <w:t>rườm</w:t>
+            </w:r>
+            <w:proofErr w:type="spellEnd"/>
+            <w:r>
+              <w:rPr>
+                <w:rFonts w:ascii="Times New Roman" w:eastAsia="Times New Roman" w:hAnsi="Times New Roman" w:cs="Times New Roman"/>
+                <w:sz w:val="26"/>
+                <w:szCs w:val="26"/>
+              </w:rPr>
+              <w:t xml:space="preserve"> </w:t>
+            </w:r>
+            <w:proofErr w:type="spellStart"/>
+            <w:r>
+              <w:rPr>
+                <w:rFonts w:ascii="Times New Roman" w:eastAsia="Times New Roman" w:hAnsi="Times New Roman" w:cs="Times New Roman"/>
+                <w:sz w:val="26"/>
+                <w:szCs w:val="26"/>
+              </w:rPr>
+              <w:t>rà</w:t>
+            </w:r>
+            <w:proofErr w:type="spellEnd"/>
+            <w:r>
+              <w:rPr>
+                <w:rFonts w:ascii="Times New Roman" w:eastAsia="Times New Roman" w:hAnsi="Times New Roman" w:cs="Times New Roman"/>
+                <w:sz w:val="26"/>
+                <w:szCs w:val="26"/>
+              </w:rPr>
+              <w:t xml:space="preserve"> (</w:t>
+            </w:r>
+            <w:proofErr w:type="spellStart"/>
+            <w:r>
+              <w:rPr>
+                <w:rFonts w:ascii="Times New Roman" w:eastAsia="Times New Roman" w:hAnsi="Times New Roman" w:cs="Times New Roman"/>
+                <w:sz w:val="26"/>
+                <w:szCs w:val="26"/>
+              </w:rPr>
+              <w:t>cơn</w:t>
+            </w:r>
+            <w:proofErr w:type="spellEnd"/>
+            <w:r>
+              <w:rPr>
+                <w:rFonts w:ascii="Times New Roman" w:eastAsia="Times New Roman" w:hAnsi="Times New Roman" w:cs="Times New Roman"/>
+                <w:sz w:val="26"/>
+                <w:szCs w:val="26"/>
+              </w:rPr>
+              <w:t xml:space="preserve"> </w:t>
+            </w:r>
+            <w:proofErr w:type="spellStart"/>
+            <w:r>
+              <w:rPr>
+                <w:rFonts w:ascii="Times New Roman" w:eastAsia="Times New Roman" w:hAnsi="Times New Roman" w:cs="Times New Roman"/>
+                <w:sz w:val="26"/>
+                <w:szCs w:val="26"/>
+              </w:rPr>
+              <w:t>ác</w:t>
+            </w:r>
+            <w:proofErr w:type="spellEnd"/>
+            <w:r>
+              <w:rPr>
+                <w:rFonts w:ascii="Times New Roman" w:eastAsia="Times New Roman" w:hAnsi="Times New Roman" w:cs="Times New Roman"/>
+                <w:sz w:val="26"/>
+                <w:szCs w:val="26"/>
+              </w:rPr>
+              <w:t xml:space="preserve"> </w:t>
+            </w:r>
+            <w:proofErr w:type="spellStart"/>
+            <w:r>
+              <w:rPr>
+                <w:rFonts w:ascii="Times New Roman" w:eastAsia="Times New Roman" w:hAnsi="Times New Roman" w:cs="Times New Roman"/>
+                <w:sz w:val="26"/>
+                <w:szCs w:val="26"/>
+              </w:rPr>
+              <w:t>mộng</w:t>
+            </w:r>
+            <w:proofErr w:type="spellEnd"/>
+            <w:r>
+              <w:rPr>
+                <w:rFonts w:ascii="Times New Roman" w:eastAsia="Times New Roman" w:hAnsi="Times New Roman" w:cs="Times New Roman"/>
+                <w:sz w:val="26"/>
+                <w:szCs w:val="26"/>
+              </w:rPr>
+              <w:t xml:space="preserve"> XML), </w:t>
+            </w:r>
+            <w:proofErr w:type="spellStart"/>
+            <w:r>
+              <w:rPr>
+                <w:rFonts w:ascii="Times New Roman" w:eastAsia="Times New Roman" w:hAnsi="Times New Roman" w:cs="Times New Roman"/>
+                <w:sz w:val="26"/>
+                <w:szCs w:val="26"/>
+              </w:rPr>
+              <w:t>tốn</w:t>
+            </w:r>
+            <w:proofErr w:type="spellEnd"/>
+            <w:r>
+              <w:rPr>
+                <w:rFonts w:ascii="Times New Roman" w:eastAsia="Times New Roman" w:hAnsi="Times New Roman" w:cs="Times New Roman"/>
+                <w:sz w:val="26"/>
+                <w:szCs w:val="26"/>
+              </w:rPr>
+              <w:t xml:space="preserve"> </w:t>
+            </w:r>
+            <w:proofErr w:type="spellStart"/>
+            <w:r>
+              <w:rPr>
+                <w:rFonts w:ascii="Times New Roman" w:eastAsia="Times New Roman" w:hAnsi="Times New Roman" w:cs="Times New Roman"/>
+                <w:sz w:val="26"/>
+                <w:szCs w:val="26"/>
+              </w:rPr>
+              <w:t>thời</w:t>
+            </w:r>
+            <w:proofErr w:type="spellEnd"/>
+            <w:r>
+              <w:rPr>
+                <w:rFonts w:ascii="Times New Roman" w:eastAsia="Times New Roman" w:hAnsi="Times New Roman" w:cs="Times New Roman"/>
+                <w:sz w:val="26"/>
+                <w:szCs w:val="26"/>
+              </w:rPr>
+              <w:t xml:space="preserve"> </w:t>
+            </w:r>
+            <w:proofErr w:type="spellStart"/>
+            <w:r>
+              <w:rPr>
+                <w:rFonts w:ascii="Times New Roman" w:eastAsia="Times New Roman" w:hAnsi="Times New Roman" w:cs="Times New Roman"/>
+                <w:sz w:val="26"/>
+                <w:szCs w:val="26"/>
+              </w:rPr>
+              <w:t>gian</w:t>
+            </w:r>
+            <w:proofErr w:type="spellEnd"/>
+            <w:r>
+              <w:rPr>
+                <w:rFonts w:ascii="Times New Roman" w:eastAsia="Times New Roman" w:hAnsi="Times New Roman" w:cs="Times New Roman"/>
+                <w:sz w:val="26"/>
+                <w:szCs w:val="26"/>
+              </w:rPr>
+              <w:t xml:space="preserve"> setup ban </w:t>
+            </w:r>
+            <w:proofErr w:type="spellStart"/>
+            <w:r>
+              <w:rPr>
+                <w:rFonts w:ascii="Times New Roman" w:eastAsia="Times New Roman" w:hAnsi="Times New Roman" w:cs="Times New Roman"/>
+                <w:sz w:val="26"/>
+                <w:szCs w:val="26"/>
+              </w:rPr>
+              <w:t>đầu</w:t>
+            </w:r>
+            <w:proofErr w:type="spellEnd"/>
+            <w:r>
+              <w:rPr>
+                <w:rFonts w:ascii="Times New Roman" w:eastAsia="Times New Roman" w:hAnsi="Times New Roman" w:cs="Times New Roman"/>
+                <w:sz w:val="26"/>
+                <w:szCs w:val="26"/>
+              </w:rPr>
+              <w:t>.</w:t>
             </w:r>
           </w:p>
         </w:tc>
@@ -2127,7 +4591,187 @@
                 <w:sz w:val="26"/>
                 <w:szCs w:val="26"/>
               </w:rPr>
-              <w:t xml:space="preserve"> Tự động cấu hình dựa trên các library có trong classpath. </w:t>
+              <w:t xml:space="preserve"> </w:t>
+            </w:r>
+            <w:proofErr w:type="spellStart"/>
+            <w:r>
+              <w:rPr>
+                <w:rFonts w:ascii="Times New Roman" w:eastAsia="Times New Roman" w:hAnsi="Times New Roman" w:cs="Times New Roman"/>
+                <w:sz w:val="26"/>
+                <w:szCs w:val="26"/>
+              </w:rPr>
+              <w:t>Tự</w:t>
+            </w:r>
+            <w:proofErr w:type="spellEnd"/>
+            <w:r>
+              <w:rPr>
+                <w:rFonts w:ascii="Times New Roman" w:eastAsia="Times New Roman" w:hAnsi="Times New Roman" w:cs="Times New Roman"/>
+                <w:sz w:val="26"/>
+                <w:szCs w:val="26"/>
+              </w:rPr>
+              <w:t xml:space="preserve"> </w:t>
+            </w:r>
+            <w:proofErr w:type="spellStart"/>
+            <w:r>
+              <w:rPr>
+                <w:rFonts w:ascii="Times New Roman" w:eastAsia="Times New Roman" w:hAnsi="Times New Roman" w:cs="Times New Roman"/>
+                <w:sz w:val="26"/>
+                <w:szCs w:val="26"/>
+              </w:rPr>
+              <w:t>động</w:t>
+            </w:r>
+            <w:proofErr w:type="spellEnd"/>
+            <w:r>
+              <w:rPr>
+                <w:rFonts w:ascii="Times New Roman" w:eastAsia="Times New Roman" w:hAnsi="Times New Roman" w:cs="Times New Roman"/>
+                <w:sz w:val="26"/>
+                <w:szCs w:val="26"/>
+              </w:rPr>
+              <w:t xml:space="preserve"> </w:t>
+            </w:r>
+            <w:proofErr w:type="spellStart"/>
+            <w:r>
+              <w:rPr>
+                <w:rFonts w:ascii="Times New Roman" w:eastAsia="Times New Roman" w:hAnsi="Times New Roman" w:cs="Times New Roman"/>
+                <w:sz w:val="26"/>
+                <w:szCs w:val="26"/>
+              </w:rPr>
+              <w:t>cấu</w:t>
+            </w:r>
+            <w:proofErr w:type="spellEnd"/>
+            <w:r>
+              <w:rPr>
+                <w:rFonts w:ascii="Times New Roman" w:eastAsia="Times New Roman" w:hAnsi="Times New Roman" w:cs="Times New Roman"/>
+                <w:sz w:val="26"/>
+                <w:szCs w:val="26"/>
+              </w:rPr>
+              <w:t xml:space="preserve"> </w:t>
+            </w:r>
+            <w:proofErr w:type="spellStart"/>
+            <w:r>
+              <w:rPr>
+                <w:rFonts w:ascii="Times New Roman" w:eastAsia="Times New Roman" w:hAnsi="Times New Roman" w:cs="Times New Roman"/>
+                <w:sz w:val="26"/>
+                <w:szCs w:val="26"/>
+              </w:rPr>
+              <w:t>hình</w:t>
+            </w:r>
+            <w:proofErr w:type="spellEnd"/>
+            <w:r>
+              <w:rPr>
+                <w:rFonts w:ascii="Times New Roman" w:eastAsia="Times New Roman" w:hAnsi="Times New Roman" w:cs="Times New Roman"/>
+                <w:sz w:val="26"/>
+                <w:szCs w:val="26"/>
+              </w:rPr>
+              <w:t xml:space="preserve"> </w:t>
+            </w:r>
+            <w:proofErr w:type="spellStart"/>
+            <w:r>
+              <w:rPr>
+                <w:rFonts w:ascii="Times New Roman" w:eastAsia="Times New Roman" w:hAnsi="Times New Roman" w:cs="Times New Roman"/>
+                <w:sz w:val="26"/>
+                <w:szCs w:val="26"/>
+              </w:rPr>
+              <w:t>dựa</w:t>
+            </w:r>
+            <w:proofErr w:type="spellEnd"/>
+            <w:r>
+              <w:rPr>
+                <w:rFonts w:ascii="Times New Roman" w:eastAsia="Times New Roman" w:hAnsi="Times New Roman" w:cs="Times New Roman"/>
+                <w:sz w:val="26"/>
+                <w:szCs w:val="26"/>
+              </w:rPr>
+              <w:t xml:space="preserve"> </w:t>
+            </w:r>
+            <w:proofErr w:type="spellStart"/>
+            <w:r>
+              <w:rPr>
+                <w:rFonts w:ascii="Times New Roman" w:eastAsia="Times New Roman" w:hAnsi="Times New Roman" w:cs="Times New Roman"/>
+                <w:sz w:val="26"/>
+                <w:szCs w:val="26"/>
+              </w:rPr>
+              <w:t>trên</w:t>
+            </w:r>
+            <w:proofErr w:type="spellEnd"/>
+            <w:r>
+              <w:rPr>
+                <w:rFonts w:ascii="Times New Roman" w:eastAsia="Times New Roman" w:hAnsi="Times New Roman" w:cs="Times New Roman"/>
+                <w:sz w:val="26"/>
+                <w:szCs w:val="26"/>
+              </w:rPr>
+              <w:t xml:space="preserve"> </w:t>
+            </w:r>
+            <w:proofErr w:type="spellStart"/>
+            <w:r>
+              <w:rPr>
+                <w:rFonts w:ascii="Times New Roman" w:eastAsia="Times New Roman" w:hAnsi="Times New Roman" w:cs="Times New Roman"/>
+                <w:sz w:val="26"/>
+                <w:szCs w:val="26"/>
+              </w:rPr>
+              <w:t>các</w:t>
+            </w:r>
+            <w:proofErr w:type="spellEnd"/>
+            <w:r>
+              <w:rPr>
+                <w:rFonts w:ascii="Times New Roman" w:eastAsia="Times New Roman" w:hAnsi="Times New Roman" w:cs="Times New Roman"/>
+                <w:sz w:val="26"/>
+                <w:szCs w:val="26"/>
+              </w:rPr>
+              <w:t xml:space="preserve"> library </w:t>
+            </w:r>
+            <w:proofErr w:type="spellStart"/>
+            <w:r>
+              <w:rPr>
+                <w:rFonts w:ascii="Times New Roman" w:eastAsia="Times New Roman" w:hAnsi="Times New Roman" w:cs="Times New Roman"/>
+                <w:sz w:val="26"/>
+                <w:szCs w:val="26"/>
+              </w:rPr>
+              <w:t>có</w:t>
+            </w:r>
+            <w:proofErr w:type="spellEnd"/>
+            <w:r>
+              <w:rPr>
+                <w:rFonts w:ascii="Times New Roman" w:eastAsia="Times New Roman" w:hAnsi="Times New Roman" w:cs="Times New Roman"/>
+                <w:sz w:val="26"/>
+                <w:szCs w:val="26"/>
+              </w:rPr>
+              <w:t xml:space="preserve"> </w:t>
+            </w:r>
+            <w:proofErr w:type="spellStart"/>
+            <w:r>
+              <w:rPr>
+                <w:rFonts w:ascii="Times New Roman" w:eastAsia="Times New Roman" w:hAnsi="Times New Roman" w:cs="Times New Roman"/>
+                <w:sz w:val="26"/>
+                <w:szCs w:val="26"/>
+              </w:rPr>
+              <w:t>trong</w:t>
+            </w:r>
+            <w:proofErr w:type="spellEnd"/>
+            <w:r>
+              <w:rPr>
+                <w:rFonts w:ascii="Times New Roman" w:eastAsia="Times New Roman" w:hAnsi="Times New Roman" w:cs="Times New Roman"/>
+                <w:sz w:val="26"/>
+                <w:szCs w:val="26"/>
+              </w:rPr>
+              <w:t xml:space="preserve"> </w:t>
+            </w:r>
+            <w:proofErr w:type="spellStart"/>
+            <w:r>
+              <w:rPr>
+                <w:rFonts w:ascii="Times New Roman" w:eastAsia="Times New Roman" w:hAnsi="Times New Roman" w:cs="Times New Roman"/>
+                <w:sz w:val="26"/>
+                <w:szCs w:val="26"/>
+              </w:rPr>
+              <w:t>classpath</w:t>
+            </w:r>
+            <w:proofErr w:type="spellEnd"/>
+            <w:r>
+              <w:rPr>
+                <w:rFonts w:ascii="Times New Roman" w:eastAsia="Times New Roman" w:hAnsi="Times New Roman" w:cs="Times New Roman"/>
+                <w:sz w:val="26"/>
+                <w:szCs w:val="26"/>
+              </w:rPr>
+              <w:t xml:space="preserve">. </w:t>
             </w:r>
             <w:r>
               <w:rPr>
@@ -2145,7 +4789,97 @@
                 <w:sz w:val="26"/>
                 <w:szCs w:val="26"/>
               </w:rPr>
-              <w:t xml:space="preserve"> Gom nhóm các dependency liên quan. </w:t>
+              <w:t xml:space="preserve"> </w:t>
+            </w:r>
+            <w:proofErr w:type="spellStart"/>
+            <w:r>
+              <w:rPr>
+                <w:rFonts w:ascii="Times New Roman" w:eastAsia="Times New Roman" w:hAnsi="Times New Roman" w:cs="Times New Roman"/>
+                <w:sz w:val="26"/>
+                <w:szCs w:val="26"/>
+              </w:rPr>
+              <w:t>Gom</w:t>
+            </w:r>
+            <w:proofErr w:type="spellEnd"/>
+            <w:r>
+              <w:rPr>
+                <w:rFonts w:ascii="Times New Roman" w:eastAsia="Times New Roman" w:hAnsi="Times New Roman" w:cs="Times New Roman"/>
+                <w:sz w:val="26"/>
+                <w:szCs w:val="26"/>
+              </w:rPr>
+              <w:t xml:space="preserve"> </w:t>
+            </w:r>
+            <w:proofErr w:type="spellStart"/>
+            <w:r>
+              <w:rPr>
+                <w:rFonts w:ascii="Times New Roman" w:eastAsia="Times New Roman" w:hAnsi="Times New Roman" w:cs="Times New Roman"/>
+                <w:sz w:val="26"/>
+                <w:szCs w:val="26"/>
+              </w:rPr>
+              <w:t>nhóm</w:t>
+            </w:r>
+            <w:proofErr w:type="spellEnd"/>
+            <w:r>
+              <w:rPr>
+                <w:rFonts w:ascii="Times New Roman" w:eastAsia="Times New Roman" w:hAnsi="Times New Roman" w:cs="Times New Roman"/>
+                <w:sz w:val="26"/>
+                <w:szCs w:val="26"/>
+              </w:rPr>
+              <w:t xml:space="preserve"> </w:t>
+            </w:r>
+            <w:proofErr w:type="spellStart"/>
+            <w:r>
+              <w:rPr>
+                <w:rFonts w:ascii="Times New Roman" w:eastAsia="Times New Roman" w:hAnsi="Times New Roman" w:cs="Times New Roman"/>
+                <w:sz w:val="26"/>
+                <w:szCs w:val="26"/>
+              </w:rPr>
+              <w:t>các</w:t>
+            </w:r>
+            <w:proofErr w:type="spellEnd"/>
+            <w:r>
+              <w:rPr>
+                <w:rFonts w:ascii="Times New Roman" w:eastAsia="Times New Roman" w:hAnsi="Times New Roman" w:cs="Times New Roman"/>
+                <w:sz w:val="26"/>
+                <w:szCs w:val="26"/>
+              </w:rPr>
+              <w:t xml:space="preserve"> dependency </w:t>
+            </w:r>
+            <w:proofErr w:type="spellStart"/>
+            <w:r>
+              <w:rPr>
+                <w:rFonts w:ascii="Times New Roman" w:eastAsia="Times New Roman" w:hAnsi="Times New Roman" w:cs="Times New Roman"/>
+                <w:sz w:val="26"/>
+                <w:szCs w:val="26"/>
+              </w:rPr>
+              <w:t>liên</w:t>
+            </w:r>
+            <w:proofErr w:type="spellEnd"/>
+            <w:r>
+              <w:rPr>
+                <w:rFonts w:ascii="Times New Roman" w:eastAsia="Times New Roman" w:hAnsi="Times New Roman" w:cs="Times New Roman"/>
+                <w:sz w:val="26"/>
+                <w:szCs w:val="26"/>
+              </w:rPr>
+              <w:t xml:space="preserve"> </w:t>
+            </w:r>
+            <w:proofErr w:type="spellStart"/>
+            <w:r>
+              <w:rPr>
+                <w:rFonts w:ascii="Times New Roman" w:eastAsia="Times New Roman" w:hAnsi="Times New Roman" w:cs="Times New Roman"/>
+                <w:sz w:val="26"/>
+                <w:szCs w:val="26"/>
+              </w:rPr>
+              <w:t>quan</w:t>
+            </w:r>
+            <w:proofErr w:type="spellEnd"/>
+            <w:r>
+              <w:rPr>
+                <w:rFonts w:ascii="Times New Roman" w:eastAsia="Times New Roman" w:hAnsi="Times New Roman" w:cs="Times New Roman"/>
+                <w:sz w:val="26"/>
+                <w:szCs w:val="26"/>
+              </w:rPr>
+              <w:t xml:space="preserve">. </w:t>
             </w:r>
             <w:r>
               <w:rPr>
@@ -2163,7 +4897,61 @@
                 <w:sz w:val="26"/>
                 <w:szCs w:val="26"/>
               </w:rPr>
-              <w:t xml:space="preserve"> (Tomcat, Jetty) chạy trực tiếp file JAR.</w:t>
+              <w:t xml:space="preserve"> (Tomcat, Jetty) </w:t>
+            </w:r>
+            <w:proofErr w:type="spellStart"/>
+            <w:r>
+              <w:rPr>
+                <w:rFonts w:ascii="Times New Roman" w:eastAsia="Times New Roman" w:hAnsi="Times New Roman" w:cs="Times New Roman"/>
+                <w:sz w:val="26"/>
+                <w:szCs w:val="26"/>
+              </w:rPr>
+              <w:t>chạy</w:t>
+            </w:r>
+            <w:proofErr w:type="spellEnd"/>
+            <w:r>
+              <w:rPr>
+                <w:rFonts w:ascii="Times New Roman" w:eastAsia="Times New Roman" w:hAnsi="Times New Roman" w:cs="Times New Roman"/>
+                <w:sz w:val="26"/>
+                <w:szCs w:val="26"/>
+              </w:rPr>
+              <w:t xml:space="preserve"> </w:t>
+            </w:r>
+            <w:proofErr w:type="spellStart"/>
+            <w:r>
+              <w:rPr>
+                <w:rFonts w:ascii="Times New Roman" w:eastAsia="Times New Roman" w:hAnsi="Times New Roman" w:cs="Times New Roman"/>
+                <w:sz w:val="26"/>
+                <w:szCs w:val="26"/>
+              </w:rPr>
+              <w:t>trực</w:t>
+            </w:r>
+            <w:proofErr w:type="spellEnd"/>
+            <w:r>
+              <w:rPr>
+                <w:rFonts w:ascii="Times New Roman" w:eastAsia="Times New Roman" w:hAnsi="Times New Roman" w:cs="Times New Roman"/>
+                <w:sz w:val="26"/>
+                <w:szCs w:val="26"/>
+              </w:rPr>
+              <w:t xml:space="preserve"> </w:t>
+            </w:r>
+            <w:proofErr w:type="spellStart"/>
+            <w:r>
+              <w:rPr>
+                <w:rFonts w:ascii="Times New Roman" w:eastAsia="Times New Roman" w:hAnsi="Times New Roman" w:cs="Times New Roman"/>
+                <w:sz w:val="26"/>
+                <w:szCs w:val="26"/>
+              </w:rPr>
+              <w:t>tiếp</w:t>
+            </w:r>
+            <w:proofErr w:type="spellEnd"/>
+            <w:r>
+              <w:rPr>
+                <w:rFonts w:ascii="Times New Roman" w:eastAsia="Times New Roman" w:hAnsi="Times New Roman" w:cs="Times New Roman"/>
+                <w:sz w:val="26"/>
+                <w:szCs w:val="26"/>
+              </w:rPr>
+              <w:t xml:space="preserve"> file JAR.</w:t>
             </w:r>
           </w:p>
         </w:tc>
@@ -2188,13 +4976,383 @@
                 <w:szCs w:val="26"/>
               </w:rPr>
             </w:pPr>
-            <w:r>
-              <w:rPr>
-                <w:rFonts w:ascii="Times New Roman" w:eastAsia="Times New Roman" w:hAnsi="Times New Roman" w:cs="Times New Roman"/>
-                <w:sz w:val="26"/>
-                <w:szCs w:val="26"/>
-              </w:rPr>
-              <w:t>Khó kiểm soát những gì diễn ra "ngầm" bên dưới. File JAR thường có kích thước lớn do chứa nhiều thư viện mặc định.</w:t>
+            <w:proofErr w:type="spellStart"/>
+            <w:r>
+              <w:rPr>
+                <w:rFonts w:ascii="Times New Roman" w:eastAsia="Times New Roman" w:hAnsi="Times New Roman" w:cs="Times New Roman"/>
+                <w:sz w:val="26"/>
+                <w:szCs w:val="26"/>
+              </w:rPr>
+              <w:t>Khó</w:t>
+            </w:r>
+            <w:proofErr w:type="spellEnd"/>
+            <w:r>
+              <w:rPr>
+                <w:rFonts w:ascii="Times New Roman" w:eastAsia="Times New Roman" w:hAnsi="Times New Roman" w:cs="Times New Roman"/>
+                <w:sz w:val="26"/>
+                <w:szCs w:val="26"/>
+              </w:rPr>
+              <w:t xml:space="preserve"> </w:t>
+            </w:r>
+            <w:proofErr w:type="spellStart"/>
+            <w:r>
+              <w:rPr>
+                <w:rFonts w:ascii="Times New Roman" w:eastAsia="Times New Roman" w:hAnsi="Times New Roman" w:cs="Times New Roman"/>
+                <w:sz w:val="26"/>
+                <w:szCs w:val="26"/>
+              </w:rPr>
+              <w:t>kiểm</w:t>
+            </w:r>
+            <w:proofErr w:type="spellEnd"/>
+            <w:r>
+              <w:rPr>
+                <w:rFonts w:ascii="Times New Roman" w:eastAsia="Times New Roman" w:hAnsi="Times New Roman" w:cs="Times New Roman"/>
+                <w:sz w:val="26"/>
+                <w:szCs w:val="26"/>
+              </w:rPr>
+              <w:t xml:space="preserve"> </w:t>
+            </w:r>
+            <w:proofErr w:type="spellStart"/>
+            <w:r>
+              <w:rPr>
+                <w:rFonts w:ascii="Times New Roman" w:eastAsia="Times New Roman" w:hAnsi="Times New Roman" w:cs="Times New Roman"/>
+                <w:sz w:val="26"/>
+                <w:szCs w:val="26"/>
+              </w:rPr>
+              <w:t>soát</w:t>
+            </w:r>
+            <w:proofErr w:type="spellEnd"/>
+            <w:r>
+              <w:rPr>
+                <w:rFonts w:ascii="Times New Roman" w:eastAsia="Times New Roman" w:hAnsi="Times New Roman" w:cs="Times New Roman"/>
+                <w:sz w:val="26"/>
+                <w:szCs w:val="26"/>
+              </w:rPr>
+              <w:t xml:space="preserve"> </w:t>
+            </w:r>
+            <w:proofErr w:type="spellStart"/>
+            <w:r>
+              <w:rPr>
+                <w:rFonts w:ascii="Times New Roman" w:eastAsia="Times New Roman" w:hAnsi="Times New Roman" w:cs="Times New Roman"/>
+                <w:sz w:val="26"/>
+                <w:szCs w:val="26"/>
+              </w:rPr>
+              <w:t>những</w:t>
+            </w:r>
+            <w:proofErr w:type="spellEnd"/>
+            <w:r>
+              <w:rPr>
+                <w:rFonts w:ascii="Times New Roman" w:eastAsia="Times New Roman" w:hAnsi="Times New Roman" w:cs="Times New Roman"/>
+                <w:sz w:val="26"/>
+                <w:szCs w:val="26"/>
+              </w:rPr>
+              <w:t xml:space="preserve"> </w:t>
+            </w:r>
+            <w:proofErr w:type="spellStart"/>
+            <w:r>
+              <w:rPr>
+                <w:rFonts w:ascii="Times New Roman" w:eastAsia="Times New Roman" w:hAnsi="Times New Roman" w:cs="Times New Roman"/>
+                <w:sz w:val="26"/>
+                <w:szCs w:val="26"/>
+              </w:rPr>
+              <w:t>gì</w:t>
+            </w:r>
+            <w:proofErr w:type="spellEnd"/>
+            <w:r>
+              <w:rPr>
+                <w:rFonts w:ascii="Times New Roman" w:eastAsia="Times New Roman" w:hAnsi="Times New Roman" w:cs="Times New Roman"/>
+                <w:sz w:val="26"/>
+                <w:szCs w:val="26"/>
+              </w:rPr>
+              <w:t xml:space="preserve"> </w:t>
+            </w:r>
+            <w:proofErr w:type="spellStart"/>
+            <w:r>
+              <w:rPr>
+                <w:rFonts w:ascii="Times New Roman" w:eastAsia="Times New Roman" w:hAnsi="Times New Roman" w:cs="Times New Roman"/>
+                <w:sz w:val="26"/>
+                <w:szCs w:val="26"/>
+              </w:rPr>
+              <w:t>diễn</w:t>
+            </w:r>
+            <w:proofErr w:type="spellEnd"/>
+            <w:r>
+              <w:rPr>
+                <w:rFonts w:ascii="Times New Roman" w:eastAsia="Times New Roman" w:hAnsi="Times New Roman" w:cs="Times New Roman"/>
+                <w:sz w:val="26"/>
+                <w:szCs w:val="26"/>
+              </w:rPr>
+              <w:t xml:space="preserve"> </w:t>
+            </w:r>
+            <w:proofErr w:type="spellStart"/>
+            <w:r>
+              <w:rPr>
+                <w:rFonts w:ascii="Times New Roman" w:eastAsia="Times New Roman" w:hAnsi="Times New Roman" w:cs="Times New Roman"/>
+                <w:sz w:val="26"/>
+                <w:szCs w:val="26"/>
+              </w:rPr>
+              <w:t>ra</w:t>
+            </w:r>
+            <w:proofErr w:type="spellEnd"/>
+            <w:r>
+              <w:rPr>
+                <w:rFonts w:ascii="Times New Roman" w:eastAsia="Times New Roman" w:hAnsi="Times New Roman" w:cs="Times New Roman"/>
+                <w:sz w:val="26"/>
+                <w:szCs w:val="26"/>
+              </w:rPr>
+              <w:t xml:space="preserve"> "</w:t>
+            </w:r>
+            <w:proofErr w:type="spellStart"/>
+            <w:r>
+              <w:rPr>
+                <w:rFonts w:ascii="Times New Roman" w:eastAsia="Times New Roman" w:hAnsi="Times New Roman" w:cs="Times New Roman"/>
+                <w:sz w:val="26"/>
+                <w:szCs w:val="26"/>
+              </w:rPr>
+              <w:t>ngầm</w:t>
+            </w:r>
+            <w:proofErr w:type="spellEnd"/>
+            <w:r>
+              <w:rPr>
+                <w:rFonts w:ascii="Times New Roman" w:eastAsia="Times New Roman" w:hAnsi="Times New Roman" w:cs="Times New Roman"/>
+                <w:sz w:val="26"/>
+                <w:szCs w:val="26"/>
+              </w:rPr>
+              <w:t xml:space="preserve">" </w:t>
+            </w:r>
+            <w:proofErr w:type="spellStart"/>
+            <w:r>
+              <w:rPr>
+                <w:rFonts w:ascii="Times New Roman" w:eastAsia="Times New Roman" w:hAnsi="Times New Roman" w:cs="Times New Roman"/>
+                <w:sz w:val="26"/>
+                <w:szCs w:val="26"/>
+              </w:rPr>
+              <w:t>bên</w:t>
+            </w:r>
+            <w:proofErr w:type="spellEnd"/>
+            <w:r>
+              <w:rPr>
+                <w:rFonts w:ascii="Times New Roman" w:eastAsia="Times New Roman" w:hAnsi="Times New Roman" w:cs="Times New Roman"/>
+                <w:sz w:val="26"/>
+                <w:szCs w:val="26"/>
+              </w:rPr>
+              <w:t xml:space="preserve"> </w:t>
+            </w:r>
+            <w:proofErr w:type="spellStart"/>
+            <w:r>
+              <w:rPr>
+                <w:rFonts w:ascii="Times New Roman" w:eastAsia="Times New Roman" w:hAnsi="Times New Roman" w:cs="Times New Roman"/>
+                <w:sz w:val="26"/>
+                <w:szCs w:val="26"/>
+              </w:rPr>
+              <w:t>dưới</w:t>
+            </w:r>
+            <w:proofErr w:type="spellEnd"/>
+            <w:r>
+              <w:rPr>
+                <w:rFonts w:ascii="Times New Roman" w:eastAsia="Times New Roman" w:hAnsi="Times New Roman" w:cs="Times New Roman"/>
+                <w:sz w:val="26"/>
+                <w:szCs w:val="26"/>
+              </w:rPr>
+              <w:t xml:space="preserve">. File JAR </w:t>
+            </w:r>
+            <w:proofErr w:type="spellStart"/>
+            <w:r>
+              <w:rPr>
+                <w:rFonts w:ascii="Times New Roman" w:eastAsia="Times New Roman" w:hAnsi="Times New Roman" w:cs="Times New Roman"/>
+                <w:sz w:val="26"/>
+                <w:szCs w:val="26"/>
+              </w:rPr>
+              <w:t>thường</w:t>
+            </w:r>
+            <w:proofErr w:type="spellEnd"/>
+            <w:r>
+              <w:rPr>
+                <w:rFonts w:ascii="Times New Roman" w:eastAsia="Times New Roman" w:hAnsi="Times New Roman" w:cs="Times New Roman"/>
+                <w:sz w:val="26"/>
+                <w:szCs w:val="26"/>
+              </w:rPr>
+              <w:t xml:space="preserve"> </w:t>
+            </w:r>
+            <w:proofErr w:type="spellStart"/>
+            <w:r>
+              <w:rPr>
+                <w:rFonts w:ascii="Times New Roman" w:eastAsia="Times New Roman" w:hAnsi="Times New Roman" w:cs="Times New Roman"/>
+                <w:sz w:val="26"/>
+                <w:szCs w:val="26"/>
+              </w:rPr>
+              <w:t>có</w:t>
+            </w:r>
+            <w:proofErr w:type="spellEnd"/>
+            <w:r>
+              <w:rPr>
+                <w:rFonts w:ascii="Times New Roman" w:eastAsia="Times New Roman" w:hAnsi="Times New Roman" w:cs="Times New Roman"/>
+                <w:sz w:val="26"/>
+                <w:szCs w:val="26"/>
+              </w:rPr>
+              <w:t xml:space="preserve"> </w:t>
+            </w:r>
+            <w:proofErr w:type="spellStart"/>
+            <w:r>
+              <w:rPr>
+                <w:rFonts w:ascii="Times New Roman" w:eastAsia="Times New Roman" w:hAnsi="Times New Roman" w:cs="Times New Roman"/>
+                <w:sz w:val="26"/>
+                <w:szCs w:val="26"/>
+              </w:rPr>
+              <w:t>kích</w:t>
+            </w:r>
+            <w:proofErr w:type="spellEnd"/>
+            <w:r>
+              <w:rPr>
+                <w:rFonts w:ascii="Times New Roman" w:eastAsia="Times New Roman" w:hAnsi="Times New Roman" w:cs="Times New Roman"/>
+                <w:sz w:val="26"/>
+                <w:szCs w:val="26"/>
+              </w:rPr>
+              <w:t xml:space="preserve"> </w:t>
+            </w:r>
+            <w:proofErr w:type="spellStart"/>
+            <w:r>
+              <w:rPr>
+                <w:rFonts w:ascii="Times New Roman" w:eastAsia="Times New Roman" w:hAnsi="Times New Roman" w:cs="Times New Roman"/>
+                <w:sz w:val="26"/>
+                <w:szCs w:val="26"/>
+              </w:rPr>
+              <w:t>thước</w:t>
+            </w:r>
+            <w:proofErr w:type="spellEnd"/>
+            <w:r>
+              <w:rPr>
+                <w:rFonts w:ascii="Times New Roman" w:eastAsia="Times New Roman" w:hAnsi="Times New Roman" w:cs="Times New Roman"/>
+                <w:sz w:val="26"/>
+                <w:szCs w:val="26"/>
+              </w:rPr>
+              <w:t xml:space="preserve"> </w:t>
+            </w:r>
+            <w:proofErr w:type="spellStart"/>
+            <w:r>
+              <w:rPr>
+                <w:rFonts w:ascii="Times New Roman" w:eastAsia="Times New Roman" w:hAnsi="Times New Roman" w:cs="Times New Roman"/>
+                <w:sz w:val="26"/>
+                <w:szCs w:val="26"/>
+              </w:rPr>
+              <w:t>lớn</w:t>
+            </w:r>
+            <w:proofErr w:type="spellEnd"/>
+            <w:r>
+              <w:rPr>
+                <w:rFonts w:ascii="Times New Roman" w:eastAsia="Times New Roman" w:hAnsi="Times New Roman" w:cs="Times New Roman"/>
+                <w:sz w:val="26"/>
+                <w:szCs w:val="26"/>
+              </w:rPr>
+              <w:t xml:space="preserve"> do </w:t>
+            </w:r>
+            <w:proofErr w:type="spellStart"/>
+            <w:r>
+              <w:rPr>
+                <w:rFonts w:ascii="Times New Roman" w:eastAsia="Times New Roman" w:hAnsi="Times New Roman" w:cs="Times New Roman"/>
+                <w:sz w:val="26"/>
+                <w:szCs w:val="26"/>
+              </w:rPr>
+              <w:t>chứa</w:t>
+            </w:r>
+            <w:proofErr w:type="spellEnd"/>
+            <w:r>
+              <w:rPr>
+                <w:rFonts w:ascii="Times New Roman" w:eastAsia="Times New Roman" w:hAnsi="Times New Roman" w:cs="Times New Roman"/>
+                <w:sz w:val="26"/>
+                <w:szCs w:val="26"/>
+              </w:rPr>
+              <w:t xml:space="preserve"> </w:t>
+            </w:r>
+            <w:proofErr w:type="spellStart"/>
+            <w:r>
+              <w:rPr>
+                <w:rFonts w:ascii="Times New Roman" w:eastAsia="Times New Roman" w:hAnsi="Times New Roman" w:cs="Times New Roman"/>
+                <w:sz w:val="26"/>
+                <w:szCs w:val="26"/>
+              </w:rPr>
+              <w:t>nhiều</w:t>
+            </w:r>
+            <w:proofErr w:type="spellEnd"/>
+            <w:r>
+              <w:rPr>
+                <w:rFonts w:ascii="Times New Roman" w:eastAsia="Times New Roman" w:hAnsi="Times New Roman" w:cs="Times New Roman"/>
+                <w:sz w:val="26"/>
+                <w:szCs w:val="26"/>
+              </w:rPr>
+              <w:t xml:space="preserve"> </w:t>
+            </w:r>
+            <w:proofErr w:type="spellStart"/>
+            <w:r>
+              <w:rPr>
+                <w:rFonts w:ascii="Times New Roman" w:eastAsia="Times New Roman" w:hAnsi="Times New Roman" w:cs="Times New Roman"/>
+                <w:sz w:val="26"/>
+                <w:szCs w:val="26"/>
+              </w:rPr>
+              <w:t>thư</w:t>
+            </w:r>
+            <w:proofErr w:type="spellEnd"/>
+            <w:r>
+              <w:rPr>
+                <w:rFonts w:ascii="Times New Roman" w:eastAsia="Times New Roman" w:hAnsi="Times New Roman" w:cs="Times New Roman"/>
+                <w:sz w:val="26"/>
+                <w:szCs w:val="26"/>
+              </w:rPr>
+              <w:t xml:space="preserve"> </w:t>
+            </w:r>
+            <w:proofErr w:type="spellStart"/>
+            <w:r>
+              <w:rPr>
+                <w:rFonts w:ascii="Times New Roman" w:eastAsia="Times New Roman" w:hAnsi="Times New Roman" w:cs="Times New Roman"/>
+                <w:sz w:val="26"/>
+                <w:szCs w:val="26"/>
+              </w:rPr>
+              <w:t>viện</w:t>
+            </w:r>
+            <w:proofErr w:type="spellEnd"/>
+            <w:r>
+              <w:rPr>
+                <w:rFonts w:ascii="Times New Roman" w:eastAsia="Times New Roman" w:hAnsi="Times New Roman" w:cs="Times New Roman"/>
+                <w:sz w:val="26"/>
+                <w:szCs w:val="26"/>
+              </w:rPr>
+              <w:t xml:space="preserve"> </w:t>
+            </w:r>
+            <w:proofErr w:type="spellStart"/>
+            <w:r>
+              <w:rPr>
+                <w:rFonts w:ascii="Times New Roman" w:eastAsia="Times New Roman" w:hAnsi="Times New Roman" w:cs="Times New Roman"/>
+                <w:sz w:val="26"/>
+                <w:szCs w:val="26"/>
+              </w:rPr>
+              <w:t>mặc</w:t>
+            </w:r>
+            <w:proofErr w:type="spellEnd"/>
+            <w:r>
+              <w:rPr>
+                <w:rFonts w:ascii="Times New Roman" w:eastAsia="Times New Roman" w:hAnsi="Times New Roman" w:cs="Times New Roman"/>
+                <w:sz w:val="26"/>
+                <w:szCs w:val="26"/>
+              </w:rPr>
+              <w:t xml:space="preserve"> </w:t>
+            </w:r>
+            <w:proofErr w:type="spellStart"/>
+            <w:r>
+              <w:rPr>
+                <w:rFonts w:ascii="Times New Roman" w:eastAsia="Times New Roman" w:hAnsi="Times New Roman" w:cs="Times New Roman"/>
+                <w:sz w:val="26"/>
+                <w:szCs w:val="26"/>
+              </w:rPr>
+              <w:t>định</w:t>
+            </w:r>
+            <w:proofErr w:type="spellEnd"/>
+            <w:r>
+              <w:rPr>
+                <w:rFonts w:ascii="Times New Roman" w:eastAsia="Times New Roman" w:hAnsi="Times New Roman" w:cs="Times New Roman"/>
+                <w:sz w:val="26"/>
+                <w:szCs w:val="26"/>
+              </w:rPr>
+              <w:t>.</w:t>
             </w:r>
           </w:p>
         </w:tc>
@@ -2218,7 +5376,77 @@
         <w:rPr>
           <w:szCs w:val="26"/>
         </w:rPr>
-        <w:t>. Các thành phần chính của Spring Boot</w:t>
+        <w:t xml:space="preserve">. </w:t>
+      </w:r>
+      <w:proofErr w:type="spellStart"/>
+      <w:r>
+        <w:rPr>
+          <w:szCs w:val="26"/>
+        </w:rPr>
+        <w:t>Các</w:t>
+      </w:r>
+      <w:proofErr w:type="spellEnd"/>
+      <w:r>
+        <w:rPr>
+          <w:szCs w:val="26"/>
+        </w:rPr>
+        <w:t xml:space="preserve"> </w:t>
+      </w:r>
+      <w:proofErr w:type="spellStart"/>
+      <w:r>
+        <w:rPr>
+          <w:szCs w:val="26"/>
+        </w:rPr>
+        <w:t>thành</w:t>
+      </w:r>
+      <w:proofErr w:type="spellEnd"/>
+      <w:r>
+        <w:rPr>
+          <w:szCs w:val="26"/>
+        </w:rPr>
+        <w:t xml:space="preserve"> </w:t>
+      </w:r>
+      <w:proofErr w:type="spellStart"/>
+      <w:r>
+        <w:rPr>
+          <w:szCs w:val="26"/>
+        </w:rPr>
+        <w:t>phần</w:t>
+      </w:r>
+      <w:proofErr w:type="spellEnd"/>
+      <w:r>
+        <w:rPr>
+          <w:szCs w:val="26"/>
+        </w:rPr>
+        <w:t xml:space="preserve"> </w:t>
+      </w:r>
+      <w:proofErr w:type="spellStart"/>
+      <w:r>
+        <w:rPr>
+          <w:szCs w:val="26"/>
+        </w:rPr>
+        <w:t>chính</w:t>
+      </w:r>
+      <w:proofErr w:type="spellEnd"/>
+      <w:r>
+        <w:rPr>
+          <w:szCs w:val="26"/>
+        </w:rPr>
+        <w:t xml:space="preserve"> </w:t>
+      </w:r>
+      <w:proofErr w:type="spellStart"/>
+      <w:r>
+        <w:rPr>
+          <w:szCs w:val="26"/>
+        </w:rPr>
+        <w:t>của</w:t>
+      </w:r>
+      <w:proofErr w:type="spellEnd"/>
+      <w:r>
+        <w:rPr>
+          <w:szCs w:val="26"/>
+        </w:rPr>
+        <w:t xml:space="preserve"> Spring Boot</w:t>
       </w:r>
       <w:bookmarkEnd w:id="4"/>
     </w:p>
@@ -2231,13 +5459,275 @@
           <w:szCs w:val="26"/>
         </w:rPr>
       </w:pPr>
-      <w:r>
-        <w:rPr>
-          <w:rFonts w:ascii="Times New Roman" w:eastAsia="Times New Roman" w:hAnsi="Times New Roman" w:cs="Times New Roman"/>
-          <w:sz w:val="26"/>
-          <w:szCs w:val="26"/>
-        </w:rPr>
-        <w:t>Để một ứng dụng Spring Boot vận hành, nó dựa trên các thành phần trụ cột sau:</w:t>
+      <w:proofErr w:type="spellStart"/>
+      <w:r>
+        <w:rPr>
+          <w:rFonts w:ascii="Times New Roman" w:eastAsia="Times New Roman" w:hAnsi="Times New Roman" w:cs="Times New Roman"/>
+          <w:sz w:val="26"/>
+          <w:szCs w:val="26"/>
+        </w:rPr>
+        <w:t>Để</w:t>
+      </w:r>
+      <w:proofErr w:type="spellEnd"/>
+      <w:r>
+        <w:rPr>
+          <w:rFonts w:ascii="Times New Roman" w:eastAsia="Times New Roman" w:hAnsi="Times New Roman" w:cs="Times New Roman"/>
+          <w:sz w:val="26"/>
+          <w:szCs w:val="26"/>
+        </w:rPr>
+        <w:t xml:space="preserve"> </w:t>
+      </w:r>
+      <w:proofErr w:type="spellStart"/>
+      <w:r>
+        <w:rPr>
+          <w:rFonts w:ascii="Times New Roman" w:eastAsia="Times New Roman" w:hAnsi="Times New Roman" w:cs="Times New Roman"/>
+          <w:sz w:val="26"/>
+          <w:szCs w:val="26"/>
+        </w:rPr>
+        <w:t>một</w:t>
+      </w:r>
+      <w:proofErr w:type="spellEnd"/>
+      <w:r>
+        <w:rPr>
+          <w:rFonts w:ascii="Times New Roman" w:eastAsia="Times New Roman" w:hAnsi="Times New Roman" w:cs="Times New Roman"/>
+          <w:sz w:val="26"/>
+          <w:szCs w:val="26"/>
+        </w:rPr>
+        <w:t xml:space="preserve"> </w:t>
+      </w:r>
+      <w:proofErr w:type="spellStart"/>
+      <w:r>
+        <w:rPr>
+          <w:rFonts w:ascii="Times New Roman" w:eastAsia="Times New Roman" w:hAnsi="Times New Roman" w:cs="Times New Roman"/>
+          <w:sz w:val="26"/>
+          <w:szCs w:val="26"/>
+        </w:rPr>
+        <w:t>ứng</w:t>
+      </w:r>
+      <w:proofErr w:type="spellEnd"/>
+      <w:r>
+        <w:rPr>
+          <w:rFonts w:ascii="Times New Roman" w:eastAsia="Times New Roman" w:hAnsi="Times New Roman" w:cs="Times New Roman"/>
+          <w:sz w:val="26"/>
+          <w:szCs w:val="26"/>
+        </w:rPr>
+        <w:t xml:space="preserve"> </w:t>
+      </w:r>
+      <w:proofErr w:type="spellStart"/>
+      <w:r>
+        <w:rPr>
+          <w:rFonts w:ascii="Times New Roman" w:eastAsia="Times New Roman" w:hAnsi="Times New Roman" w:cs="Times New Roman"/>
+          <w:sz w:val="26"/>
+          <w:szCs w:val="26"/>
+        </w:rPr>
+        <w:t>dụng</w:t>
+      </w:r>
+      <w:proofErr w:type="spellEnd"/>
+      <w:r>
+        <w:rPr>
+          <w:rFonts w:ascii="Times New Roman" w:eastAsia="Times New Roman" w:hAnsi="Times New Roman" w:cs="Times New Roman"/>
+          <w:sz w:val="26"/>
+          <w:szCs w:val="26"/>
+        </w:rPr>
+        <w:t xml:space="preserve"> Spring Boot </w:t>
+      </w:r>
+      <w:proofErr w:type="spellStart"/>
+      <w:r>
+        <w:rPr>
+          <w:rFonts w:ascii="Times New Roman" w:eastAsia="Times New Roman" w:hAnsi="Times New Roman" w:cs="Times New Roman"/>
+          <w:sz w:val="26"/>
+          <w:szCs w:val="26"/>
+        </w:rPr>
+        <w:t>vận</w:t>
+      </w:r>
+      <w:proofErr w:type="spellEnd"/>
+      <w:r>
+        <w:rPr>
+          <w:rFonts w:ascii="Times New Roman" w:eastAsia="Times New Roman" w:hAnsi="Times New Roman" w:cs="Times New Roman"/>
+          <w:sz w:val="26"/>
+          <w:szCs w:val="26"/>
+        </w:rPr>
+        <w:t xml:space="preserve"> </w:t>
+      </w:r>
+      <w:proofErr w:type="spellStart"/>
+      <w:r>
+        <w:rPr>
+          <w:rFonts w:ascii="Times New Roman" w:eastAsia="Times New Roman" w:hAnsi="Times New Roman" w:cs="Times New Roman"/>
+          <w:sz w:val="26"/>
+          <w:szCs w:val="26"/>
+        </w:rPr>
+        <w:t>hành</w:t>
+      </w:r>
+      <w:proofErr w:type="spellEnd"/>
+      <w:r>
+        <w:rPr>
+          <w:rFonts w:ascii="Times New Roman" w:eastAsia="Times New Roman" w:hAnsi="Times New Roman" w:cs="Times New Roman"/>
+          <w:sz w:val="26"/>
+          <w:szCs w:val="26"/>
+        </w:rPr>
+        <w:t xml:space="preserve">, </w:t>
+      </w:r>
+      <w:proofErr w:type="spellStart"/>
+      <w:r>
+        <w:rPr>
+          <w:rFonts w:ascii="Times New Roman" w:eastAsia="Times New Roman" w:hAnsi="Times New Roman" w:cs="Times New Roman"/>
+          <w:sz w:val="26"/>
+          <w:szCs w:val="26"/>
+        </w:rPr>
+        <w:t>nó</w:t>
+      </w:r>
+      <w:proofErr w:type="spellEnd"/>
+      <w:r>
+        <w:rPr>
+          <w:rFonts w:ascii="Times New Roman" w:eastAsia="Times New Roman" w:hAnsi="Times New Roman" w:cs="Times New Roman"/>
+          <w:sz w:val="26"/>
+          <w:szCs w:val="26"/>
+        </w:rPr>
+        <w:t xml:space="preserve"> </w:t>
+      </w:r>
+      <w:proofErr w:type="spellStart"/>
+      <w:r>
+        <w:rPr>
+          <w:rFonts w:ascii="Times New Roman" w:eastAsia="Times New Roman" w:hAnsi="Times New Roman" w:cs="Times New Roman"/>
+          <w:sz w:val="26"/>
+          <w:szCs w:val="26"/>
+        </w:rPr>
+        <w:t>dựa</w:t>
+      </w:r>
+      <w:proofErr w:type="spellEnd"/>
+      <w:r>
+        <w:rPr>
+          <w:rFonts w:ascii="Times New Roman" w:eastAsia="Times New Roman" w:hAnsi="Times New Roman" w:cs="Times New Roman"/>
+          <w:sz w:val="26"/>
+          <w:szCs w:val="26"/>
+        </w:rPr>
+        <w:t xml:space="preserve"> </w:t>
+      </w:r>
+      <w:proofErr w:type="spellStart"/>
+      <w:r>
+        <w:rPr>
+          <w:rFonts w:ascii="Times New Roman" w:eastAsia="Times New Roman" w:hAnsi="Times New Roman" w:cs="Times New Roman"/>
+          <w:sz w:val="26"/>
+          <w:szCs w:val="26"/>
+        </w:rPr>
+        <w:t>trên</w:t>
+      </w:r>
+      <w:proofErr w:type="spellEnd"/>
+      <w:r>
+        <w:rPr>
+          <w:rFonts w:ascii="Times New Roman" w:eastAsia="Times New Roman" w:hAnsi="Times New Roman" w:cs="Times New Roman"/>
+          <w:sz w:val="26"/>
+          <w:szCs w:val="26"/>
+        </w:rPr>
+        <w:t xml:space="preserve"> </w:t>
+      </w:r>
+      <w:proofErr w:type="spellStart"/>
+      <w:r>
+        <w:rPr>
+          <w:rFonts w:ascii="Times New Roman" w:eastAsia="Times New Roman" w:hAnsi="Times New Roman" w:cs="Times New Roman"/>
+          <w:sz w:val="26"/>
+          <w:szCs w:val="26"/>
+        </w:rPr>
+        <w:t>các</w:t>
+      </w:r>
+      <w:proofErr w:type="spellEnd"/>
+      <w:r>
+        <w:rPr>
+          <w:rFonts w:ascii="Times New Roman" w:eastAsia="Times New Roman" w:hAnsi="Times New Roman" w:cs="Times New Roman"/>
+          <w:sz w:val="26"/>
+          <w:szCs w:val="26"/>
+        </w:rPr>
+        <w:t xml:space="preserve"> </w:t>
+      </w:r>
+      <w:proofErr w:type="spellStart"/>
+      <w:r>
+        <w:rPr>
+          <w:rFonts w:ascii="Times New Roman" w:eastAsia="Times New Roman" w:hAnsi="Times New Roman" w:cs="Times New Roman"/>
+          <w:sz w:val="26"/>
+          <w:szCs w:val="26"/>
+        </w:rPr>
+        <w:t>thành</w:t>
+      </w:r>
+      <w:proofErr w:type="spellEnd"/>
+      <w:r>
+        <w:rPr>
+          <w:rFonts w:ascii="Times New Roman" w:eastAsia="Times New Roman" w:hAnsi="Times New Roman" w:cs="Times New Roman"/>
+          <w:sz w:val="26"/>
+          <w:szCs w:val="26"/>
+        </w:rPr>
+        <w:t xml:space="preserve"> </w:t>
+      </w:r>
+      <w:proofErr w:type="spellStart"/>
+      <w:r>
+        <w:rPr>
+          <w:rFonts w:ascii="Times New Roman" w:eastAsia="Times New Roman" w:hAnsi="Times New Roman" w:cs="Times New Roman"/>
+          <w:sz w:val="26"/>
+          <w:szCs w:val="26"/>
+        </w:rPr>
+        <w:t>phần</w:t>
+      </w:r>
+      <w:proofErr w:type="spellEnd"/>
+      <w:r>
+        <w:rPr>
+          <w:rFonts w:ascii="Times New Roman" w:eastAsia="Times New Roman" w:hAnsi="Times New Roman" w:cs="Times New Roman"/>
+          <w:sz w:val="26"/>
+          <w:szCs w:val="26"/>
+        </w:rPr>
+        <w:t xml:space="preserve"> </w:t>
+      </w:r>
+      <w:proofErr w:type="spellStart"/>
+      <w:r>
+        <w:rPr>
+          <w:rFonts w:ascii="Times New Roman" w:eastAsia="Times New Roman" w:hAnsi="Times New Roman" w:cs="Times New Roman"/>
+          <w:sz w:val="26"/>
+          <w:szCs w:val="26"/>
+        </w:rPr>
+        <w:t>trụ</w:t>
+      </w:r>
+      <w:proofErr w:type="spellEnd"/>
+      <w:r>
+        <w:rPr>
+          <w:rFonts w:ascii="Times New Roman" w:eastAsia="Times New Roman" w:hAnsi="Times New Roman" w:cs="Times New Roman"/>
+          <w:sz w:val="26"/>
+          <w:szCs w:val="26"/>
+        </w:rPr>
+        <w:t xml:space="preserve"> </w:t>
+      </w:r>
+      <w:proofErr w:type="spellStart"/>
+      <w:r>
+        <w:rPr>
+          <w:rFonts w:ascii="Times New Roman" w:eastAsia="Times New Roman" w:hAnsi="Times New Roman" w:cs="Times New Roman"/>
+          <w:sz w:val="26"/>
+          <w:szCs w:val="26"/>
+        </w:rPr>
+        <w:t>cột</w:t>
+      </w:r>
+      <w:proofErr w:type="spellEnd"/>
+      <w:r>
+        <w:rPr>
+          <w:rFonts w:ascii="Times New Roman" w:eastAsia="Times New Roman" w:hAnsi="Times New Roman" w:cs="Times New Roman"/>
+          <w:sz w:val="26"/>
+          <w:szCs w:val="26"/>
+        </w:rPr>
+        <w:t xml:space="preserve"> </w:t>
+      </w:r>
+      <w:proofErr w:type="spellStart"/>
+      <w:r>
+        <w:rPr>
+          <w:rFonts w:ascii="Times New Roman" w:eastAsia="Times New Roman" w:hAnsi="Times New Roman" w:cs="Times New Roman"/>
+          <w:sz w:val="26"/>
+          <w:szCs w:val="26"/>
+        </w:rPr>
+        <w:t>sau</w:t>
+      </w:r>
+      <w:proofErr w:type="spellEnd"/>
+      <w:r>
+        <w:rPr>
+          <w:rFonts w:ascii="Times New Roman" w:eastAsia="Times New Roman" w:hAnsi="Times New Roman" w:cs="Times New Roman"/>
+          <w:sz w:val="26"/>
+          <w:szCs w:val="26"/>
+        </w:rPr>
+        <w:t>:</w:t>
       </w:r>
     </w:p>
     <w:p>
@@ -2253,13 +5743,27 @@
           <w:szCs w:val="26"/>
         </w:rPr>
         <w:lastRenderedPageBreak/>
-        <w:t>2.1.</w:t>
-      </w:r>
-      <w:r>
-        <w:rPr>
-          <w:szCs w:val="26"/>
-        </w:rPr>
-        <w:t>Spring Boot Starters:</w:t>
+        <w:t>2.</w:t>
+      </w:r>
+      <w:proofErr w:type="gramStart"/>
+      <w:r>
+        <w:rPr>
+          <w:szCs w:val="26"/>
+        </w:rPr>
+        <w:t>1.</w:t>
+      </w:r>
+      <w:r>
+        <w:rPr>
+          <w:szCs w:val="26"/>
+        </w:rPr>
+        <w:t>Spring</w:t>
+      </w:r>
+      <w:proofErr w:type="gramEnd"/>
+      <w:r>
+        <w:rPr>
+          <w:szCs w:val="26"/>
+        </w:rPr>
+        <w:t xml:space="preserve"> Boot Starters:</w:t>
       </w:r>
       <w:bookmarkEnd w:id="5"/>
       <w:r>
@@ -2278,13 +5782,455 @@
           <w:szCs w:val="26"/>
         </w:rPr>
       </w:pPr>
-      <w:r>
-        <w:rPr>
-          <w:rFonts w:ascii="Times New Roman" w:hAnsi="Times New Roman" w:cs="Times New Roman"/>
-          <w:sz w:val="26"/>
-          <w:szCs w:val="26"/>
-        </w:rPr>
-        <w:t>Các gói dependency được cấu hình sẵn (ví dụ: spring-boot-starter-web, spring-boot-starter-data-jpa). Bạn chỉ cần khai báo một lần thay vì thêm hàng chục thư viện lẻ tẻ.</w:t>
+      <w:proofErr w:type="spellStart"/>
+      <w:r>
+        <w:rPr>
+          <w:rFonts w:ascii="Times New Roman" w:hAnsi="Times New Roman" w:cs="Times New Roman"/>
+          <w:sz w:val="26"/>
+          <w:szCs w:val="26"/>
+        </w:rPr>
+        <w:t>Các</w:t>
+      </w:r>
+      <w:proofErr w:type="spellEnd"/>
+      <w:r>
+        <w:rPr>
+          <w:rFonts w:ascii="Times New Roman" w:hAnsi="Times New Roman" w:cs="Times New Roman"/>
+          <w:sz w:val="26"/>
+          <w:szCs w:val="26"/>
+        </w:rPr>
+        <w:t xml:space="preserve"> </w:t>
+      </w:r>
+      <w:proofErr w:type="spellStart"/>
+      <w:r>
+        <w:rPr>
+          <w:rFonts w:ascii="Times New Roman" w:hAnsi="Times New Roman" w:cs="Times New Roman"/>
+          <w:sz w:val="26"/>
+          <w:szCs w:val="26"/>
+        </w:rPr>
+        <w:t>gói</w:t>
+      </w:r>
+      <w:proofErr w:type="spellEnd"/>
+      <w:r>
+        <w:rPr>
+          <w:rFonts w:ascii="Times New Roman" w:hAnsi="Times New Roman" w:cs="Times New Roman"/>
+          <w:sz w:val="26"/>
+          <w:szCs w:val="26"/>
+        </w:rPr>
+        <w:t xml:space="preserve"> dependency </w:t>
+      </w:r>
+      <w:proofErr w:type="spellStart"/>
+      <w:r>
+        <w:rPr>
+          <w:rFonts w:ascii="Times New Roman" w:hAnsi="Times New Roman" w:cs="Times New Roman"/>
+          <w:sz w:val="26"/>
+          <w:szCs w:val="26"/>
+        </w:rPr>
+        <w:t>được</w:t>
+      </w:r>
+      <w:proofErr w:type="spellEnd"/>
+      <w:r>
+        <w:rPr>
+          <w:rFonts w:ascii="Times New Roman" w:hAnsi="Times New Roman" w:cs="Times New Roman"/>
+          <w:sz w:val="26"/>
+          <w:szCs w:val="26"/>
+        </w:rPr>
+        <w:t xml:space="preserve"> </w:t>
+      </w:r>
+      <w:proofErr w:type="spellStart"/>
+      <w:r>
+        <w:rPr>
+          <w:rFonts w:ascii="Times New Roman" w:hAnsi="Times New Roman" w:cs="Times New Roman"/>
+          <w:sz w:val="26"/>
+          <w:szCs w:val="26"/>
+        </w:rPr>
+        <w:t>cấu</w:t>
+      </w:r>
+      <w:proofErr w:type="spellEnd"/>
+      <w:r>
+        <w:rPr>
+          <w:rFonts w:ascii="Times New Roman" w:hAnsi="Times New Roman" w:cs="Times New Roman"/>
+          <w:sz w:val="26"/>
+          <w:szCs w:val="26"/>
+        </w:rPr>
+        <w:t xml:space="preserve"> </w:t>
+      </w:r>
+      <w:proofErr w:type="spellStart"/>
+      <w:r>
+        <w:rPr>
+          <w:rFonts w:ascii="Times New Roman" w:hAnsi="Times New Roman" w:cs="Times New Roman"/>
+          <w:sz w:val="26"/>
+          <w:szCs w:val="26"/>
+        </w:rPr>
+        <w:t>hình</w:t>
+      </w:r>
+      <w:proofErr w:type="spellEnd"/>
+      <w:r>
+        <w:rPr>
+          <w:rFonts w:ascii="Times New Roman" w:hAnsi="Times New Roman" w:cs="Times New Roman"/>
+          <w:sz w:val="26"/>
+          <w:szCs w:val="26"/>
+        </w:rPr>
+        <w:t xml:space="preserve"> </w:t>
+      </w:r>
+      <w:proofErr w:type="spellStart"/>
+      <w:r>
+        <w:rPr>
+          <w:rFonts w:ascii="Times New Roman" w:hAnsi="Times New Roman" w:cs="Times New Roman"/>
+          <w:sz w:val="26"/>
+          <w:szCs w:val="26"/>
+        </w:rPr>
+        <w:t>sẵn</w:t>
+      </w:r>
+      <w:proofErr w:type="spellEnd"/>
+      <w:r>
+        <w:rPr>
+          <w:rFonts w:ascii="Times New Roman" w:hAnsi="Times New Roman" w:cs="Times New Roman"/>
+          <w:sz w:val="26"/>
+          <w:szCs w:val="26"/>
+        </w:rPr>
+        <w:t xml:space="preserve"> (</w:t>
+      </w:r>
+      <w:proofErr w:type="spellStart"/>
+      <w:r>
+        <w:rPr>
+          <w:rFonts w:ascii="Times New Roman" w:hAnsi="Times New Roman" w:cs="Times New Roman"/>
+          <w:sz w:val="26"/>
+          <w:szCs w:val="26"/>
+        </w:rPr>
+        <w:t>ví</w:t>
+      </w:r>
+      <w:proofErr w:type="spellEnd"/>
+      <w:r>
+        <w:rPr>
+          <w:rFonts w:ascii="Times New Roman" w:hAnsi="Times New Roman" w:cs="Times New Roman"/>
+          <w:sz w:val="26"/>
+          <w:szCs w:val="26"/>
+        </w:rPr>
+        <w:t xml:space="preserve"> </w:t>
+      </w:r>
+      <w:proofErr w:type="spellStart"/>
+      <w:r>
+        <w:rPr>
+          <w:rFonts w:ascii="Times New Roman" w:hAnsi="Times New Roman" w:cs="Times New Roman"/>
+          <w:sz w:val="26"/>
+          <w:szCs w:val="26"/>
+        </w:rPr>
+        <w:t>dụ</w:t>
+      </w:r>
+      <w:proofErr w:type="spellEnd"/>
+      <w:r>
+        <w:rPr>
+          <w:rFonts w:ascii="Times New Roman" w:hAnsi="Times New Roman" w:cs="Times New Roman"/>
+          <w:sz w:val="26"/>
+          <w:szCs w:val="26"/>
+        </w:rPr>
+        <w:t>: spring-boot-starter-web, spring-boot-starter-data-</w:t>
+      </w:r>
+      <w:proofErr w:type="spellStart"/>
+      <w:r>
+        <w:rPr>
+          <w:rFonts w:ascii="Times New Roman" w:hAnsi="Times New Roman" w:cs="Times New Roman"/>
+          <w:sz w:val="26"/>
+          <w:szCs w:val="26"/>
+        </w:rPr>
+        <w:t>jpa</w:t>
+      </w:r>
+      <w:proofErr w:type="spellEnd"/>
+      <w:r>
+        <w:rPr>
+          <w:rFonts w:ascii="Times New Roman" w:hAnsi="Times New Roman" w:cs="Times New Roman"/>
+          <w:sz w:val="26"/>
+          <w:szCs w:val="26"/>
+        </w:rPr>
+        <w:t xml:space="preserve">). </w:t>
+      </w:r>
+      <w:proofErr w:type="spellStart"/>
+      <w:r>
+        <w:rPr>
+          <w:rFonts w:ascii="Times New Roman" w:hAnsi="Times New Roman" w:cs="Times New Roman"/>
+          <w:sz w:val="26"/>
+          <w:szCs w:val="26"/>
+        </w:rPr>
+        <w:t>Bạn</w:t>
+      </w:r>
+      <w:proofErr w:type="spellEnd"/>
+      <w:r>
+        <w:rPr>
+          <w:rFonts w:ascii="Times New Roman" w:hAnsi="Times New Roman" w:cs="Times New Roman"/>
+          <w:sz w:val="26"/>
+          <w:szCs w:val="26"/>
+        </w:rPr>
+        <w:t xml:space="preserve"> </w:t>
+      </w:r>
+      <w:proofErr w:type="spellStart"/>
+      <w:r>
+        <w:rPr>
+          <w:rFonts w:ascii="Times New Roman" w:hAnsi="Times New Roman" w:cs="Times New Roman"/>
+          <w:sz w:val="26"/>
+          <w:szCs w:val="26"/>
+        </w:rPr>
+        <w:t>chỉ</w:t>
+      </w:r>
+      <w:proofErr w:type="spellEnd"/>
+      <w:r>
+        <w:rPr>
+          <w:rFonts w:ascii="Times New Roman" w:hAnsi="Times New Roman" w:cs="Times New Roman"/>
+          <w:sz w:val="26"/>
+          <w:szCs w:val="26"/>
+        </w:rPr>
+        <w:t xml:space="preserve"> </w:t>
+      </w:r>
+      <w:proofErr w:type="spellStart"/>
+      <w:r>
+        <w:rPr>
+          <w:rFonts w:ascii="Times New Roman" w:hAnsi="Times New Roman" w:cs="Times New Roman"/>
+          <w:sz w:val="26"/>
+          <w:szCs w:val="26"/>
+        </w:rPr>
+        <w:t>cần</w:t>
+      </w:r>
+      <w:proofErr w:type="spellEnd"/>
+      <w:r>
+        <w:rPr>
+          <w:rFonts w:ascii="Times New Roman" w:hAnsi="Times New Roman" w:cs="Times New Roman"/>
+          <w:sz w:val="26"/>
+          <w:szCs w:val="26"/>
+        </w:rPr>
+        <w:t xml:space="preserve"> </w:t>
+      </w:r>
+      <w:proofErr w:type="spellStart"/>
+      <w:r>
+        <w:rPr>
+          <w:rFonts w:ascii="Times New Roman" w:hAnsi="Times New Roman" w:cs="Times New Roman"/>
+          <w:sz w:val="26"/>
+          <w:szCs w:val="26"/>
+        </w:rPr>
+        <w:t>khai</w:t>
+      </w:r>
+      <w:proofErr w:type="spellEnd"/>
+      <w:r>
+        <w:rPr>
+          <w:rFonts w:ascii="Times New Roman" w:hAnsi="Times New Roman" w:cs="Times New Roman"/>
+          <w:sz w:val="26"/>
+          <w:szCs w:val="26"/>
+        </w:rPr>
+        <w:t xml:space="preserve"> </w:t>
+      </w:r>
+      <w:proofErr w:type="spellStart"/>
+      <w:r>
+        <w:rPr>
+          <w:rFonts w:ascii="Times New Roman" w:hAnsi="Times New Roman" w:cs="Times New Roman"/>
+          <w:sz w:val="26"/>
+          <w:szCs w:val="26"/>
+        </w:rPr>
+        <w:t>báo</w:t>
+      </w:r>
+      <w:proofErr w:type="spellEnd"/>
+      <w:r>
+        <w:rPr>
+          <w:rFonts w:ascii="Times New Roman" w:hAnsi="Times New Roman" w:cs="Times New Roman"/>
+          <w:sz w:val="26"/>
+          <w:szCs w:val="26"/>
+        </w:rPr>
+        <w:t xml:space="preserve"> </w:t>
+      </w:r>
+      <w:proofErr w:type="spellStart"/>
+      <w:r>
+        <w:rPr>
+          <w:rFonts w:ascii="Times New Roman" w:hAnsi="Times New Roman" w:cs="Times New Roman"/>
+          <w:sz w:val="26"/>
+          <w:szCs w:val="26"/>
+        </w:rPr>
+        <w:t>một</w:t>
+      </w:r>
+      <w:proofErr w:type="spellEnd"/>
+      <w:r>
+        <w:rPr>
+          <w:rFonts w:ascii="Times New Roman" w:hAnsi="Times New Roman" w:cs="Times New Roman"/>
+          <w:sz w:val="26"/>
+          <w:szCs w:val="26"/>
+        </w:rPr>
+        <w:t xml:space="preserve"> </w:t>
+      </w:r>
+      <w:proofErr w:type="spellStart"/>
+      <w:r>
+        <w:rPr>
+          <w:rFonts w:ascii="Times New Roman" w:hAnsi="Times New Roman" w:cs="Times New Roman"/>
+          <w:sz w:val="26"/>
+          <w:szCs w:val="26"/>
+        </w:rPr>
+        <w:t>lần</w:t>
+      </w:r>
+      <w:proofErr w:type="spellEnd"/>
+      <w:r>
+        <w:rPr>
+          <w:rFonts w:ascii="Times New Roman" w:hAnsi="Times New Roman" w:cs="Times New Roman"/>
+          <w:sz w:val="26"/>
+          <w:szCs w:val="26"/>
+        </w:rPr>
+        <w:t xml:space="preserve"> </w:t>
+      </w:r>
+      <w:proofErr w:type="spellStart"/>
+      <w:r>
+        <w:rPr>
+          <w:rFonts w:ascii="Times New Roman" w:hAnsi="Times New Roman" w:cs="Times New Roman"/>
+          <w:sz w:val="26"/>
+          <w:szCs w:val="26"/>
+        </w:rPr>
+        <w:t>thay</w:t>
+      </w:r>
+      <w:proofErr w:type="spellEnd"/>
+      <w:r>
+        <w:rPr>
+          <w:rFonts w:ascii="Times New Roman" w:hAnsi="Times New Roman" w:cs="Times New Roman"/>
+          <w:sz w:val="26"/>
+          <w:szCs w:val="26"/>
+        </w:rPr>
+        <w:t xml:space="preserve"> </w:t>
+      </w:r>
+      <w:proofErr w:type="spellStart"/>
+      <w:r>
+        <w:rPr>
+          <w:rFonts w:ascii="Times New Roman" w:hAnsi="Times New Roman" w:cs="Times New Roman"/>
+          <w:sz w:val="26"/>
+          <w:szCs w:val="26"/>
+        </w:rPr>
+        <w:t>vì</w:t>
+      </w:r>
+      <w:proofErr w:type="spellEnd"/>
+      <w:r>
+        <w:rPr>
+          <w:rFonts w:ascii="Times New Roman" w:hAnsi="Times New Roman" w:cs="Times New Roman"/>
+          <w:sz w:val="26"/>
+          <w:szCs w:val="26"/>
+        </w:rPr>
+        <w:t xml:space="preserve"> </w:t>
+      </w:r>
+      <w:proofErr w:type="spellStart"/>
+      <w:r>
+        <w:rPr>
+          <w:rFonts w:ascii="Times New Roman" w:hAnsi="Times New Roman" w:cs="Times New Roman"/>
+          <w:sz w:val="26"/>
+          <w:szCs w:val="26"/>
+        </w:rPr>
+        <w:t>thêm</w:t>
+      </w:r>
+      <w:proofErr w:type="spellEnd"/>
+      <w:r>
+        <w:rPr>
+          <w:rFonts w:ascii="Times New Roman" w:hAnsi="Times New Roman" w:cs="Times New Roman"/>
+          <w:sz w:val="26"/>
+          <w:szCs w:val="26"/>
+        </w:rPr>
+        <w:t xml:space="preserve"> </w:t>
+      </w:r>
+      <w:proofErr w:type="spellStart"/>
+      <w:r>
+        <w:rPr>
+          <w:rFonts w:ascii="Times New Roman" w:hAnsi="Times New Roman" w:cs="Times New Roman"/>
+          <w:sz w:val="26"/>
+          <w:szCs w:val="26"/>
+        </w:rPr>
+        <w:t>hàng</w:t>
+      </w:r>
+      <w:proofErr w:type="spellEnd"/>
+      <w:r>
+        <w:rPr>
+          <w:rFonts w:ascii="Times New Roman" w:hAnsi="Times New Roman" w:cs="Times New Roman"/>
+          <w:sz w:val="26"/>
+          <w:szCs w:val="26"/>
+        </w:rPr>
+        <w:t xml:space="preserve"> </w:t>
+      </w:r>
+      <w:proofErr w:type="spellStart"/>
+      <w:r>
+        <w:rPr>
+          <w:rFonts w:ascii="Times New Roman" w:hAnsi="Times New Roman" w:cs="Times New Roman"/>
+          <w:sz w:val="26"/>
+          <w:szCs w:val="26"/>
+        </w:rPr>
+        <w:t>chục</w:t>
+      </w:r>
+      <w:proofErr w:type="spellEnd"/>
+      <w:r>
+        <w:rPr>
+          <w:rFonts w:ascii="Times New Roman" w:hAnsi="Times New Roman" w:cs="Times New Roman"/>
+          <w:sz w:val="26"/>
+          <w:szCs w:val="26"/>
+        </w:rPr>
+        <w:t xml:space="preserve"> </w:t>
+      </w:r>
+      <w:proofErr w:type="spellStart"/>
+      <w:r>
+        <w:rPr>
+          <w:rFonts w:ascii="Times New Roman" w:hAnsi="Times New Roman" w:cs="Times New Roman"/>
+          <w:sz w:val="26"/>
+          <w:szCs w:val="26"/>
+        </w:rPr>
+        <w:t>thư</w:t>
+      </w:r>
+      <w:proofErr w:type="spellEnd"/>
+      <w:r>
+        <w:rPr>
+          <w:rFonts w:ascii="Times New Roman" w:hAnsi="Times New Roman" w:cs="Times New Roman"/>
+          <w:sz w:val="26"/>
+          <w:szCs w:val="26"/>
+        </w:rPr>
+        <w:t xml:space="preserve"> </w:t>
+      </w:r>
+      <w:proofErr w:type="spellStart"/>
+      <w:r>
+        <w:rPr>
+          <w:rFonts w:ascii="Times New Roman" w:hAnsi="Times New Roman" w:cs="Times New Roman"/>
+          <w:sz w:val="26"/>
+          <w:szCs w:val="26"/>
+        </w:rPr>
+        <w:t>viện</w:t>
+      </w:r>
+      <w:proofErr w:type="spellEnd"/>
+      <w:r>
+        <w:rPr>
+          <w:rFonts w:ascii="Times New Roman" w:hAnsi="Times New Roman" w:cs="Times New Roman"/>
+          <w:sz w:val="26"/>
+          <w:szCs w:val="26"/>
+        </w:rPr>
+        <w:t xml:space="preserve"> </w:t>
+      </w:r>
+      <w:proofErr w:type="spellStart"/>
+      <w:r>
+        <w:rPr>
+          <w:rFonts w:ascii="Times New Roman" w:hAnsi="Times New Roman" w:cs="Times New Roman"/>
+          <w:sz w:val="26"/>
+          <w:szCs w:val="26"/>
+        </w:rPr>
+        <w:t>lẻ</w:t>
+      </w:r>
+      <w:proofErr w:type="spellEnd"/>
+      <w:r>
+        <w:rPr>
+          <w:rFonts w:ascii="Times New Roman" w:hAnsi="Times New Roman" w:cs="Times New Roman"/>
+          <w:sz w:val="26"/>
+          <w:szCs w:val="26"/>
+        </w:rPr>
+        <w:t xml:space="preserve"> </w:t>
+      </w:r>
+      <w:proofErr w:type="spellStart"/>
+      <w:r>
+        <w:rPr>
+          <w:rFonts w:ascii="Times New Roman" w:hAnsi="Times New Roman" w:cs="Times New Roman"/>
+          <w:sz w:val="26"/>
+          <w:szCs w:val="26"/>
+        </w:rPr>
+        <w:t>tẻ</w:t>
+      </w:r>
+      <w:proofErr w:type="spellEnd"/>
+      <w:r>
+        <w:rPr>
+          <w:rFonts w:ascii="Times New Roman" w:hAnsi="Times New Roman" w:cs="Times New Roman"/>
+          <w:sz w:val="26"/>
+          <w:szCs w:val="26"/>
+        </w:rPr>
+        <w:t>.</w:t>
       </w:r>
     </w:p>
     <w:p>
@@ -2299,13 +6245,27 @@
         <w:rPr>
           <w:szCs w:val="26"/>
         </w:rPr>
-        <w:t>2.2.</w:t>
-      </w:r>
-      <w:r>
-        <w:rPr>
-          <w:szCs w:val="26"/>
-        </w:rPr>
-        <w:t>Spring Boot Auto-Configuration:</w:t>
+        <w:t>2.</w:t>
+      </w:r>
+      <w:proofErr w:type="gramStart"/>
+      <w:r>
+        <w:rPr>
+          <w:szCs w:val="26"/>
+        </w:rPr>
+        <w:t>2.</w:t>
+      </w:r>
+      <w:r>
+        <w:rPr>
+          <w:szCs w:val="26"/>
+        </w:rPr>
+        <w:t>Spring</w:t>
+      </w:r>
+      <w:proofErr w:type="gramEnd"/>
+      <w:r>
+        <w:rPr>
+          <w:szCs w:val="26"/>
+        </w:rPr>
+        <w:t xml:space="preserve"> Boot Auto-Configuration:</w:t>
       </w:r>
       <w:bookmarkEnd w:id="6"/>
       <w:r>
@@ -2322,11 +6282,257 @@
           <w:szCs w:val="26"/>
         </w:rPr>
       </w:pPr>
-      <w:r>
-        <w:rPr>
-          <w:szCs w:val="26"/>
-        </w:rPr>
-        <w:t>Dựa vào các annotation như @EnableAutoConfiguration, Spring Boot sẽ đoán xem bạn cần gì. Nếu thấy h2 trong classpath, nó tự tạo một H2 Database Bean.</w:t>
+      <w:proofErr w:type="spellStart"/>
+      <w:r>
+        <w:rPr>
+          <w:szCs w:val="26"/>
+        </w:rPr>
+        <w:t>Dựa</w:t>
+      </w:r>
+      <w:proofErr w:type="spellEnd"/>
+      <w:r>
+        <w:rPr>
+          <w:szCs w:val="26"/>
+        </w:rPr>
+        <w:t xml:space="preserve"> </w:t>
+      </w:r>
+      <w:proofErr w:type="spellStart"/>
+      <w:r>
+        <w:rPr>
+          <w:szCs w:val="26"/>
+        </w:rPr>
+        <w:t>vào</w:t>
+      </w:r>
+      <w:proofErr w:type="spellEnd"/>
+      <w:r>
+        <w:rPr>
+          <w:szCs w:val="26"/>
+        </w:rPr>
+        <w:t xml:space="preserve"> </w:t>
+      </w:r>
+      <w:proofErr w:type="spellStart"/>
+      <w:r>
+        <w:rPr>
+          <w:szCs w:val="26"/>
+        </w:rPr>
+        <w:t>các</w:t>
+      </w:r>
+      <w:proofErr w:type="spellEnd"/>
+      <w:r>
+        <w:rPr>
+          <w:szCs w:val="26"/>
+        </w:rPr>
+        <w:t xml:space="preserve"> annotation </w:t>
+      </w:r>
+      <w:proofErr w:type="spellStart"/>
+      <w:r>
+        <w:rPr>
+          <w:szCs w:val="26"/>
+        </w:rPr>
+        <w:t>như</w:t>
+      </w:r>
+      <w:proofErr w:type="spellEnd"/>
+      <w:r>
+        <w:rPr>
+          <w:szCs w:val="26"/>
+        </w:rPr>
+        <w:t xml:space="preserve"> @EnableAutoConfiguration, Spring Boot </w:t>
+      </w:r>
+      <w:proofErr w:type="spellStart"/>
+      <w:r>
+        <w:rPr>
+          <w:szCs w:val="26"/>
+        </w:rPr>
+        <w:t>sẽ</w:t>
+      </w:r>
+      <w:proofErr w:type="spellEnd"/>
+      <w:r>
+        <w:rPr>
+          <w:szCs w:val="26"/>
+        </w:rPr>
+        <w:t xml:space="preserve"> </w:t>
+      </w:r>
+      <w:proofErr w:type="spellStart"/>
+      <w:r>
+        <w:rPr>
+          <w:szCs w:val="26"/>
+        </w:rPr>
+        <w:t>đoán</w:t>
+      </w:r>
+      <w:proofErr w:type="spellEnd"/>
+      <w:r>
+        <w:rPr>
+          <w:szCs w:val="26"/>
+        </w:rPr>
+        <w:t xml:space="preserve"> </w:t>
+      </w:r>
+      <w:proofErr w:type="spellStart"/>
+      <w:r>
+        <w:rPr>
+          <w:szCs w:val="26"/>
+        </w:rPr>
+        <w:t>xem</w:t>
+      </w:r>
+      <w:proofErr w:type="spellEnd"/>
+      <w:r>
+        <w:rPr>
+          <w:szCs w:val="26"/>
+        </w:rPr>
+        <w:t xml:space="preserve"> </w:t>
+      </w:r>
+      <w:proofErr w:type="spellStart"/>
+      <w:r>
+        <w:rPr>
+          <w:szCs w:val="26"/>
+        </w:rPr>
+        <w:t>bạn</w:t>
+      </w:r>
+      <w:proofErr w:type="spellEnd"/>
+      <w:r>
+        <w:rPr>
+          <w:szCs w:val="26"/>
+        </w:rPr>
+        <w:t xml:space="preserve"> </w:t>
+      </w:r>
+      <w:proofErr w:type="spellStart"/>
+      <w:r>
+        <w:rPr>
+          <w:szCs w:val="26"/>
+        </w:rPr>
+        <w:t>cần</w:t>
+      </w:r>
+      <w:proofErr w:type="spellEnd"/>
+      <w:r>
+        <w:rPr>
+          <w:szCs w:val="26"/>
+        </w:rPr>
+        <w:t xml:space="preserve"> </w:t>
+      </w:r>
+      <w:proofErr w:type="spellStart"/>
+      <w:r>
+        <w:rPr>
+          <w:szCs w:val="26"/>
+        </w:rPr>
+        <w:t>gì</w:t>
+      </w:r>
+      <w:proofErr w:type="spellEnd"/>
+      <w:r>
+        <w:rPr>
+          <w:szCs w:val="26"/>
+        </w:rPr>
+        <w:t xml:space="preserve">. </w:t>
+      </w:r>
+      <w:proofErr w:type="spellStart"/>
+      <w:r>
+        <w:rPr>
+          <w:szCs w:val="26"/>
+        </w:rPr>
+        <w:t>Nếu</w:t>
+      </w:r>
+      <w:proofErr w:type="spellEnd"/>
+      <w:r>
+        <w:rPr>
+          <w:szCs w:val="26"/>
+        </w:rPr>
+        <w:t xml:space="preserve"> </w:t>
+      </w:r>
+      <w:proofErr w:type="spellStart"/>
+      <w:r>
+        <w:rPr>
+          <w:szCs w:val="26"/>
+        </w:rPr>
+        <w:t>thấy</w:t>
+      </w:r>
+      <w:proofErr w:type="spellEnd"/>
+      <w:r>
+        <w:rPr>
+          <w:szCs w:val="26"/>
+        </w:rPr>
+        <w:t xml:space="preserve"> h2 </w:t>
+      </w:r>
+      <w:proofErr w:type="spellStart"/>
+      <w:r>
+        <w:rPr>
+          <w:szCs w:val="26"/>
+        </w:rPr>
+        <w:t>trong</w:t>
+      </w:r>
+      <w:proofErr w:type="spellEnd"/>
+      <w:r>
+        <w:rPr>
+          <w:szCs w:val="26"/>
+        </w:rPr>
+        <w:t xml:space="preserve"> </w:t>
+      </w:r>
+      <w:proofErr w:type="spellStart"/>
+      <w:r>
+        <w:rPr>
+          <w:szCs w:val="26"/>
+        </w:rPr>
+        <w:t>classpath</w:t>
+      </w:r>
+      <w:proofErr w:type="spellEnd"/>
+      <w:r>
+        <w:rPr>
+          <w:szCs w:val="26"/>
+        </w:rPr>
+        <w:t xml:space="preserve">, </w:t>
+      </w:r>
+      <w:proofErr w:type="spellStart"/>
+      <w:r>
+        <w:rPr>
+          <w:szCs w:val="26"/>
+        </w:rPr>
+        <w:t>nó</w:t>
+      </w:r>
+      <w:proofErr w:type="spellEnd"/>
+      <w:r>
+        <w:rPr>
+          <w:szCs w:val="26"/>
+        </w:rPr>
+        <w:t xml:space="preserve"> </w:t>
+      </w:r>
+      <w:proofErr w:type="spellStart"/>
+      <w:r>
+        <w:rPr>
+          <w:szCs w:val="26"/>
+        </w:rPr>
+        <w:t>tự</w:t>
+      </w:r>
+      <w:proofErr w:type="spellEnd"/>
+      <w:r>
+        <w:rPr>
+          <w:szCs w:val="26"/>
+        </w:rPr>
+        <w:t xml:space="preserve"> </w:t>
+      </w:r>
+      <w:proofErr w:type="spellStart"/>
+      <w:r>
+        <w:rPr>
+          <w:szCs w:val="26"/>
+        </w:rPr>
+        <w:t>tạo</w:t>
+      </w:r>
+      <w:proofErr w:type="spellEnd"/>
+      <w:r>
+        <w:rPr>
+          <w:szCs w:val="26"/>
+        </w:rPr>
+        <w:t xml:space="preserve"> </w:t>
+      </w:r>
+      <w:proofErr w:type="spellStart"/>
+      <w:r>
+        <w:rPr>
+          <w:szCs w:val="26"/>
+        </w:rPr>
+        <w:t>một</w:t>
+      </w:r>
+      <w:proofErr w:type="spellEnd"/>
+      <w:r>
+        <w:rPr>
+          <w:szCs w:val="26"/>
+        </w:rPr>
+        <w:t xml:space="preserve"> H2 Database Bean.</w:t>
       </w:r>
     </w:p>
     <w:p>
@@ -2341,13 +6547,27 @@
         <w:rPr>
           <w:szCs w:val="26"/>
         </w:rPr>
-        <w:t>2.3.</w:t>
-      </w:r>
-      <w:r>
-        <w:rPr>
-          <w:szCs w:val="26"/>
-        </w:rPr>
-        <w:t>Spring Boot CLI:</w:t>
+        <w:t>2.</w:t>
+      </w:r>
+      <w:proofErr w:type="gramStart"/>
+      <w:r>
+        <w:rPr>
+          <w:szCs w:val="26"/>
+        </w:rPr>
+        <w:t>3.</w:t>
+      </w:r>
+      <w:r>
+        <w:rPr>
+          <w:szCs w:val="26"/>
+        </w:rPr>
+        <w:t>Spring</w:t>
+      </w:r>
+      <w:proofErr w:type="gramEnd"/>
+      <w:r>
+        <w:rPr>
+          <w:szCs w:val="26"/>
+        </w:rPr>
+        <w:t xml:space="preserve"> Boot CLI:</w:t>
       </w:r>
       <w:bookmarkEnd w:id="7"/>
       <w:r>
@@ -2364,11 +6584,173 @@
           <w:szCs w:val="26"/>
         </w:rPr>
       </w:pPr>
-      <w:r>
-        <w:rPr>
-          <w:szCs w:val="26"/>
-        </w:rPr>
-        <w:t>Công cụ dòng lệnh để tạo nhanh project (ít dùng hơn so với Initializr).</w:t>
+      <w:proofErr w:type="spellStart"/>
+      <w:r>
+        <w:rPr>
+          <w:szCs w:val="26"/>
+        </w:rPr>
+        <w:t>Công</w:t>
+      </w:r>
+      <w:proofErr w:type="spellEnd"/>
+      <w:r>
+        <w:rPr>
+          <w:szCs w:val="26"/>
+        </w:rPr>
+        <w:t xml:space="preserve"> </w:t>
+      </w:r>
+      <w:proofErr w:type="spellStart"/>
+      <w:r>
+        <w:rPr>
+          <w:szCs w:val="26"/>
+        </w:rPr>
+        <w:t>cụ</w:t>
+      </w:r>
+      <w:proofErr w:type="spellEnd"/>
+      <w:r>
+        <w:rPr>
+          <w:szCs w:val="26"/>
+        </w:rPr>
+        <w:t xml:space="preserve"> </w:t>
+      </w:r>
+      <w:proofErr w:type="spellStart"/>
+      <w:r>
+        <w:rPr>
+          <w:szCs w:val="26"/>
+        </w:rPr>
+        <w:t>dòng</w:t>
+      </w:r>
+      <w:proofErr w:type="spellEnd"/>
+      <w:r>
+        <w:rPr>
+          <w:szCs w:val="26"/>
+        </w:rPr>
+        <w:t xml:space="preserve"> </w:t>
+      </w:r>
+      <w:proofErr w:type="spellStart"/>
+      <w:r>
+        <w:rPr>
+          <w:szCs w:val="26"/>
+        </w:rPr>
+        <w:t>lệnh</w:t>
+      </w:r>
+      <w:proofErr w:type="spellEnd"/>
+      <w:r>
+        <w:rPr>
+          <w:szCs w:val="26"/>
+        </w:rPr>
+        <w:t xml:space="preserve"> </w:t>
+      </w:r>
+      <w:proofErr w:type="spellStart"/>
+      <w:r>
+        <w:rPr>
+          <w:szCs w:val="26"/>
+        </w:rPr>
+        <w:t>để</w:t>
+      </w:r>
+      <w:proofErr w:type="spellEnd"/>
+      <w:r>
+        <w:rPr>
+          <w:szCs w:val="26"/>
+        </w:rPr>
+        <w:t xml:space="preserve"> </w:t>
+      </w:r>
+      <w:proofErr w:type="spellStart"/>
+      <w:r>
+        <w:rPr>
+          <w:szCs w:val="26"/>
+        </w:rPr>
+        <w:t>tạo</w:t>
+      </w:r>
+      <w:proofErr w:type="spellEnd"/>
+      <w:r>
+        <w:rPr>
+          <w:szCs w:val="26"/>
+        </w:rPr>
+        <w:t xml:space="preserve"> </w:t>
+      </w:r>
+      <w:proofErr w:type="spellStart"/>
+      <w:r>
+        <w:rPr>
+          <w:szCs w:val="26"/>
+        </w:rPr>
+        <w:t>nhanh</w:t>
+      </w:r>
+      <w:proofErr w:type="spellEnd"/>
+      <w:r>
+        <w:rPr>
+          <w:szCs w:val="26"/>
+        </w:rPr>
+        <w:t xml:space="preserve"> project (</w:t>
+      </w:r>
+      <w:proofErr w:type="spellStart"/>
+      <w:r>
+        <w:rPr>
+          <w:szCs w:val="26"/>
+        </w:rPr>
+        <w:t>ít</w:t>
+      </w:r>
+      <w:proofErr w:type="spellEnd"/>
+      <w:r>
+        <w:rPr>
+          <w:szCs w:val="26"/>
+        </w:rPr>
+        <w:t xml:space="preserve"> </w:t>
+      </w:r>
+      <w:proofErr w:type="spellStart"/>
+      <w:r>
+        <w:rPr>
+          <w:szCs w:val="26"/>
+        </w:rPr>
+        <w:t>dùng</w:t>
+      </w:r>
+      <w:proofErr w:type="spellEnd"/>
+      <w:r>
+        <w:rPr>
+          <w:szCs w:val="26"/>
+        </w:rPr>
+        <w:t xml:space="preserve"> </w:t>
+      </w:r>
+      <w:proofErr w:type="spellStart"/>
+      <w:r>
+        <w:rPr>
+          <w:szCs w:val="26"/>
+        </w:rPr>
+        <w:t>hơn</w:t>
+      </w:r>
+      <w:proofErr w:type="spellEnd"/>
+      <w:r>
+        <w:rPr>
+          <w:szCs w:val="26"/>
+        </w:rPr>
+        <w:t xml:space="preserve"> so </w:t>
+      </w:r>
+      <w:proofErr w:type="spellStart"/>
+      <w:r>
+        <w:rPr>
+          <w:szCs w:val="26"/>
+        </w:rPr>
+        <w:t>với</w:t>
+      </w:r>
+      <w:proofErr w:type="spellEnd"/>
+      <w:r>
+        <w:rPr>
+          <w:szCs w:val="26"/>
+        </w:rPr>
+        <w:t xml:space="preserve"> </w:t>
+      </w:r>
+      <w:proofErr w:type="spellStart"/>
+      <w:r>
+        <w:rPr>
+          <w:szCs w:val="26"/>
+        </w:rPr>
+        <w:t>Initializr</w:t>
+      </w:r>
+      <w:proofErr w:type="spellEnd"/>
+      <w:r>
+        <w:rPr>
+          <w:szCs w:val="26"/>
+        </w:rPr>
+        <w:t>).</w:t>
       </w:r>
     </w:p>
     <w:p>
@@ -2383,13 +6765,27 @@
         <w:rPr>
           <w:szCs w:val="26"/>
         </w:rPr>
-        <w:t>2.4.</w:t>
-      </w:r>
-      <w:r>
-        <w:rPr>
-          <w:szCs w:val="26"/>
-        </w:rPr>
-        <w:t>Spring Boot Actuator:</w:t>
+        <w:t>2.</w:t>
+      </w:r>
+      <w:proofErr w:type="gramStart"/>
+      <w:r>
+        <w:rPr>
+          <w:szCs w:val="26"/>
+        </w:rPr>
+        <w:t>4.</w:t>
+      </w:r>
+      <w:r>
+        <w:rPr>
+          <w:szCs w:val="26"/>
+        </w:rPr>
+        <w:t>Spring</w:t>
+      </w:r>
+      <w:proofErr w:type="gramEnd"/>
+      <w:r>
+        <w:rPr>
+          <w:szCs w:val="26"/>
+        </w:rPr>
+        <w:t xml:space="preserve"> Boot Actuator:</w:t>
       </w:r>
       <w:bookmarkEnd w:id="8"/>
       <w:r>
@@ -2406,11 +6802,145 @@
           <w:szCs w:val="26"/>
         </w:rPr>
       </w:pPr>
-      <w:r>
-        <w:rPr>
-          <w:szCs w:val="26"/>
-        </w:rPr>
-        <w:t>Cung cấp các endpoint để giám sát sức khỏe hệ thống (health check, metrics, dump thread...).</w:t>
+      <w:proofErr w:type="spellStart"/>
+      <w:r>
+        <w:rPr>
+          <w:szCs w:val="26"/>
+        </w:rPr>
+        <w:t>Cung</w:t>
+      </w:r>
+      <w:proofErr w:type="spellEnd"/>
+      <w:r>
+        <w:rPr>
+          <w:szCs w:val="26"/>
+        </w:rPr>
+        <w:t xml:space="preserve"> </w:t>
+      </w:r>
+      <w:proofErr w:type="spellStart"/>
+      <w:r>
+        <w:rPr>
+          <w:szCs w:val="26"/>
+        </w:rPr>
+        <w:t>cấp</w:t>
+      </w:r>
+      <w:proofErr w:type="spellEnd"/>
+      <w:r>
+        <w:rPr>
+          <w:szCs w:val="26"/>
+        </w:rPr>
+        <w:t xml:space="preserve"> </w:t>
+      </w:r>
+      <w:proofErr w:type="spellStart"/>
+      <w:r>
+        <w:rPr>
+          <w:szCs w:val="26"/>
+        </w:rPr>
+        <w:t>các</w:t>
+      </w:r>
+      <w:proofErr w:type="spellEnd"/>
+      <w:r>
+        <w:rPr>
+          <w:szCs w:val="26"/>
+        </w:rPr>
+        <w:t xml:space="preserve"> endpoint </w:t>
+      </w:r>
+      <w:proofErr w:type="spellStart"/>
+      <w:r>
+        <w:rPr>
+          <w:szCs w:val="26"/>
+        </w:rPr>
+        <w:t>để</w:t>
+      </w:r>
+      <w:proofErr w:type="spellEnd"/>
+      <w:r>
+        <w:rPr>
+          <w:szCs w:val="26"/>
+        </w:rPr>
+        <w:t xml:space="preserve"> </w:t>
+      </w:r>
+      <w:proofErr w:type="spellStart"/>
+      <w:r>
+        <w:rPr>
+          <w:szCs w:val="26"/>
+        </w:rPr>
+        <w:t>giám</w:t>
+      </w:r>
+      <w:proofErr w:type="spellEnd"/>
+      <w:r>
+        <w:rPr>
+          <w:szCs w:val="26"/>
+        </w:rPr>
+        <w:t xml:space="preserve"> </w:t>
+      </w:r>
+      <w:proofErr w:type="spellStart"/>
+      <w:r>
+        <w:rPr>
+          <w:szCs w:val="26"/>
+        </w:rPr>
+        <w:t>sát</w:t>
+      </w:r>
+      <w:proofErr w:type="spellEnd"/>
+      <w:r>
+        <w:rPr>
+          <w:szCs w:val="26"/>
+        </w:rPr>
+        <w:t xml:space="preserve"> </w:t>
+      </w:r>
+      <w:proofErr w:type="spellStart"/>
+      <w:r>
+        <w:rPr>
+          <w:szCs w:val="26"/>
+        </w:rPr>
+        <w:t>sức</w:t>
+      </w:r>
+      <w:proofErr w:type="spellEnd"/>
+      <w:r>
+        <w:rPr>
+          <w:szCs w:val="26"/>
+        </w:rPr>
+        <w:t xml:space="preserve"> </w:t>
+      </w:r>
+      <w:proofErr w:type="spellStart"/>
+      <w:r>
+        <w:rPr>
+          <w:szCs w:val="26"/>
+        </w:rPr>
+        <w:t>khỏe</w:t>
+      </w:r>
+      <w:proofErr w:type="spellEnd"/>
+      <w:r>
+        <w:rPr>
+          <w:szCs w:val="26"/>
+        </w:rPr>
+        <w:t xml:space="preserve"> </w:t>
+      </w:r>
+      <w:proofErr w:type="spellStart"/>
+      <w:r>
+        <w:rPr>
+          <w:szCs w:val="26"/>
+        </w:rPr>
+        <w:t>hệ</w:t>
+      </w:r>
+      <w:proofErr w:type="spellEnd"/>
+      <w:r>
+        <w:rPr>
+          <w:szCs w:val="26"/>
+        </w:rPr>
+        <w:t xml:space="preserve"> </w:t>
+      </w:r>
+      <w:proofErr w:type="spellStart"/>
+      <w:r>
+        <w:rPr>
+          <w:szCs w:val="26"/>
+        </w:rPr>
+        <w:t>thống</w:t>
+      </w:r>
+      <w:proofErr w:type="spellEnd"/>
+      <w:r>
+        <w:rPr>
+          <w:szCs w:val="26"/>
+        </w:rPr>
+        <w:t xml:space="preserve"> (health check, metrics, dump thread...).</w:t>
       </w:r>
     </w:p>
     <w:p>
@@ -2425,13 +6955,41 @@
         <w:rPr>
           <w:szCs w:val="26"/>
         </w:rPr>
-        <w:t>2.5.</w:t>
-      </w:r>
-      <w:r>
-        <w:rPr>
-          <w:szCs w:val="26"/>
-        </w:rPr>
-        <w:t>Spring Boot Initializr:</w:t>
+        <w:t>2.</w:t>
+      </w:r>
+      <w:proofErr w:type="gramStart"/>
+      <w:r>
+        <w:rPr>
+          <w:szCs w:val="26"/>
+        </w:rPr>
+        <w:t>5.</w:t>
+      </w:r>
+      <w:r>
+        <w:rPr>
+          <w:szCs w:val="26"/>
+        </w:rPr>
+        <w:t>Spring</w:t>
+      </w:r>
+      <w:proofErr w:type="gramEnd"/>
+      <w:r>
+        <w:rPr>
+          <w:szCs w:val="26"/>
+        </w:rPr>
+        <w:t xml:space="preserve"> Boot </w:t>
+      </w:r>
+      <w:proofErr w:type="spellStart"/>
+      <w:r>
+        <w:rPr>
+          <w:szCs w:val="26"/>
+        </w:rPr>
+        <w:t>Initializr</w:t>
+      </w:r>
+      <w:proofErr w:type="spellEnd"/>
+      <w:r>
+        <w:rPr>
+          <w:szCs w:val="26"/>
+        </w:rPr>
+        <w:t>:</w:t>
       </w:r>
       <w:bookmarkEnd w:id="9"/>
       <w:r>
@@ -2448,11 +7006,201 @@
           <w:szCs w:val="26"/>
         </w:rPr>
       </w:pPr>
-      <w:r>
-        <w:rPr>
-          <w:szCs w:val="26"/>
-        </w:rPr>
-        <w:t>Công cụ web (start.spring.io) để khởi tạo cấu trúc dự án chuẩn chỉ trong vài giây.</w:t>
+      <w:proofErr w:type="spellStart"/>
+      <w:r>
+        <w:rPr>
+          <w:szCs w:val="26"/>
+        </w:rPr>
+        <w:t>Công</w:t>
+      </w:r>
+      <w:proofErr w:type="spellEnd"/>
+      <w:r>
+        <w:rPr>
+          <w:szCs w:val="26"/>
+        </w:rPr>
+        <w:t xml:space="preserve"> </w:t>
+      </w:r>
+      <w:proofErr w:type="spellStart"/>
+      <w:r>
+        <w:rPr>
+          <w:szCs w:val="26"/>
+        </w:rPr>
+        <w:t>cụ</w:t>
+      </w:r>
+      <w:proofErr w:type="spellEnd"/>
+      <w:r>
+        <w:rPr>
+          <w:szCs w:val="26"/>
+        </w:rPr>
+        <w:t xml:space="preserve"> web (start.spring.io) </w:t>
+      </w:r>
+      <w:proofErr w:type="spellStart"/>
+      <w:r>
+        <w:rPr>
+          <w:szCs w:val="26"/>
+        </w:rPr>
+        <w:t>để</w:t>
+      </w:r>
+      <w:proofErr w:type="spellEnd"/>
+      <w:r>
+        <w:rPr>
+          <w:szCs w:val="26"/>
+        </w:rPr>
+        <w:t xml:space="preserve"> </w:t>
+      </w:r>
+      <w:proofErr w:type="spellStart"/>
+      <w:r>
+        <w:rPr>
+          <w:szCs w:val="26"/>
+        </w:rPr>
+        <w:t>khởi</w:t>
+      </w:r>
+      <w:proofErr w:type="spellEnd"/>
+      <w:r>
+        <w:rPr>
+          <w:szCs w:val="26"/>
+        </w:rPr>
+        <w:t xml:space="preserve"> </w:t>
+      </w:r>
+      <w:proofErr w:type="spellStart"/>
+      <w:r>
+        <w:rPr>
+          <w:szCs w:val="26"/>
+        </w:rPr>
+        <w:t>tạo</w:t>
+      </w:r>
+      <w:proofErr w:type="spellEnd"/>
+      <w:r>
+        <w:rPr>
+          <w:szCs w:val="26"/>
+        </w:rPr>
+        <w:t xml:space="preserve"> </w:t>
+      </w:r>
+      <w:proofErr w:type="spellStart"/>
+      <w:r>
+        <w:rPr>
+          <w:szCs w:val="26"/>
+        </w:rPr>
+        <w:t>cấu</w:t>
+      </w:r>
+      <w:proofErr w:type="spellEnd"/>
+      <w:r>
+        <w:rPr>
+          <w:szCs w:val="26"/>
+        </w:rPr>
+        <w:t xml:space="preserve"> </w:t>
+      </w:r>
+      <w:proofErr w:type="spellStart"/>
+      <w:r>
+        <w:rPr>
+          <w:szCs w:val="26"/>
+        </w:rPr>
+        <w:t>trúc</w:t>
+      </w:r>
+      <w:proofErr w:type="spellEnd"/>
+      <w:r>
+        <w:rPr>
+          <w:szCs w:val="26"/>
+        </w:rPr>
+        <w:t xml:space="preserve"> </w:t>
+      </w:r>
+      <w:proofErr w:type="spellStart"/>
+      <w:r>
+        <w:rPr>
+          <w:szCs w:val="26"/>
+        </w:rPr>
+        <w:t>dự</w:t>
+      </w:r>
+      <w:proofErr w:type="spellEnd"/>
+      <w:r>
+        <w:rPr>
+          <w:szCs w:val="26"/>
+        </w:rPr>
+        <w:t xml:space="preserve"> </w:t>
+      </w:r>
+      <w:proofErr w:type="spellStart"/>
+      <w:r>
+        <w:rPr>
+          <w:szCs w:val="26"/>
+        </w:rPr>
+        <w:t>án</w:t>
+      </w:r>
+      <w:proofErr w:type="spellEnd"/>
+      <w:r>
+        <w:rPr>
+          <w:szCs w:val="26"/>
+        </w:rPr>
+        <w:t xml:space="preserve"> </w:t>
+      </w:r>
+      <w:proofErr w:type="spellStart"/>
+      <w:r>
+        <w:rPr>
+          <w:szCs w:val="26"/>
+        </w:rPr>
+        <w:t>chuẩn</w:t>
+      </w:r>
+      <w:proofErr w:type="spellEnd"/>
+      <w:r>
+        <w:rPr>
+          <w:szCs w:val="26"/>
+        </w:rPr>
+        <w:t xml:space="preserve"> </w:t>
+      </w:r>
+      <w:proofErr w:type="spellStart"/>
+      <w:r>
+        <w:rPr>
+          <w:szCs w:val="26"/>
+        </w:rPr>
+        <w:t>chỉ</w:t>
+      </w:r>
+      <w:proofErr w:type="spellEnd"/>
+      <w:r>
+        <w:rPr>
+          <w:szCs w:val="26"/>
+        </w:rPr>
+        <w:t xml:space="preserve"> </w:t>
+      </w:r>
+      <w:proofErr w:type="spellStart"/>
+      <w:r>
+        <w:rPr>
+          <w:szCs w:val="26"/>
+        </w:rPr>
+        <w:t>trong</w:t>
+      </w:r>
+      <w:proofErr w:type="spellEnd"/>
+      <w:r>
+        <w:rPr>
+          <w:szCs w:val="26"/>
+        </w:rPr>
+        <w:t xml:space="preserve"> </w:t>
+      </w:r>
+      <w:proofErr w:type="spellStart"/>
+      <w:r>
+        <w:rPr>
+          <w:szCs w:val="26"/>
+        </w:rPr>
+        <w:t>vài</w:t>
+      </w:r>
+      <w:proofErr w:type="spellEnd"/>
+      <w:r>
+        <w:rPr>
+          <w:szCs w:val="26"/>
+        </w:rPr>
+        <w:t xml:space="preserve"> </w:t>
+      </w:r>
+      <w:proofErr w:type="spellStart"/>
+      <w:r>
+        <w:rPr>
+          <w:szCs w:val="26"/>
+        </w:rPr>
+        <w:t>giây</w:t>
+      </w:r>
+      <w:proofErr w:type="spellEnd"/>
+      <w:r>
+        <w:rPr>
+          <w:szCs w:val="26"/>
+        </w:rPr>
+        <w:t>.</w:t>
       </w:r>
     </w:p>
     <w:p>
@@ -2513,11 +7261,33 @@
         </w:rPr>
       </w:pPr>
       <w:bookmarkStart w:id="10" w:name="_Toc229488762"/>
-      <w:r>
-        <w:rPr>
-          <w:szCs w:val="26"/>
-        </w:rPr>
-        <w:t>Hinh 1: Khoi tao spring boot</w:t>
+      <w:proofErr w:type="spellStart"/>
+      <w:r>
+        <w:rPr>
+          <w:szCs w:val="26"/>
+        </w:rPr>
+        <w:t>Hinh</w:t>
+      </w:r>
+      <w:proofErr w:type="spellEnd"/>
+      <w:r>
+        <w:rPr>
+          <w:szCs w:val="26"/>
+        </w:rPr>
+        <w:t xml:space="preserve"> 1: Khoi </w:t>
+      </w:r>
+      <w:proofErr w:type="spellStart"/>
+      <w:r>
+        <w:rPr>
+          <w:szCs w:val="26"/>
+        </w:rPr>
+        <w:t>tao</w:t>
+      </w:r>
+      <w:proofErr w:type="spellEnd"/>
+      <w:r>
+        <w:rPr>
+          <w:szCs w:val="26"/>
+        </w:rPr>
+        <w:t xml:space="preserve"> spring boot</w:t>
       </w:r>
       <w:bookmarkEnd w:id="10"/>
     </w:p>
@@ -2533,9 +7303,101 @@
         <w:rPr>
           <w:szCs w:val="26"/>
         </w:rPr>
-        <w:t>3.Git là gì &amp; Các câu lệnh cơ bản</w:t>
+        <w:t xml:space="preserve">3.Git </w:t>
+      </w:r>
+      <w:proofErr w:type="spellStart"/>
+      <w:r>
+        <w:rPr>
+          <w:szCs w:val="26"/>
+        </w:rPr>
+        <w:t>là</w:t>
+      </w:r>
+      <w:proofErr w:type="spellEnd"/>
+      <w:r>
+        <w:rPr>
+          <w:szCs w:val="26"/>
+        </w:rPr>
+        <w:t xml:space="preserve"> </w:t>
+      </w:r>
+      <w:proofErr w:type="spellStart"/>
+      <w:r>
+        <w:rPr>
+          <w:szCs w:val="26"/>
+        </w:rPr>
+        <w:t>gì</w:t>
+      </w:r>
+      <w:proofErr w:type="spellEnd"/>
+      <w:r>
+        <w:rPr>
+          <w:szCs w:val="26"/>
+        </w:rPr>
+        <w:t xml:space="preserve"> &amp; </w:t>
+      </w:r>
+      <w:proofErr w:type="spellStart"/>
+      <w:r>
+        <w:rPr>
+          <w:szCs w:val="26"/>
+        </w:rPr>
+        <w:t>Các</w:t>
+      </w:r>
+      <w:proofErr w:type="spellEnd"/>
+      <w:r>
+        <w:rPr>
+          <w:szCs w:val="26"/>
+        </w:rPr>
+        <w:t xml:space="preserve"> </w:t>
+      </w:r>
+      <w:proofErr w:type="spellStart"/>
+      <w:r>
+        <w:rPr>
+          <w:szCs w:val="26"/>
+        </w:rPr>
+        <w:t>câu</w:t>
+      </w:r>
+      <w:proofErr w:type="spellEnd"/>
+      <w:r>
+        <w:rPr>
+          <w:szCs w:val="26"/>
+        </w:rPr>
+        <w:t xml:space="preserve"> </w:t>
+      </w:r>
+      <w:proofErr w:type="spellStart"/>
+      <w:r>
+        <w:rPr>
+          <w:szCs w:val="26"/>
+        </w:rPr>
+        <w:t>lệnh</w:t>
+      </w:r>
+      <w:proofErr w:type="spellEnd"/>
+      <w:r>
+        <w:rPr>
+          <w:szCs w:val="26"/>
+        </w:rPr>
+        <w:t xml:space="preserve"> </w:t>
+      </w:r>
+      <w:proofErr w:type="spellStart"/>
+      <w:r>
+        <w:rPr>
+          <w:szCs w:val="26"/>
+        </w:rPr>
+        <w:t>cơ</w:t>
+      </w:r>
+      <w:proofErr w:type="spellEnd"/>
+      <w:r>
+        <w:rPr>
+          <w:szCs w:val="26"/>
+        </w:rPr>
+        <w:t xml:space="preserve"> </w:t>
+      </w:r>
+      <w:proofErr w:type="spellStart"/>
+      <w:r>
+        <w:rPr>
+          <w:szCs w:val="26"/>
+        </w:rPr>
+        <w:t>bản</w:t>
       </w:r>
       <w:bookmarkEnd w:id="11"/>
+      <w:proofErr w:type="spellEnd"/>
     </w:p>
     <w:p>
       <w:pPr>
@@ -2550,13 +7412,55 @@
           <w:szCs w:val="26"/>
         </w:rPr>
         <w:lastRenderedPageBreak/>
-        <w:t>3.1.</w:t>
-      </w:r>
-      <w:r>
-        <w:rPr>
-          <w:szCs w:val="26"/>
-        </w:rPr>
-        <w:t>Git là gì?</w:t>
+        <w:t>3.</w:t>
+      </w:r>
+      <w:proofErr w:type="gramStart"/>
+      <w:r>
+        <w:rPr>
+          <w:szCs w:val="26"/>
+        </w:rPr>
+        <w:t>1.</w:t>
+      </w:r>
+      <w:r>
+        <w:rPr>
+          <w:szCs w:val="26"/>
+        </w:rPr>
+        <w:t>Git</w:t>
+      </w:r>
+      <w:proofErr w:type="gramEnd"/>
+      <w:r>
+        <w:rPr>
+          <w:szCs w:val="26"/>
+        </w:rPr>
+        <w:t xml:space="preserve"> </w:t>
+      </w:r>
+      <w:proofErr w:type="spellStart"/>
+      <w:r>
+        <w:rPr>
+          <w:szCs w:val="26"/>
+        </w:rPr>
+        <w:t>là</w:t>
+      </w:r>
+      <w:proofErr w:type="spellEnd"/>
+      <w:r>
+        <w:rPr>
+          <w:szCs w:val="26"/>
+        </w:rPr>
+        <w:t xml:space="preserve"> </w:t>
+      </w:r>
+      <w:proofErr w:type="spellStart"/>
+      <w:r>
+        <w:rPr>
+          <w:szCs w:val="26"/>
+        </w:rPr>
+        <w:t>gì</w:t>
+      </w:r>
+      <w:proofErr w:type="spellEnd"/>
+      <w:r>
+        <w:rPr>
+          <w:szCs w:val="26"/>
+        </w:rPr>
+        <w:t>?</w:t>
       </w:r>
       <w:bookmarkEnd w:id="12"/>
     </w:p>
@@ -2582,7 +7486,791 @@
           <w:sz w:val="26"/>
           <w:szCs w:val="26"/>
         </w:rPr>
-        <w:t xml:space="preserve"> là một hệ thống quản lý phiên bản dùng để theo dõi sự thay đổi của source code trong quá trình lập trình. Nó giúp lập trình viên lưu lại các lần chỉnh sửa, quay lại phiên bản cũ khi cần và làm việc nhóm dễ dàng hơn mà không bị mất code.</w:t>
+        <w:t xml:space="preserve"> </w:t>
+      </w:r>
+      <w:proofErr w:type="spellStart"/>
+      <w:r>
+        <w:rPr>
+          <w:sz w:val="26"/>
+          <w:szCs w:val="26"/>
+        </w:rPr>
+        <w:t>là</w:t>
+      </w:r>
+      <w:proofErr w:type="spellEnd"/>
+      <w:r>
+        <w:rPr>
+          <w:sz w:val="26"/>
+          <w:szCs w:val="26"/>
+        </w:rPr>
+        <w:t xml:space="preserve"> </w:t>
+      </w:r>
+      <w:proofErr w:type="spellStart"/>
+      <w:r>
+        <w:rPr>
+          <w:sz w:val="26"/>
+          <w:szCs w:val="26"/>
+        </w:rPr>
+        <w:t>một</w:t>
+      </w:r>
+      <w:proofErr w:type="spellEnd"/>
+      <w:r>
+        <w:rPr>
+          <w:sz w:val="26"/>
+          <w:szCs w:val="26"/>
+        </w:rPr>
+        <w:t xml:space="preserve"> </w:t>
+      </w:r>
+      <w:proofErr w:type="spellStart"/>
+      <w:r>
+        <w:rPr>
+          <w:sz w:val="26"/>
+          <w:szCs w:val="26"/>
+        </w:rPr>
+        <w:t>hệ</w:t>
+      </w:r>
+      <w:proofErr w:type="spellEnd"/>
+      <w:r>
+        <w:rPr>
+          <w:sz w:val="26"/>
+          <w:szCs w:val="26"/>
+        </w:rPr>
+        <w:t xml:space="preserve"> </w:t>
+      </w:r>
+      <w:proofErr w:type="spellStart"/>
+      <w:r>
+        <w:rPr>
+          <w:sz w:val="26"/>
+          <w:szCs w:val="26"/>
+        </w:rPr>
+        <w:t>thống</w:t>
+      </w:r>
+      <w:proofErr w:type="spellEnd"/>
+      <w:r>
+        <w:rPr>
+          <w:sz w:val="26"/>
+          <w:szCs w:val="26"/>
+        </w:rPr>
+        <w:t xml:space="preserve"> </w:t>
+      </w:r>
+      <w:proofErr w:type="spellStart"/>
+      <w:r>
+        <w:rPr>
+          <w:sz w:val="26"/>
+          <w:szCs w:val="26"/>
+        </w:rPr>
+        <w:t>quản</w:t>
+      </w:r>
+      <w:proofErr w:type="spellEnd"/>
+      <w:r>
+        <w:rPr>
+          <w:sz w:val="26"/>
+          <w:szCs w:val="26"/>
+        </w:rPr>
+        <w:t xml:space="preserve"> </w:t>
+      </w:r>
+      <w:proofErr w:type="spellStart"/>
+      <w:r>
+        <w:rPr>
+          <w:sz w:val="26"/>
+          <w:szCs w:val="26"/>
+        </w:rPr>
+        <w:t>lý</w:t>
+      </w:r>
+      <w:proofErr w:type="spellEnd"/>
+      <w:r>
+        <w:rPr>
+          <w:sz w:val="26"/>
+          <w:szCs w:val="26"/>
+        </w:rPr>
+        <w:t xml:space="preserve"> </w:t>
+      </w:r>
+      <w:proofErr w:type="spellStart"/>
+      <w:r>
+        <w:rPr>
+          <w:sz w:val="26"/>
+          <w:szCs w:val="26"/>
+        </w:rPr>
+        <w:t>phiên</w:t>
+      </w:r>
+      <w:proofErr w:type="spellEnd"/>
+      <w:r>
+        <w:rPr>
+          <w:sz w:val="26"/>
+          <w:szCs w:val="26"/>
+        </w:rPr>
+        <w:t xml:space="preserve"> </w:t>
+      </w:r>
+      <w:proofErr w:type="spellStart"/>
+      <w:r>
+        <w:rPr>
+          <w:sz w:val="26"/>
+          <w:szCs w:val="26"/>
+        </w:rPr>
+        <w:t>bản</w:t>
+      </w:r>
+      <w:proofErr w:type="spellEnd"/>
+      <w:r>
+        <w:rPr>
+          <w:sz w:val="26"/>
+          <w:szCs w:val="26"/>
+        </w:rPr>
+        <w:t xml:space="preserve"> </w:t>
+      </w:r>
+      <w:proofErr w:type="spellStart"/>
+      <w:r>
+        <w:rPr>
+          <w:sz w:val="26"/>
+          <w:szCs w:val="26"/>
+        </w:rPr>
+        <w:t>dùng</w:t>
+      </w:r>
+      <w:proofErr w:type="spellEnd"/>
+      <w:r>
+        <w:rPr>
+          <w:sz w:val="26"/>
+          <w:szCs w:val="26"/>
+        </w:rPr>
+        <w:t xml:space="preserve"> </w:t>
+      </w:r>
+      <w:proofErr w:type="spellStart"/>
+      <w:r>
+        <w:rPr>
+          <w:sz w:val="26"/>
+          <w:szCs w:val="26"/>
+        </w:rPr>
+        <w:t>để</w:t>
+      </w:r>
+      <w:proofErr w:type="spellEnd"/>
+      <w:r>
+        <w:rPr>
+          <w:sz w:val="26"/>
+          <w:szCs w:val="26"/>
+        </w:rPr>
+        <w:t xml:space="preserve"> </w:t>
+      </w:r>
+      <w:proofErr w:type="spellStart"/>
+      <w:r>
+        <w:rPr>
+          <w:sz w:val="26"/>
+          <w:szCs w:val="26"/>
+        </w:rPr>
+        <w:t>theo</w:t>
+      </w:r>
+      <w:proofErr w:type="spellEnd"/>
+      <w:r>
+        <w:rPr>
+          <w:sz w:val="26"/>
+          <w:szCs w:val="26"/>
+        </w:rPr>
+        <w:t xml:space="preserve"> </w:t>
+      </w:r>
+      <w:proofErr w:type="spellStart"/>
+      <w:r>
+        <w:rPr>
+          <w:sz w:val="26"/>
+          <w:szCs w:val="26"/>
+        </w:rPr>
+        <w:t>dõi</w:t>
+      </w:r>
+      <w:proofErr w:type="spellEnd"/>
+      <w:r>
+        <w:rPr>
+          <w:sz w:val="26"/>
+          <w:szCs w:val="26"/>
+        </w:rPr>
+        <w:t xml:space="preserve"> </w:t>
+      </w:r>
+      <w:proofErr w:type="spellStart"/>
+      <w:r>
+        <w:rPr>
+          <w:sz w:val="26"/>
+          <w:szCs w:val="26"/>
+        </w:rPr>
+        <w:t>sự</w:t>
+      </w:r>
+      <w:proofErr w:type="spellEnd"/>
+      <w:r>
+        <w:rPr>
+          <w:sz w:val="26"/>
+          <w:szCs w:val="26"/>
+        </w:rPr>
+        <w:t xml:space="preserve"> </w:t>
+      </w:r>
+      <w:proofErr w:type="spellStart"/>
+      <w:r>
+        <w:rPr>
+          <w:sz w:val="26"/>
+          <w:szCs w:val="26"/>
+        </w:rPr>
+        <w:t>thay</w:t>
+      </w:r>
+      <w:proofErr w:type="spellEnd"/>
+      <w:r>
+        <w:rPr>
+          <w:sz w:val="26"/>
+          <w:szCs w:val="26"/>
+        </w:rPr>
+        <w:t xml:space="preserve"> </w:t>
+      </w:r>
+      <w:proofErr w:type="spellStart"/>
+      <w:r>
+        <w:rPr>
+          <w:sz w:val="26"/>
+          <w:szCs w:val="26"/>
+        </w:rPr>
+        <w:t>đổi</w:t>
+      </w:r>
+      <w:proofErr w:type="spellEnd"/>
+      <w:r>
+        <w:rPr>
+          <w:sz w:val="26"/>
+          <w:szCs w:val="26"/>
+        </w:rPr>
+        <w:t xml:space="preserve"> </w:t>
+      </w:r>
+      <w:proofErr w:type="spellStart"/>
+      <w:r>
+        <w:rPr>
+          <w:sz w:val="26"/>
+          <w:szCs w:val="26"/>
+        </w:rPr>
+        <w:t>của</w:t>
+      </w:r>
+      <w:proofErr w:type="spellEnd"/>
+      <w:r>
+        <w:rPr>
+          <w:sz w:val="26"/>
+          <w:szCs w:val="26"/>
+        </w:rPr>
+        <w:t xml:space="preserve"> source code </w:t>
+      </w:r>
+      <w:proofErr w:type="spellStart"/>
+      <w:r>
+        <w:rPr>
+          <w:sz w:val="26"/>
+          <w:szCs w:val="26"/>
+        </w:rPr>
+        <w:t>trong</w:t>
+      </w:r>
+      <w:proofErr w:type="spellEnd"/>
+      <w:r>
+        <w:rPr>
+          <w:sz w:val="26"/>
+          <w:szCs w:val="26"/>
+        </w:rPr>
+        <w:t xml:space="preserve"> </w:t>
+      </w:r>
+      <w:proofErr w:type="spellStart"/>
+      <w:r>
+        <w:rPr>
+          <w:sz w:val="26"/>
+          <w:szCs w:val="26"/>
+        </w:rPr>
+        <w:t>quá</w:t>
+      </w:r>
+      <w:proofErr w:type="spellEnd"/>
+      <w:r>
+        <w:rPr>
+          <w:sz w:val="26"/>
+          <w:szCs w:val="26"/>
+        </w:rPr>
+        <w:t xml:space="preserve"> </w:t>
+      </w:r>
+      <w:proofErr w:type="spellStart"/>
+      <w:r>
+        <w:rPr>
+          <w:sz w:val="26"/>
+          <w:szCs w:val="26"/>
+        </w:rPr>
+        <w:t>trình</w:t>
+      </w:r>
+      <w:proofErr w:type="spellEnd"/>
+      <w:r>
+        <w:rPr>
+          <w:sz w:val="26"/>
+          <w:szCs w:val="26"/>
+        </w:rPr>
+        <w:t xml:space="preserve"> </w:t>
+      </w:r>
+      <w:proofErr w:type="spellStart"/>
+      <w:r>
+        <w:rPr>
+          <w:sz w:val="26"/>
+          <w:szCs w:val="26"/>
+        </w:rPr>
+        <w:t>lập</w:t>
+      </w:r>
+      <w:proofErr w:type="spellEnd"/>
+      <w:r>
+        <w:rPr>
+          <w:sz w:val="26"/>
+          <w:szCs w:val="26"/>
+        </w:rPr>
+        <w:t xml:space="preserve"> </w:t>
+      </w:r>
+      <w:proofErr w:type="spellStart"/>
+      <w:r>
+        <w:rPr>
+          <w:sz w:val="26"/>
+          <w:szCs w:val="26"/>
+        </w:rPr>
+        <w:t>trình</w:t>
+      </w:r>
+      <w:proofErr w:type="spellEnd"/>
+      <w:r>
+        <w:rPr>
+          <w:sz w:val="26"/>
+          <w:szCs w:val="26"/>
+        </w:rPr>
+        <w:t xml:space="preserve">. </w:t>
+      </w:r>
+      <w:proofErr w:type="spellStart"/>
+      <w:r>
+        <w:rPr>
+          <w:sz w:val="26"/>
+          <w:szCs w:val="26"/>
+        </w:rPr>
+        <w:t>Nó</w:t>
+      </w:r>
+      <w:proofErr w:type="spellEnd"/>
+      <w:r>
+        <w:rPr>
+          <w:sz w:val="26"/>
+          <w:szCs w:val="26"/>
+        </w:rPr>
+        <w:t xml:space="preserve"> </w:t>
+      </w:r>
+      <w:proofErr w:type="spellStart"/>
+      <w:r>
+        <w:rPr>
+          <w:sz w:val="26"/>
+          <w:szCs w:val="26"/>
+        </w:rPr>
+        <w:t>giúp</w:t>
+      </w:r>
+      <w:proofErr w:type="spellEnd"/>
+      <w:r>
+        <w:rPr>
+          <w:sz w:val="26"/>
+          <w:szCs w:val="26"/>
+        </w:rPr>
+        <w:t xml:space="preserve"> </w:t>
+      </w:r>
+      <w:proofErr w:type="spellStart"/>
+      <w:r>
+        <w:rPr>
+          <w:sz w:val="26"/>
+          <w:szCs w:val="26"/>
+        </w:rPr>
+        <w:t>lập</w:t>
+      </w:r>
+      <w:proofErr w:type="spellEnd"/>
+      <w:r>
+        <w:rPr>
+          <w:sz w:val="26"/>
+          <w:szCs w:val="26"/>
+        </w:rPr>
+        <w:t xml:space="preserve"> </w:t>
+      </w:r>
+      <w:proofErr w:type="spellStart"/>
+      <w:r>
+        <w:rPr>
+          <w:sz w:val="26"/>
+          <w:szCs w:val="26"/>
+        </w:rPr>
+        <w:t>trình</w:t>
+      </w:r>
+      <w:proofErr w:type="spellEnd"/>
+      <w:r>
+        <w:rPr>
+          <w:sz w:val="26"/>
+          <w:szCs w:val="26"/>
+        </w:rPr>
+        <w:t xml:space="preserve"> </w:t>
+      </w:r>
+      <w:proofErr w:type="spellStart"/>
+      <w:r>
+        <w:rPr>
+          <w:sz w:val="26"/>
+          <w:szCs w:val="26"/>
+        </w:rPr>
+        <w:t>viên</w:t>
+      </w:r>
+      <w:proofErr w:type="spellEnd"/>
+      <w:r>
+        <w:rPr>
+          <w:sz w:val="26"/>
+          <w:szCs w:val="26"/>
+        </w:rPr>
+        <w:t xml:space="preserve"> </w:t>
+      </w:r>
+      <w:proofErr w:type="spellStart"/>
+      <w:r>
+        <w:rPr>
+          <w:sz w:val="26"/>
+          <w:szCs w:val="26"/>
+        </w:rPr>
+        <w:t>lưu</w:t>
+      </w:r>
+      <w:proofErr w:type="spellEnd"/>
+      <w:r>
+        <w:rPr>
+          <w:sz w:val="26"/>
+          <w:szCs w:val="26"/>
+        </w:rPr>
+        <w:t xml:space="preserve"> </w:t>
+      </w:r>
+      <w:proofErr w:type="spellStart"/>
+      <w:r>
+        <w:rPr>
+          <w:sz w:val="26"/>
+          <w:szCs w:val="26"/>
+        </w:rPr>
+        <w:t>lại</w:t>
+      </w:r>
+      <w:proofErr w:type="spellEnd"/>
+      <w:r>
+        <w:rPr>
+          <w:sz w:val="26"/>
+          <w:szCs w:val="26"/>
+        </w:rPr>
+        <w:t xml:space="preserve"> </w:t>
+      </w:r>
+      <w:proofErr w:type="spellStart"/>
+      <w:r>
+        <w:rPr>
+          <w:sz w:val="26"/>
+          <w:szCs w:val="26"/>
+        </w:rPr>
+        <w:t>các</w:t>
+      </w:r>
+      <w:proofErr w:type="spellEnd"/>
+      <w:r>
+        <w:rPr>
+          <w:sz w:val="26"/>
+          <w:szCs w:val="26"/>
+        </w:rPr>
+        <w:t xml:space="preserve"> </w:t>
+      </w:r>
+      <w:proofErr w:type="spellStart"/>
+      <w:r>
+        <w:rPr>
+          <w:sz w:val="26"/>
+          <w:szCs w:val="26"/>
+        </w:rPr>
+        <w:t>lần</w:t>
+      </w:r>
+      <w:proofErr w:type="spellEnd"/>
+      <w:r>
+        <w:rPr>
+          <w:sz w:val="26"/>
+          <w:szCs w:val="26"/>
+        </w:rPr>
+        <w:t xml:space="preserve"> </w:t>
+      </w:r>
+      <w:proofErr w:type="spellStart"/>
+      <w:r>
+        <w:rPr>
+          <w:sz w:val="26"/>
+          <w:szCs w:val="26"/>
+        </w:rPr>
+        <w:t>chỉnh</w:t>
+      </w:r>
+      <w:proofErr w:type="spellEnd"/>
+      <w:r>
+        <w:rPr>
+          <w:sz w:val="26"/>
+          <w:szCs w:val="26"/>
+        </w:rPr>
+        <w:t xml:space="preserve"> </w:t>
+      </w:r>
+      <w:proofErr w:type="spellStart"/>
+      <w:r>
+        <w:rPr>
+          <w:sz w:val="26"/>
+          <w:szCs w:val="26"/>
+        </w:rPr>
+        <w:t>sửa</w:t>
+      </w:r>
+      <w:proofErr w:type="spellEnd"/>
+      <w:r>
+        <w:rPr>
+          <w:sz w:val="26"/>
+          <w:szCs w:val="26"/>
+        </w:rPr>
+        <w:t xml:space="preserve">, quay </w:t>
+      </w:r>
+      <w:proofErr w:type="spellStart"/>
+      <w:r>
+        <w:rPr>
+          <w:sz w:val="26"/>
+          <w:szCs w:val="26"/>
+        </w:rPr>
+        <w:t>lại</w:t>
+      </w:r>
+      <w:proofErr w:type="spellEnd"/>
+      <w:r>
+        <w:rPr>
+          <w:sz w:val="26"/>
+          <w:szCs w:val="26"/>
+        </w:rPr>
+        <w:t xml:space="preserve"> </w:t>
+      </w:r>
+      <w:proofErr w:type="spellStart"/>
+      <w:r>
+        <w:rPr>
+          <w:sz w:val="26"/>
+          <w:szCs w:val="26"/>
+        </w:rPr>
+        <w:t>phiên</w:t>
+      </w:r>
+      <w:proofErr w:type="spellEnd"/>
+      <w:r>
+        <w:rPr>
+          <w:sz w:val="26"/>
+          <w:szCs w:val="26"/>
+        </w:rPr>
+        <w:t xml:space="preserve"> </w:t>
+      </w:r>
+      <w:proofErr w:type="spellStart"/>
+      <w:r>
+        <w:rPr>
+          <w:sz w:val="26"/>
+          <w:szCs w:val="26"/>
+        </w:rPr>
+        <w:t>bản</w:t>
+      </w:r>
+      <w:proofErr w:type="spellEnd"/>
+      <w:r>
+        <w:rPr>
+          <w:sz w:val="26"/>
+          <w:szCs w:val="26"/>
+        </w:rPr>
+        <w:t xml:space="preserve"> </w:t>
+      </w:r>
+      <w:proofErr w:type="spellStart"/>
+      <w:r>
+        <w:rPr>
+          <w:sz w:val="26"/>
+          <w:szCs w:val="26"/>
+        </w:rPr>
+        <w:t>cũ</w:t>
+      </w:r>
+      <w:proofErr w:type="spellEnd"/>
+      <w:r>
+        <w:rPr>
+          <w:sz w:val="26"/>
+          <w:szCs w:val="26"/>
+        </w:rPr>
+        <w:t xml:space="preserve"> </w:t>
+      </w:r>
+      <w:proofErr w:type="spellStart"/>
+      <w:r>
+        <w:rPr>
+          <w:sz w:val="26"/>
+          <w:szCs w:val="26"/>
+        </w:rPr>
+        <w:t>khi</w:t>
+      </w:r>
+      <w:proofErr w:type="spellEnd"/>
+      <w:r>
+        <w:rPr>
+          <w:sz w:val="26"/>
+          <w:szCs w:val="26"/>
+        </w:rPr>
+        <w:t xml:space="preserve"> </w:t>
+      </w:r>
+      <w:proofErr w:type="spellStart"/>
+      <w:r>
+        <w:rPr>
+          <w:sz w:val="26"/>
+          <w:szCs w:val="26"/>
+        </w:rPr>
+        <w:t>cần</w:t>
+      </w:r>
+      <w:proofErr w:type="spellEnd"/>
+      <w:r>
+        <w:rPr>
+          <w:sz w:val="26"/>
+          <w:szCs w:val="26"/>
+        </w:rPr>
+        <w:t xml:space="preserve"> </w:t>
+      </w:r>
+      <w:proofErr w:type="spellStart"/>
+      <w:r>
+        <w:rPr>
+          <w:sz w:val="26"/>
+          <w:szCs w:val="26"/>
+        </w:rPr>
+        <w:t>và</w:t>
+      </w:r>
+      <w:proofErr w:type="spellEnd"/>
+      <w:r>
+        <w:rPr>
+          <w:sz w:val="26"/>
+          <w:szCs w:val="26"/>
+        </w:rPr>
+        <w:t xml:space="preserve"> </w:t>
+      </w:r>
+      <w:proofErr w:type="spellStart"/>
+      <w:r>
+        <w:rPr>
+          <w:sz w:val="26"/>
+          <w:szCs w:val="26"/>
+        </w:rPr>
+        <w:t>làm</w:t>
+      </w:r>
+      <w:proofErr w:type="spellEnd"/>
+      <w:r>
+        <w:rPr>
+          <w:sz w:val="26"/>
+          <w:szCs w:val="26"/>
+        </w:rPr>
+        <w:t xml:space="preserve"> </w:t>
+      </w:r>
+      <w:proofErr w:type="spellStart"/>
+      <w:r>
+        <w:rPr>
+          <w:sz w:val="26"/>
+          <w:szCs w:val="26"/>
+        </w:rPr>
+        <w:t>việc</w:t>
+      </w:r>
+      <w:proofErr w:type="spellEnd"/>
+      <w:r>
+        <w:rPr>
+          <w:sz w:val="26"/>
+          <w:szCs w:val="26"/>
+        </w:rPr>
+        <w:t xml:space="preserve"> </w:t>
+      </w:r>
+      <w:proofErr w:type="spellStart"/>
+      <w:r>
+        <w:rPr>
+          <w:sz w:val="26"/>
+          <w:szCs w:val="26"/>
+        </w:rPr>
+        <w:t>nhóm</w:t>
+      </w:r>
+      <w:proofErr w:type="spellEnd"/>
+      <w:r>
+        <w:rPr>
+          <w:sz w:val="26"/>
+          <w:szCs w:val="26"/>
+        </w:rPr>
+        <w:t xml:space="preserve"> </w:t>
+      </w:r>
+      <w:proofErr w:type="spellStart"/>
+      <w:r>
+        <w:rPr>
+          <w:sz w:val="26"/>
+          <w:szCs w:val="26"/>
+        </w:rPr>
+        <w:t>dễ</w:t>
+      </w:r>
+      <w:proofErr w:type="spellEnd"/>
+      <w:r>
+        <w:rPr>
+          <w:sz w:val="26"/>
+          <w:szCs w:val="26"/>
+        </w:rPr>
+        <w:t xml:space="preserve"> </w:t>
+      </w:r>
+      <w:proofErr w:type="spellStart"/>
+      <w:r>
+        <w:rPr>
+          <w:sz w:val="26"/>
+          <w:szCs w:val="26"/>
+        </w:rPr>
+        <w:t>dàng</w:t>
+      </w:r>
+      <w:proofErr w:type="spellEnd"/>
+      <w:r>
+        <w:rPr>
+          <w:sz w:val="26"/>
+          <w:szCs w:val="26"/>
+        </w:rPr>
+        <w:t xml:space="preserve"> </w:t>
+      </w:r>
+      <w:proofErr w:type="spellStart"/>
+      <w:r>
+        <w:rPr>
+          <w:sz w:val="26"/>
+          <w:szCs w:val="26"/>
+        </w:rPr>
+        <w:t>hơn</w:t>
+      </w:r>
+      <w:proofErr w:type="spellEnd"/>
+      <w:r>
+        <w:rPr>
+          <w:sz w:val="26"/>
+          <w:szCs w:val="26"/>
+        </w:rPr>
+        <w:t xml:space="preserve"> </w:t>
+      </w:r>
+      <w:proofErr w:type="spellStart"/>
+      <w:r>
+        <w:rPr>
+          <w:sz w:val="26"/>
+          <w:szCs w:val="26"/>
+        </w:rPr>
+        <w:t>mà</w:t>
+      </w:r>
+      <w:proofErr w:type="spellEnd"/>
+      <w:r>
+        <w:rPr>
+          <w:sz w:val="26"/>
+          <w:szCs w:val="26"/>
+        </w:rPr>
+        <w:t xml:space="preserve"> </w:t>
+      </w:r>
+      <w:proofErr w:type="spellStart"/>
+      <w:r>
+        <w:rPr>
+          <w:sz w:val="26"/>
+          <w:szCs w:val="26"/>
+        </w:rPr>
+        <w:t>không</w:t>
+      </w:r>
+      <w:proofErr w:type="spellEnd"/>
+      <w:r>
+        <w:rPr>
+          <w:sz w:val="26"/>
+          <w:szCs w:val="26"/>
+        </w:rPr>
+        <w:t xml:space="preserve"> </w:t>
+      </w:r>
+      <w:proofErr w:type="spellStart"/>
+      <w:r>
+        <w:rPr>
+          <w:sz w:val="26"/>
+          <w:szCs w:val="26"/>
+        </w:rPr>
+        <w:t>bị</w:t>
+      </w:r>
+      <w:proofErr w:type="spellEnd"/>
+      <w:r>
+        <w:rPr>
+          <w:sz w:val="26"/>
+          <w:szCs w:val="26"/>
+        </w:rPr>
+        <w:t xml:space="preserve"> </w:t>
+      </w:r>
+      <w:proofErr w:type="spellStart"/>
+      <w:r>
+        <w:rPr>
+          <w:sz w:val="26"/>
+          <w:szCs w:val="26"/>
+        </w:rPr>
+        <w:t>mất</w:t>
+      </w:r>
+      <w:proofErr w:type="spellEnd"/>
+      <w:r>
+        <w:rPr>
+          <w:sz w:val="26"/>
+          <w:szCs w:val="26"/>
+        </w:rPr>
+        <w:t xml:space="preserve"> code.</w:t>
       </w:r>
     </w:p>
     <w:p>
@@ -2651,19 +8339,29 @@
         </w:rPr>
       </w:pPr>
       <w:bookmarkStart w:id="13" w:name="_Toc229488764"/>
-      <w:r>
-        <w:rPr>
-          <w:szCs w:val="26"/>
-        </w:rPr>
-        <w:t xml:space="preserve">Hinh 2: Git </w:t>
+      <w:proofErr w:type="spellStart"/>
+      <w:r>
+        <w:rPr>
+          <w:szCs w:val="26"/>
+        </w:rPr>
+        <w:t>Hinh</w:t>
+      </w:r>
+      <w:proofErr w:type="spellEnd"/>
+      <w:r>
+        <w:rPr>
+          <w:szCs w:val="26"/>
+        </w:rPr>
+        <w:t xml:space="preserve"> 2: Git </w:t>
       </w:r>
       <w:bookmarkEnd w:id="13"/>
+      <w:proofErr w:type="spellStart"/>
       <w:r>
         <w:rPr>
           <w:szCs w:val="26"/>
         </w:rPr>
         <w:t>là</w:t>
       </w:r>
+      <w:proofErr w:type="spellEnd"/>
       <w:r>
         <w:rPr>
           <w:szCs w:val="26"/>
@@ -2684,15 +8382,79 @@
         <w:rPr>
           <w:szCs w:val="26"/>
         </w:rPr>
-        <w:t>3.2.</w:t>
-      </w:r>
-      <w:r>
-        <w:rPr>
-          <w:szCs w:val="26"/>
-        </w:rPr>
-        <w:t>Các câu lệnh Git cơ bản</w:t>
+        <w:t>3.</w:t>
+      </w:r>
+      <w:proofErr w:type="gramStart"/>
+      <w:r>
+        <w:rPr>
+          <w:szCs w:val="26"/>
+        </w:rPr>
+        <w:t>2.</w:t>
+      </w:r>
+      <w:r>
+        <w:rPr>
+          <w:szCs w:val="26"/>
+        </w:rPr>
+        <w:t>Các</w:t>
+      </w:r>
+      <w:proofErr w:type="gramEnd"/>
+      <w:r>
+        <w:rPr>
+          <w:szCs w:val="26"/>
+        </w:rPr>
+        <w:t xml:space="preserve"> </w:t>
+      </w:r>
+      <w:proofErr w:type="spellStart"/>
+      <w:r>
+        <w:rPr>
+          <w:szCs w:val="26"/>
+        </w:rPr>
+        <w:t>câu</w:t>
+      </w:r>
+      <w:proofErr w:type="spellEnd"/>
+      <w:r>
+        <w:rPr>
+          <w:szCs w:val="26"/>
+        </w:rPr>
+        <w:t xml:space="preserve"> </w:t>
+      </w:r>
+      <w:proofErr w:type="spellStart"/>
+      <w:r>
+        <w:rPr>
+          <w:szCs w:val="26"/>
+        </w:rPr>
+        <w:t>lệnh</w:t>
+      </w:r>
+      <w:proofErr w:type="spellEnd"/>
+      <w:r>
+        <w:rPr>
+          <w:szCs w:val="26"/>
+        </w:rPr>
+        <w:t xml:space="preserve"> Git </w:t>
+      </w:r>
+      <w:proofErr w:type="spellStart"/>
+      <w:r>
+        <w:rPr>
+          <w:szCs w:val="26"/>
+        </w:rPr>
+        <w:t>cơ</w:t>
+      </w:r>
+      <w:proofErr w:type="spellEnd"/>
+      <w:r>
+        <w:rPr>
+          <w:szCs w:val="26"/>
+        </w:rPr>
+        <w:t xml:space="preserve"> </w:t>
+      </w:r>
+      <w:proofErr w:type="spellStart"/>
+      <w:r>
+        <w:rPr>
+          <w:szCs w:val="26"/>
+        </w:rPr>
+        <w:t>bản</w:t>
       </w:r>
       <w:bookmarkEnd w:id="14"/>
+      <w:proofErr w:type="spellEnd"/>
     </w:p>
     <w:p>
       <w:pPr>
@@ -2706,13 +8468,55 @@
         <w:rPr>
           <w:szCs w:val="26"/>
         </w:rPr>
-        <w:t>3.2.1.</w:t>
-      </w:r>
-      <w:r>
-        <w:rPr>
-          <w:szCs w:val="26"/>
-        </w:rPr>
-        <w:t>Khởi tạo &amp; Lấy code:</w:t>
+        <w:t>3.2.</w:t>
+      </w:r>
+      <w:proofErr w:type="gramStart"/>
+      <w:r>
+        <w:rPr>
+          <w:szCs w:val="26"/>
+        </w:rPr>
+        <w:t>1.</w:t>
+      </w:r>
+      <w:r>
+        <w:rPr>
+          <w:szCs w:val="26"/>
+        </w:rPr>
+        <w:t>Khởi</w:t>
+      </w:r>
+      <w:proofErr w:type="gramEnd"/>
+      <w:r>
+        <w:rPr>
+          <w:szCs w:val="26"/>
+        </w:rPr>
+        <w:t xml:space="preserve"> </w:t>
+      </w:r>
+      <w:proofErr w:type="spellStart"/>
+      <w:r>
+        <w:rPr>
+          <w:szCs w:val="26"/>
+        </w:rPr>
+        <w:t>tạo</w:t>
+      </w:r>
+      <w:proofErr w:type="spellEnd"/>
+      <w:r>
+        <w:rPr>
+          <w:szCs w:val="26"/>
+        </w:rPr>
+        <w:t xml:space="preserve"> &amp; </w:t>
+      </w:r>
+      <w:proofErr w:type="spellStart"/>
+      <w:r>
+        <w:rPr>
+          <w:szCs w:val="26"/>
+        </w:rPr>
+        <w:t>Lấy</w:t>
+      </w:r>
+      <w:proofErr w:type="spellEnd"/>
+      <w:r>
+        <w:rPr>
+          <w:szCs w:val="26"/>
+        </w:rPr>
+        <w:t xml:space="preserve"> code:</w:t>
       </w:r>
       <w:bookmarkEnd w:id="15"/>
     </w:p>
@@ -2728,13 +8532,148 @@
           <w:rFonts w:ascii="Courier New" w:hAnsi="Courier New" w:cs="Courier New"/>
           <w:szCs w:val="26"/>
         </w:rPr>
-        <w:t>git init</w:t>
-      </w:r>
-      <w:r>
-        <w:rPr>
-          <w:szCs w:val="26"/>
-        </w:rPr>
-        <w:t>: Khởi tạo một repo mới tại thư mục hiện tại.</w:t>
+        <w:t xml:space="preserve">git </w:t>
+      </w:r>
+      <w:proofErr w:type="spellStart"/>
+      <w:r>
+        <w:rPr>
+          <w:rFonts w:ascii="Courier New" w:hAnsi="Courier New" w:cs="Courier New"/>
+          <w:szCs w:val="26"/>
+        </w:rPr>
+        <w:t>init</w:t>
+      </w:r>
+      <w:proofErr w:type="spellEnd"/>
+      <w:r>
+        <w:rPr>
+          <w:szCs w:val="26"/>
+        </w:rPr>
+        <w:t xml:space="preserve">: </w:t>
+      </w:r>
+      <w:proofErr w:type="spellStart"/>
+      <w:r>
+        <w:rPr>
+          <w:szCs w:val="26"/>
+        </w:rPr>
+        <w:t>Khởi</w:t>
+      </w:r>
+      <w:proofErr w:type="spellEnd"/>
+      <w:r>
+        <w:rPr>
+          <w:szCs w:val="26"/>
+        </w:rPr>
+        <w:t xml:space="preserve"> </w:t>
+      </w:r>
+      <w:proofErr w:type="spellStart"/>
+      <w:r>
+        <w:rPr>
+          <w:szCs w:val="26"/>
+        </w:rPr>
+        <w:t>tạo</w:t>
+      </w:r>
+      <w:proofErr w:type="spellEnd"/>
+      <w:r>
+        <w:rPr>
+          <w:szCs w:val="26"/>
+        </w:rPr>
+        <w:t xml:space="preserve"> </w:t>
+      </w:r>
+      <w:proofErr w:type="spellStart"/>
+      <w:r>
+        <w:rPr>
+          <w:szCs w:val="26"/>
+        </w:rPr>
+        <w:t>một</w:t>
+      </w:r>
+      <w:proofErr w:type="spellEnd"/>
+      <w:r>
+        <w:rPr>
+          <w:szCs w:val="26"/>
+        </w:rPr>
+        <w:t xml:space="preserve"> repo </w:t>
+      </w:r>
+      <w:proofErr w:type="spellStart"/>
+      <w:r>
+        <w:rPr>
+          <w:szCs w:val="26"/>
+        </w:rPr>
+        <w:t>mới</w:t>
+      </w:r>
+      <w:proofErr w:type="spellEnd"/>
+      <w:r>
+        <w:rPr>
+          <w:szCs w:val="26"/>
+        </w:rPr>
+        <w:t xml:space="preserve"> </w:t>
+      </w:r>
+      <w:proofErr w:type="spellStart"/>
+      <w:r>
+        <w:rPr>
+          <w:szCs w:val="26"/>
+        </w:rPr>
+        <w:t>tại</w:t>
+      </w:r>
+      <w:proofErr w:type="spellEnd"/>
+      <w:r>
+        <w:rPr>
+          <w:szCs w:val="26"/>
+        </w:rPr>
+        <w:t xml:space="preserve"> </w:t>
+      </w:r>
+      <w:proofErr w:type="spellStart"/>
+      <w:r>
+        <w:rPr>
+          <w:szCs w:val="26"/>
+        </w:rPr>
+        <w:t>thư</w:t>
+      </w:r>
+      <w:proofErr w:type="spellEnd"/>
+      <w:r>
+        <w:rPr>
+          <w:szCs w:val="26"/>
+        </w:rPr>
+        <w:t xml:space="preserve"> </w:t>
+      </w:r>
+      <w:proofErr w:type="spellStart"/>
+      <w:r>
+        <w:rPr>
+          <w:szCs w:val="26"/>
+        </w:rPr>
+        <w:t>mục</w:t>
+      </w:r>
+      <w:proofErr w:type="spellEnd"/>
+      <w:r>
+        <w:rPr>
+          <w:szCs w:val="26"/>
+        </w:rPr>
+        <w:t xml:space="preserve"> </w:t>
+      </w:r>
+      <w:proofErr w:type="spellStart"/>
+      <w:r>
+        <w:rPr>
+          <w:szCs w:val="26"/>
+        </w:rPr>
+        <w:t>hiện</w:t>
+      </w:r>
+      <w:proofErr w:type="spellEnd"/>
+      <w:r>
+        <w:rPr>
+          <w:szCs w:val="26"/>
+        </w:rPr>
+        <w:t xml:space="preserve"> </w:t>
+      </w:r>
+      <w:proofErr w:type="spellStart"/>
+      <w:r>
+        <w:rPr>
+          <w:szCs w:val="26"/>
+        </w:rPr>
+        <w:t>tại</w:t>
+      </w:r>
+      <w:proofErr w:type="spellEnd"/>
+      <w:r>
+        <w:rPr>
+          <w:szCs w:val="26"/>
+        </w:rPr>
+        <w:t>.</w:t>
       </w:r>
     </w:p>
     <w:p>
@@ -2749,13 +8688,99 @@
           <w:rFonts w:ascii="Courier New" w:hAnsi="Courier New" w:cs="Courier New"/>
           <w:szCs w:val="26"/>
         </w:rPr>
-        <w:t>git clone [url]</w:t>
-      </w:r>
-      <w:r>
-        <w:rPr>
-          <w:szCs w:val="26"/>
-        </w:rPr>
-        <w:t>: Sao chép một repository từ server về máy.</w:t>
+        <w:t>git clone [</w:t>
+      </w:r>
+      <w:proofErr w:type="spellStart"/>
+      <w:r>
+        <w:rPr>
+          <w:rFonts w:ascii="Courier New" w:hAnsi="Courier New" w:cs="Courier New"/>
+          <w:szCs w:val="26"/>
+        </w:rPr>
+        <w:t>url</w:t>
+      </w:r>
+      <w:proofErr w:type="spellEnd"/>
+      <w:r>
+        <w:rPr>
+          <w:rFonts w:ascii="Courier New" w:hAnsi="Courier New" w:cs="Courier New"/>
+          <w:szCs w:val="26"/>
+        </w:rPr>
+        <w:t>]</w:t>
+      </w:r>
+      <w:r>
+        <w:rPr>
+          <w:szCs w:val="26"/>
+        </w:rPr>
+        <w:t xml:space="preserve">: Sao </w:t>
+      </w:r>
+      <w:proofErr w:type="spellStart"/>
+      <w:r>
+        <w:rPr>
+          <w:szCs w:val="26"/>
+        </w:rPr>
+        <w:t>chép</w:t>
+      </w:r>
+      <w:proofErr w:type="spellEnd"/>
+      <w:r>
+        <w:rPr>
+          <w:szCs w:val="26"/>
+        </w:rPr>
+        <w:t xml:space="preserve"> </w:t>
+      </w:r>
+      <w:proofErr w:type="spellStart"/>
+      <w:r>
+        <w:rPr>
+          <w:szCs w:val="26"/>
+        </w:rPr>
+        <w:t>một</w:t>
+      </w:r>
+      <w:proofErr w:type="spellEnd"/>
+      <w:r>
+        <w:rPr>
+          <w:szCs w:val="26"/>
+        </w:rPr>
+        <w:t xml:space="preserve"> repository </w:t>
+      </w:r>
+      <w:proofErr w:type="spellStart"/>
+      <w:r>
+        <w:rPr>
+          <w:szCs w:val="26"/>
+        </w:rPr>
+        <w:t>từ</w:t>
+      </w:r>
+      <w:proofErr w:type="spellEnd"/>
+      <w:r>
+        <w:rPr>
+          <w:szCs w:val="26"/>
+        </w:rPr>
+        <w:t xml:space="preserve"> server </w:t>
+      </w:r>
+      <w:proofErr w:type="spellStart"/>
+      <w:r>
+        <w:rPr>
+          <w:szCs w:val="26"/>
+        </w:rPr>
+        <w:t>về</w:t>
+      </w:r>
+      <w:proofErr w:type="spellEnd"/>
+      <w:r>
+        <w:rPr>
+          <w:szCs w:val="26"/>
+        </w:rPr>
+        <w:t xml:space="preserve"> </w:t>
+      </w:r>
+      <w:proofErr w:type="spellStart"/>
+      <w:r>
+        <w:rPr>
+          <w:szCs w:val="26"/>
+        </w:rPr>
+        <w:t>máy</w:t>
+      </w:r>
+      <w:proofErr w:type="spellEnd"/>
+      <w:r>
+        <w:rPr>
+          <w:szCs w:val="26"/>
+        </w:rPr>
+        <w:t>.</w:t>
       </w:r>
     </w:p>
     <w:p>
@@ -2770,13 +8795,83 @@
         <w:rPr>
           <w:szCs w:val="26"/>
         </w:rPr>
-        <w:t>3.2.2.</w:t>
-      </w:r>
-      <w:r>
-        <w:rPr>
-          <w:szCs w:val="26"/>
-        </w:rPr>
-        <w:t>Làm việc với thay đổi:</w:t>
+        <w:t>3.2.</w:t>
+      </w:r>
+      <w:proofErr w:type="gramStart"/>
+      <w:r>
+        <w:rPr>
+          <w:szCs w:val="26"/>
+        </w:rPr>
+        <w:t>2.</w:t>
+      </w:r>
+      <w:r>
+        <w:rPr>
+          <w:szCs w:val="26"/>
+        </w:rPr>
+        <w:t>Làm</w:t>
+      </w:r>
+      <w:proofErr w:type="gramEnd"/>
+      <w:r>
+        <w:rPr>
+          <w:szCs w:val="26"/>
+        </w:rPr>
+        <w:t xml:space="preserve"> </w:t>
+      </w:r>
+      <w:proofErr w:type="spellStart"/>
+      <w:r>
+        <w:rPr>
+          <w:szCs w:val="26"/>
+        </w:rPr>
+        <w:t>việc</w:t>
+      </w:r>
+      <w:proofErr w:type="spellEnd"/>
+      <w:r>
+        <w:rPr>
+          <w:szCs w:val="26"/>
+        </w:rPr>
+        <w:t xml:space="preserve"> </w:t>
+      </w:r>
+      <w:proofErr w:type="spellStart"/>
+      <w:r>
+        <w:rPr>
+          <w:szCs w:val="26"/>
+        </w:rPr>
+        <w:t>với</w:t>
+      </w:r>
+      <w:proofErr w:type="spellEnd"/>
+      <w:r>
+        <w:rPr>
+          <w:szCs w:val="26"/>
+        </w:rPr>
+        <w:t xml:space="preserve"> </w:t>
+      </w:r>
+      <w:proofErr w:type="spellStart"/>
+      <w:r>
+        <w:rPr>
+          <w:szCs w:val="26"/>
+        </w:rPr>
+        <w:t>thay</w:t>
+      </w:r>
+      <w:proofErr w:type="spellEnd"/>
+      <w:r>
+        <w:rPr>
+          <w:szCs w:val="26"/>
+        </w:rPr>
+        <w:t xml:space="preserve"> </w:t>
+      </w:r>
+      <w:proofErr w:type="spellStart"/>
+      <w:r>
+        <w:rPr>
+          <w:szCs w:val="26"/>
+        </w:rPr>
+        <w:t>đổi</w:t>
+      </w:r>
+      <w:proofErr w:type="spellEnd"/>
+      <w:r>
+        <w:rPr>
+          <w:szCs w:val="26"/>
+        </w:rPr>
+        <w:t>:</w:t>
       </w:r>
       <w:bookmarkEnd w:id="16"/>
     </w:p>
@@ -2798,7 +8893,133 @@
         <w:rPr>
           <w:szCs w:val="26"/>
         </w:rPr>
-        <w:t>: Kiểm tra trạng thái các file (đã sửa, đã add hay chưa).</w:t>
+        <w:t xml:space="preserve">: </w:t>
+      </w:r>
+      <w:proofErr w:type="spellStart"/>
+      <w:r>
+        <w:rPr>
+          <w:szCs w:val="26"/>
+        </w:rPr>
+        <w:t>Kiểm</w:t>
+      </w:r>
+      <w:proofErr w:type="spellEnd"/>
+      <w:r>
+        <w:rPr>
+          <w:szCs w:val="26"/>
+        </w:rPr>
+        <w:t xml:space="preserve"> </w:t>
+      </w:r>
+      <w:proofErr w:type="spellStart"/>
+      <w:r>
+        <w:rPr>
+          <w:szCs w:val="26"/>
+        </w:rPr>
+        <w:t>tra</w:t>
+      </w:r>
+      <w:proofErr w:type="spellEnd"/>
+      <w:r>
+        <w:rPr>
+          <w:szCs w:val="26"/>
+        </w:rPr>
+        <w:t xml:space="preserve"> </w:t>
+      </w:r>
+      <w:proofErr w:type="spellStart"/>
+      <w:r>
+        <w:rPr>
+          <w:szCs w:val="26"/>
+        </w:rPr>
+        <w:t>trạng</w:t>
+      </w:r>
+      <w:proofErr w:type="spellEnd"/>
+      <w:r>
+        <w:rPr>
+          <w:szCs w:val="26"/>
+        </w:rPr>
+        <w:t xml:space="preserve"> </w:t>
+      </w:r>
+      <w:proofErr w:type="spellStart"/>
+      <w:r>
+        <w:rPr>
+          <w:szCs w:val="26"/>
+        </w:rPr>
+        <w:t>thái</w:t>
+      </w:r>
+      <w:proofErr w:type="spellEnd"/>
+      <w:r>
+        <w:rPr>
+          <w:szCs w:val="26"/>
+        </w:rPr>
+        <w:t xml:space="preserve"> </w:t>
+      </w:r>
+      <w:proofErr w:type="spellStart"/>
+      <w:r>
+        <w:rPr>
+          <w:szCs w:val="26"/>
+        </w:rPr>
+        <w:t>các</w:t>
+      </w:r>
+      <w:proofErr w:type="spellEnd"/>
+      <w:r>
+        <w:rPr>
+          <w:szCs w:val="26"/>
+        </w:rPr>
+        <w:t xml:space="preserve"> file (</w:t>
+      </w:r>
+      <w:proofErr w:type="spellStart"/>
+      <w:r>
+        <w:rPr>
+          <w:szCs w:val="26"/>
+        </w:rPr>
+        <w:t>đã</w:t>
+      </w:r>
+      <w:proofErr w:type="spellEnd"/>
+      <w:r>
+        <w:rPr>
+          <w:szCs w:val="26"/>
+        </w:rPr>
+        <w:t xml:space="preserve"> </w:t>
+      </w:r>
+      <w:proofErr w:type="spellStart"/>
+      <w:r>
+        <w:rPr>
+          <w:szCs w:val="26"/>
+        </w:rPr>
+        <w:t>sửa</w:t>
+      </w:r>
+      <w:proofErr w:type="spellEnd"/>
+      <w:r>
+        <w:rPr>
+          <w:szCs w:val="26"/>
+        </w:rPr>
+        <w:t xml:space="preserve">, </w:t>
+      </w:r>
+      <w:proofErr w:type="spellStart"/>
+      <w:r>
+        <w:rPr>
+          <w:szCs w:val="26"/>
+        </w:rPr>
+        <w:t>đã</w:t>
+      </w:r>
+      <w:proofErr w:type="spellEnd"/>
+      <w:r>
+        <w:rPr>
+          <w:szCs w:val="26"/>
+        </w:rPr>
+        <w:t xml:space="preserve"> add hay </w:t>
+      </w:r>
+      <w:proofErr w:type="spellStart"/>
+      <w:r>
+        <w:rPr>
+          <w:szCs w:val="26"/>
+        </w:rPr>
+        <w:t>chưa</w:t>
+      </w:r>
+      <w:proofErr w:type="spellEnd"/>
+      <w:r>
+        <w:rPr>
+          <w:szCs w:val="26"/>
+        </w:rPr>
+        <w:t>).</w:t>
       </w:r>
     </w:p>
     <w:p>
@@ -2813,26 +9034,133 @@
           <w:rFonts w:ascii="Courier New" w:hAnsi="Courier New" w:cs="Courier New"/>
           <w:szCs w:val="26"/>
         </w:rPr>
-        <w:t>git add [file_name]</w:t>
-      </w:r>
-      <w:r>
-        <w:rPr>
-          <w:szCs w:val="26"/>
-        </w:rPr>
-        <w:t xml:space="preserve"> hoặc </w:t>
-      </w:r>
+        <w:t>git add [</w:t>
+      </w:r>
+      <w:proofErr w:type="spellStart"/>
       <w:r>
         <w:rPr>
           <w:rFonts w:ascii="Courier New" w:hAnsi="Courier New" w:cs="Courier New"/>
           <w:szCs w:val="26"/>
         </w:rPr>
-        <w:t>git add .</w:t>
-      </w:r>
-      <w:r>
-        <w:rPr>
-          <w:szCs w:val="26"/>
-        </w:rPr>
-        <w:t>: Đưa file vào vùng chờ (Staging Area).</w:t>
+        <w:t>file_name</w:t>
+      </w:r>
+      <w:proofErr w:type="spellEnd"/>
+      <w:r>
+        <w:rPr>
+          <w:rFonts w:ascii="Courier New" w:hAnsi="Courier New" w:cs="Courier New"/>
+          <w:szCs w:val="26"/>
+        </w:rPr>
+        <w:t>]</w:t>
+      </w:r>
+      <w:r>
+        <w:rPr>
+          <w:szCs w:val="26"/>
+        </w:rPr>
+        <w:t xml:space="preserve"> </w:t>
+      </w:r>
+      <w:proofErr w:type="spellStart"/>
+      <w:r>
+        <w:rPr>
+          <w:szCs w:val="26"/>
+        </w:rPr>
+        <w:t>hoặc</w:t>
+      </w:r>
+      <w:proofErr w:type="spellEnd"/>
+      <w:r>
+        <w:rPr>
+          <w:szCs w:val="26"/>
+        </w:rPr>
+        <w:t xml:space="preserve"> </w:t>
+      </w:r>
+      <w:r>
+        <w:rPr>
+          <w:rFonts w:ascii="Courier New" w:hAnsi="Courier New" w:cs="Courier New"/>
+          <w:szCs w:val="26"/>
+        </w:rPr>
+        <w:t xml:space="preserve">git </w:t>
+      </w:r>
+      <w:proofErr w:type="gramStart"/>
+      <w:r>
+        <w:rPr>
+          <w:rFonts w:ascii="Courier New" w:hAnsi="Courier New" w:cs="Courier New"/>
+          <w:szCs w:val="26"/>
+        </w:rPr>
+        <w:t>add .</w:t>
+      </w:r>
+      <w:proofErr w:type="gramEnd"/>
+      <w:r>
+        <w:rPr>
+          <w:szCs w:val="26"/>
+        </w:rPr>
+        <w:t xml:space="preserve">: </w:t>
+      </w:r>
+      <w:proofErr w:type="spellStart"/>
+      <w:r>
+        <w:rPr>
+          <w:szCs w:val="26"/>
+        </w:rPr>
+        <w:t>Đưa</w:t>
+      </w:r>
+      <w:proofErr w:type="spellEnd"/>
+      <w:r>
+        <w:rPr>
+          <w:szCs w:val="26"/>
+        </w:rPr>
+        <w:t xml:space="preserve"> file </w:t>
+      </w:r>
+      <w:proofErr w:type="spellStart"/>
+      <w:r>
+        <w:rPr>
+          <w:szCs w:val="26"/>
+        </w:rPr>
+        <w:t>vào</w:t>
+      </w:r>
+      <w:proofErr w:type="spellEnd"/>
+      <w:r>
+        <w:rPr>
+          <w:szCs w:val="26"/>
+        </w:rPr>
+        <w:t xml:space="preserve"> </w:t>
+      </w:r>
+      <w:proofErr w:type="spellStart"/>
+      <w:r>
+        <w:rPr>
+          <w:szCs w:val="26"/>
+        </w:rPr>
+        <w:t>vùng</w:t>
+      </w:r>
+      <w:proofErr w:type="spellEnd"/>
+      <w:r>
+        <w:rPr>
+          <w:szCs w:val="26"/>
+        </w:rPr>
+        <w:t xml:space="preserve"> </w:t>
+      </w:r>
+      <w:proofErr w:type="spellStart"/>
+      <w:r>
+        <w:rPr>
+          <w:szCs w:val="26"/>
+        </w:rPr>
+        <w:t>chờ</w:t>
+      </w:r>
+      <w:proofErr w:type="spellEnd"/>
+      <w:r>
+        <w:rPr>
+          <w:szCs w:val="26"/>
+        </w:rPr>
+        <w:t xml:space="preserve"> (Staging </w:t>
+      </w:r>
+      <w:r>
+        <w:rPr>
+          <w:szCs w:val="26"/>
+        </w:rPr>
+        <w:t>ư</w:t>
+      </w:r>
+      <w:r>
+        <w:rPr>
+          <w:szCs w:val="26"/>
+        </w:rPr>
+        <w:t>Area).</w:t>
       </w:r>
     </w:p>
     <w:p>
@@ -2853,7 +9181,161 @@
         <w:rPr>
           <w:szCs w:val="26"/>
         </w:rPr>
-        <w:t>: Lưu lại ảnh chụp (snapshot) của các thay đổi vào lịch sử local.</w:t>
+        <w:t xml:space="preserve">: </w:t>
+      </w:r>
+      <w:proofErr w:type="spellStart"/>
+      <w:r>
+        <w:rPr>
+          <w:szCs w:val="26"/>
+        </w:rPr>
+        <w:t>Lưu</w:t>
+      </w:r>
+      <w:proofErr w:type="spellEnd"/>
+      <w:r>
+        <w:rPr>
+          <w:szCs w:val="26"/>
+        </w:rPr>
+        <w:t xml:space="preserve"> </w:t>
+      </w:r>
+      <w:proofErr w:type="spellStart"/>
+      <w:r>
+        <w:rPr>
+          <w:szCs w:val="26"/>
+        </w:rPr>
+        <w:t>lại</w:t>
+      </w:r>
+      <w:proofErr w:type="spellEnd"/>
+      <w:r>
+        <w:rPr>
+          <w:szCs w:val="26"/>
+        </w:rPr>
+        <w:t xml:space="preserve"> </w:t>
+      </w:r>
+      <w:proofErr w:type="spellStart"/>
+      <w:r>
+        <w:rPr>
+          <w:szCs w:val="26"/>
+        </w:rPr>
+        <w:t>ảnh</w:t>
+      </w:r>
+      <w:proofErr w:type="spellEnd"/>
+      <w:r>
+        <w:rPr>
+          <w:szCs w:val="26"/>
+        </w:rPr>
+        <w:t xml:space="preserve"> </w:t>
+      </w:r>
+      <w:proofErr w:type="spellStart"/>
+      <w:r>
+        <w:rPr>
+          <w:szCs w:val="26"/>
+        </w:rPr>
+        <w:t>chụp</w:t>
+      </w:r>
+      <w:proofErr w:type="spellEnd"/>
+      <w:r>
+        <w:rPr>
+          <w:szCs w:val="26"/>
+        </w:rPr>
+        <w:t xml:space="preserve"> (snapshot) </w:t>
+      </w:r>
+      <w:proofErr w:type="spellStart"/>
+      <w:r>
+        <w:rPr>
+          <w:szCs w:val="26"/>
+        </w:rPr>
+        <w:t>của</w:t>
+      </w:r>
+      <w:proofErr w:type="spellEnd"/>
+      <w:r>
+        <w:rPr>
+          <w:szCs w:val="26"/>
+        </w:rPr>
+        <w:t xml:space="preserve"> </w:t>
+      </w:r>
+      <w:proofErr w:type="spellStart"/>
+      <w:r>
+        <w:rPr>
+          <w:szCs w:val="26"/>
+        </w:rPr>
+        <w:t>các</w:t>
+      </w:r>
+      <w:proofErr w:type="spellEnd"/>
+      <w:r>
+        <w:rPr>
+          <w:szCs w:val="26"/>
+        </w:rPr>
+        <w:t xml:space="preserve"> </w:t>
+      </w:r>
+      <w:proofErr w:type="spellStart"/>
+      <w:r>
+        <w:rPr>
+          <w:szCs w:val="26"/>
+        </w:rPr>
+        <w:t>thay</w:t>
+      </w:r>
+      <w:proofErr w:type="spellEnd"/>
+      <w:r>
+        <w:rPr>
+          <w:szCs w:val="26"/>
+        </w:rPr>
+        <w:t xml:space="preserve"> </w:t>
+      </w:r>
+      <w:proofErr w:type="spellStart"/>
+      <w:r>
+        <w:rPr>
+          <w:szCs w:val="26"/>
+        </w:rPr>
+        <w:t>đổi</w:t>
+      </w:r>
+      <w:proofErr w:type="spellEnd"/>
+      <w:r>
+        <w:rPr>
+          <w:szCs w:val="26"/>
+        </w:rPr>
+        <w:t xml:space="preserve"> </w:t>
+      </w:r>
+      <w:proofErr w:type="spellStart"/>
+      <w:r>
+        <w:rPr>
+          <w:szCs w:val="26"/>
+        </w:rPr>
+        <w:t>vào</w:t>
+      </w:r>
+      <w:proofErr w:type="spellEnd"/>
+      <w:r>
+        <w:rPr>
+          <w:szCs w:val="26"/>
+        </w:rPr>
+        <w:t xml:space="preserve"> </w:t>
+      </w:r>
+      <w:proofErr w:type="spellStart"/>
+      <w:r>
+        <w:rPr>
+          <w:szCs w:val="26"/>
+        </w:rPr>
+        <w:t>lịch</w:t>
+      </w:r>
+      <w:proofErr w:type="spellEnd"/>
+      <w:r>
+        <w:rPr>
+          <w:szCs w:val="26"/>
+        </w:rPr>
+        <w:t xml:space="preserve"> </w:t>
+      </w:r>
+      <w:proofErr w:type="spellStart"/>
+      <w:r>
+        <w:rPr>
+          <w:szCs w:val="26"/>
+        </w:rPr>
+        <w:t>sử</w:t>
+      </w:r>
+      <w:proofErr w:type="spellEnd"/>
+      <w:r>
+        <w:rPr>
+          <w:szCs w:val="26"/>
+        </w:rPr>
+        <w:t xml:space="preserve"> local.</w:t>
       </w:r>
     </w:p>
     <w:p>
@@ -2869,13 +9351,55 @@
           <w:szCs w:val="26"/>
         </w:rPr>
         <w:lastRenderedPageBreak/>
-        <w:t>3.2.3.</w:t>
-      </w:r>
-      <w:r>
-        <w:rPr>
-          <w:szCs w:val="26"/>
-        </w:rPr>
-        <w:t>Quản lý nhánh (Branching):</w:t>
+        <w:t>3.2.</w:t>
+      </w:r>
+      <w:proofErr w:type="gramStart"/>
+      <w:r>
+        <w:rPr>
+          <w:szCs w:val="26"/>
+        </w:rPr>
+        <w:t>3.</w:t>
+      </w:r>
+      <w:r>
+        <w:rPr>
+          <w:szCs w:val="26"/>
+        </w:rPr>
+        <w:t>Quản</w:t>
+      </w:r>
+      <w:proofErr w:type="gramEnd"/>
+      <w:r>
+        <w:rPr>
+          <w:szCs w:val="26"/>
+        </w:rPr>
+        <w:t xml:space="preserve"> </w:t>
+      </w:r>
+      <w:proofErr w:type="spellStart"/>
+      <w:r>
+        <w:rPr>
+          <w:szCs w:val="26"/>
+        </w:rPr>
+        <w:t>lý</w:t>
+      </w:r>
+      <w:proofErr w:type="spellEnd"/>
+      <w:r>
+        <w:rPr>
+          <w:szCs w:val="26"/>
+        </w:rPr>
+        <w:t xml:space="preserve"> </w:t>
+      </w:r>
+      <w:proofErr w:type="spellStart"/>
+      <w:r>
+        <w:rPr>
+          <w:szCs w:val="26"/>
+        </w:rPr>
+        <w:t>nhánh</w:t>
+      </w:r>
+      <w:proofErr w:type="spellEnd"/>
+      <w:r>
+        <w:rPr>
+          <w:szCs w:val="26"/>
+        </w:rPr>
+        <w:t xml:space="preserve"> (Branching):</w:t>
       </w:r>
       <w:bookmarkEnd w:id="17"/>
     </w:p>
@@ -2897,7 +9421,91 @@
         <w:rPr>
           <w:szCs w:val="26"/>
         </w:rPr>
-        <w:t>: Liệt kê các nhánh hiện có.</w:t>
+        <w:t xml:space="preserve">: </w:t>
+      </w:r>
+      <w:proofErr w:type="spellStart"/>
+      <w:r>
+        <w:rPr>
+          <w:szCs w:val="26"/>
+        </w:rPr>
+        <w:t>Liệt</w:t>
+      </w:r>
+      <w:proofErr w:type="spellEnd"/>
+      <w:r>
+        <w:rPr>
+          <w:szCs w:val="26"/>
+        </w:rPr>
+        <w:t xml:space="preserve"> </w:t>
+      </w:r>
+      <w:proofErr w:type="spellStart"/>
+      <w:r>
+        <w:rPr>
+          <w:szCs w:val="26"/>
+        </w:rPr>
+        <w:t>kê</w:t>
+      </w:r>
+      <w:proofErr w:type="spellEnd"/>
+      <w:r>
+        <w:rPr>
+          <w:szCs w:val="26"/>
+        </w:rPr>
+        <w:t xml:space="preserve"> </w:t>
+      </w:r>
+      <w:proofErr w:type="spellStart"/>
+      <w:r>
+        <w:rPr>
+          <w:szCs w:val="26"/>
+        </w:rPr>
+        <w:t>các</w:t>
+      </w:r>
+      <w:proofErr w:type="spellEnd"/>
+      <w:r>
+        <w:rPr>
+          <w:szCs w:val="26"/>
+        </w:rPr>
+        <w:t xml:space="preserve"> </w:t>
+      </w:r>
+      <w:proofErr w:type="spellStart"/>
+      <w:r>
+        <w:rPr>
+          <w:szCs w:val="26"/>
+        </w:rPr>
+        <w:t>nhánh</w:t>
+      </w:r>
+      <w:proofErr w:type="spellEnd"/>
+      <w:r>
+        <w:rPr>
+          <w:szCs w:val="26"/>
+        </w:rPr>
+        <w:t xml:space="preserve"> </w:t>
+      </w:r>
+      <w:proofErr w:type="spellStart"/>
+      <w:r>
+        <w:rPr>
+          <w:szCs w:val="26"/>
+        </w:rPr>
+        <w:t>hiện</w:t>
+      </w:r>
+      <w:proofErr w:type="spellEnd"/>
+      <w:r>
+        <w:rPr>
+          <w:szCs w:val="26"/>
+        </w:rPr>
+        <w:t xml:space="preserve"> </w:t>
+      </w:r>
+      <w:proofErr w:type="spellStart"/>
+      <w:r>
+        <w:rPr>
+          <w:szCs w:val="26"/>
+        </w:rPr>
+        <w:t>có</w:t>
+      </w:r>
+      <w:proofErr w:type="spellEnd"/>
+      <w:r>
+        <w:rPr>
+          <w:szCs w:val="26"/>
+        </w:rPr>
+        <w:t>.</w:t>
       </w:r>
     </w:p>
     <w:p>
@@ -2912,13 +9520,127 @@
           <w:rFonts w:ascii="Courier New" w:hAnsi="Courier New" w:cs="Courier New"/>
           <w:szCs w:val="26"/>
         </w:rPr>
-        <w:t>git checkout -b [branch_name]</w:t>
-      </w:r>
-      <w:r>
-        <w:rPr>
-          <w:szCs w:val="26"/>
-        </w:rPr>
-        <w:t>: Tạo nhánh mới và chuyển sang nhánh đó.</w:t>
+        <w:t>git checkout -b [</w:t>
+      </w:r>
+      <w:proofErr w:type="spellStart"/>
+      <w:r>
+        <w:rPr>
+          <w:rFonts w:ascii="Courier New" w:hAnsi="Courier New" w:cs="Courier New"/>
+          <w:szCs w:val="26"/>
+        </w:rPr>
+        <w:t>branch_name</w:t>
+      </w:r>
+      <w:proofErr w:type="spellEnd"/>
+      <w:r>
+        <w:rPr>
+          <w:rFonts w:ascii="Courier New" w:hAnsi="Courier New" w:cs="Courier New"/>
+          <w:szCs w:val="26"/>
+        </w:rPr>
+        <w:t>]</w:t>
+      </w:r>
+      <w:r>
+        <w:rPr>
+          <w:szCs w:val="26"/>
+        </w:rPr>
+        <w:t xml:space="preserve">: </w:t>
+      </w:r>
+      <w:proofErr w:type="spellStart"/>
+      <w:r>
+        <w:rPr>
+          <w:szCs w:val="26"/>
+        </w:rPr>
+        <w:t>Tạo</w:t>
+      </w:r>
+      <w:proofErr w:type="spellEnd"/>
+      <w:r>
+        <w:rPr>
+          <w:szCs w:val="26"/>
+        </w:rPr>
+        <w:t xml:space="preserve"> </w:t>
+      </w:r>
+      <w:proofErr w:type="spellStart"/>
+      <w:r>
+        <w:rPr>
+          <w:szCs w:val="26"/>
+        </w:rPr>
+        <w:t>nhánh</w:t>
+      </w:r>
+      <w:proofErr w:type="spellEnd"/>
+      <w:r>
+        <w:rPr>
+          <w:szCs w:val="26"/>
+        </w:rPr>
+        <w:t xml:space="preserve"> </w:t>
+      </w:r>
+      <w:proofErr w:type="spellStart"/>
+      <w:r>
+        <w:rPr>
+          <w:szCs w:val="26"/>
+        </w:rPr>
+        <w:t>mới</w:t>
+      </w:r>
+      <w:proofErr w:type="spellEnd"/>
+      <w:r>
+        <w:rPr>
+          <w:szCs w:val="26"/>
+        </w:rPr>
+        <w:t xml:space="preserve"> </w:t>
+      </w:r>
+      <w:proofErr w:type="spellStart"/>
+      <w:r>
+        <w:rPr>
+          <w:szCs w:val="26"/>
+        </w:rPr>
+        <w:t>và</w:t>
+      </w:r>
+      <w:proofErr w:type="spellEnd"/>
+      <w:r>
+        <w:rPr>
+          <w:szCs w:val="26"/>
+        </w:rPr>
+        <w:t xml:space="preserve"> </w:t>
+      </w:r>
+      <w:proofErr w:type="spellStart"/>
+      <w:r>
+        <w:rPr>
+          <w:szCs w:val="26"/>
+        </w:rPr>
+        <w:t>chuyển</w:t>
+      </w:r>
+      <w:proofErr w:type="spellEnd"/>
+      <w:r>
+        <w:rPr>
+          <w:szCs w:val="26"/>
+        </w:rPr>
+        <w:t xml:space="preserve"> sang </w:t>
+      </w:r>
+      <w:proofErr w:type="spellStart"/>
+      <w:r>
+        <w:rPr>
+          <w:szCs w:val="26"/>
+        </w:rPr>
+        <w:t>nhánh</w:t>
+      </w:r>
+      <w:proofErr w:type="spellEnd"/>
+      <w:r>
+        <w:rPr>
+          <w:szCs w:val="26"/>
+        </w:rPr>
+        <w:t xml:space="preserve"> </w:t>
+      </w:r>
+      <w:proofErr w:type="spellStart"/>
+      <w:r>
+        <w:rPr>
+          <w:szCs w:val="26"/>
+        </w:rPr>
+        <w:t>đó</w:t>
+      </w:r>
+      <w:proofErr w:type="spellEnd"/>
+      <w:r>
+        <w:rPr>
+          <w:szCs w:val="26"/>
+        </w:rPr>
+        <w:t>.</w:t>
       </w:r>
     </w:p>
     <w:p>
@@ -2934,13 +9656,127 @@
           <w:rFonts w:ascii="Courier New" w:hAnsi="Courier New" w:cs="Courier New"/>
           <w:szCs w:val="26"/>
         </w:rPr>
-        <w:t>git merge [branch_name]</w:t>
-      </w:r>
-      <w:r>
-        <w:rPr>
-          <w:szCs w:val="26"/>
-        </w:rPr>
-        <w:t>: Gộp nhánh khác vào nhánh hiện tại.</w:t>
+        <w:t>git merge [</w:t>
+      </w:r>
+      <w:proofErr w:type="spellStart"/>
+      <w:r>
+        <w:rPr>
+          <w:rFonts w:ascii="Courier New" w:hAnsi="Courier New" w:cs="Courier New"/>
+          <w:szCs w:val="26"/>
+        </w:rPr>
+        <w:t>branch_name</w:t>
+      </w:r>
+      <w:proofErr w:type="spellEnd"/>
+      <w:r>
+        <w:rPr>
+          <w:rFonts w:ascii="Courier New" w:hAnsi="Courier New" w:cs="Courier New"/>
+          <w:szCs w:val="26"/>
+        </w:rPr>
+        <w:t>]</w:t>
+      </w:r>
+      <w:r>
+        <w:rPr>
+          <w:szCs w:val="26"/>
+        </w:rPr>
+        <w:t xml:space="preserve">: </w:t>
+      </w:r>
+      <w:proofErr w:type="spellStart"/>
+      <w:r>
+        <w:rPr>
+          <w:szCs w:val="26"/>
+        </w:rPr>
+        <w:t>Gộp</w:t>
+      </w:r>
+      <w:proofErr w:type="spellEnd"/>
+      <w:r>
+        <w:rPr>
+          <w:szCs w:val="26"/>
+        </w:rPr>
+        <w:t xml:space="preserve"> </w:t>
+      </w:r>
+      <w:proofErr w:type="spellStart"/>
+      <w:r>
+        <w:rPr>
+          <w:szCs w:val="26"/>
+        </w:rPr>
+        <w:t>nhánh</w:t>
+      </w:r>
+      <w:proofErr w:type="spellEnd"/>
+      <w:r>
+        <w:rPr>
+          <w:szCs w:val="26"/>
+        </w:rPr>
+        <w:t xml:space="preserve"> </w:t>
+      </w:r>
+      <w:proofErr w:type="spellStart"/>
+      <w:r>
+        <w:rPr>
+          <w:szCs w:val="26"/>
+        </w:rPr>
+        <w:t>khác</w:t>
+      </w:r>
+      <w:proofErr w:type="spellEnd"/>
+      <w:r>
+        <w:rPr>
+          <w:szCs w:val="26"/>
+        </w:rPr>
+        <w:t xml:space="preserve"> </w:t>
+      </w:r>
+      <w:proofErr w:type="spellStart"/>
+      <w:r>
+        <w:rPr>
+          <w:szCs w:val="26"/>
+        </w:rPr>
+        <w:t>vào</w:t>
+      </w:r>
+      <w:proofErr w:type="spellEnd"/>
+      <w:r>
+        <w:rPr>
+          <w:szCs w:val="26"/>
+        </w:rPr>
+        <w:t xml:space="preserve"> </w:t>
+      </w:r>
+      <w:proofErr w:type="spellStart"/>
+      <w:r>
+        <w:rPr>
+          <w:szCs w:val="26"/>
+        </w:rPr>
+        <w:t>nhánh</w:t>
+      </w:r>
+      <w:proofErr w:type="spellEnd"/>
+      <w:r>
+        <w:rPr>
+          <w:szCs w:val="26"/>
+        </w:rPr>
+        <w:t xml:space="preserve"> </w:t>
+      </w:r>
+      <w:proofErr w:type="spellStart"/>
+      <w:r>
+        <w:rPr>
+          <w:szCs w:val="26"/>
+        </w:rPr>
+        <w:t>hiện</w:t>
+      </w:r>
+      <w:proofErr w:type="spellEnd"/>
+      <w:r>
+        <w:rPr>
+          <w:szCs w:val="26"/>
+        </w:rPr>
+        <w:t xml:space="preserve"> </w:t>
+      </w:r>
+      <w:proofErr w:type="spellStart"/>
+      <w:r>
+        <w:rPr>
+          <w:szCs w:val="26"/>
+        </w:rPr>
+        <w:t>tại</w:t>
+      </w:r>
+      <w:proofErr w:type="spellEnd"/>
+      <w:r>
+        <w:rPr>
+          <w:szCs w:val="26"/>
+        </w:rPr>
+        <w:t>.</w:t>
       </w:r>
       <w:bookmarkEnd w:id="18"/>
     </w:p>
@@ -2956,13 +9792,55 @@
         <w:rPr>
           <w:szCs w:val="26"/>
         </w:rPr>
-        <w:t>3.2.4.</w:t>
-      </w:r>
-      <w:r>
-        <w:rPr>
-          <w:szCs w:val="26"/>
-        </w:rPr>
-        <w:t>Tương tác với Remote Server:</w:t>
+        <w:t>3.2.</w:t>
+      </w:r>
+      <w:proofErr w:type="gramStart"/>
+      <w:r>
+        <w:rPr>
+          <w:szCs w:val="26"/>
+        </w:rPr>
+        <w:t>4.</w:t>
+      </w:r>
+      <w:r>
+        <w:rPr>
+          <w:szCs w:val="26"/>
+        </w:rPr>
+        <w:t>Tương</w:t>
+      </w:r>
+      <w:proofErr w:type="gramEnd"/>
+      <w:r>
+        <w:rPr>
+          <w:szCs w:val="26"/>
+        </w:rPr>
+        <w:t xml:space="preserve"> </w:t>
+      </w:r>
+      <w:proofErr w:type="spellStart"/>
+      <w:r>
+        <w:rPr>
+          <w:szCs w:val="26"/>
+        </w:rPr>
+        <w:t>tác</w:t>
+      </w:r>
+      <w:proofErr w:type="spellEnd"/>
+      <w:r>
+        <w:rPr>
+          <w:szCs w:val="26"/>
+        </w:rPr>
+        <w:t xml:space="preserve"> </w:t>
+      </w:r>
+      <w:proofErr w:type="spellStart"/>
+      <w:r>
+        <w:rPr>
+          <w:szCs w:val="26"/>
+        </w:rPr>
+        <w:t>với</w:t>
+      </w:r>
+      <w:proofErr w:type="spellEnd"/>
+      <w:r>
+        <w:rPr>
+          <w:szCs w:val="26"/>
+        </w:rPr>
+        <w:t xml:space="preserve"> Remote Server:</w:t>
       </w:r>
       <w:bookmarkEnd w:id="19"/>
     </w:p>
@@ -2993,7 +9871,187 @@
           <w:sz w:val="26"/>
           <w:szCs w:val="26"/>
         </w:rPr>
-        <w:t>: Lấy code mới nhất từ server về và gộp vào máy mình.</w:t>
+        <w:t xml:space="preserve">: </w:t>
+      </w:r>
+      <w:proofErr w:type="spellStart"/>
+      <w:r>
+        <w:rPr>
+          <w:rFonts w:ascii="Times New Roman" w:eastAsia="Times New Roman" w:hAnsi="Times New Roman" w:cs="Times New Roman"/>
+          <w:sz w:val="26"/>
+          <w:szCs w:val="26"/>
+        </w:rPr>
+        <w:t>Lấy</w:t>
+      </w:r>
+      <w:proofErr w:type="spellEnd"/>
+      <w:r>
+        <w:rPr>
+          <w:rFonts w:ascii="Times New Roman" w:eastAsia="Times New Roman" w:hAnsi="Times New Roman" w:cs="Times New Roman"/>
+          <w:sz w:val="26"/>
+          <w:szCs w:val="26"/>
+        </w:rPr>
+        <w:t xml:space="preserve"> code </w:t>
+      </w:r>
+      <w:proofErr w:type="spellStart"/>
+      <w:r>
+        <w:rPr>
+          <w:rFonts w:ascii="Times New Roman" w:eastAsia="Times New Roman" w:hAnsi="Times New Roman" w:cs="Times New Roman"/>
+          <w:sz w:val="26"/>
+          <w:szCs w:val="26"/>
+        </w:rPr>
+        <w:t>mới</w:t>
+      </w:r>
+      <w:proofErr w:type="spellEnd"/>
+      <w:r>
+        <w:rPr>
+          <w:rFonts w:ascii="Times New Roman" w:eastAsia="Times New Roman" w:hAnsi="Times New Roman" w:cs="Times New Roman"/>
+          <w:sz w:val="26"/>
+          <w:szCs w:val="26"/>
+        </w:rPr>
+        <w:t xml:space="preserve"> </w:t>
+      </w:r>
+      <w:proofErr w:type="spellStart"/>
+      <w:r>
+        <w:rPr>
+          <w:rFonts w:ascii="Times New Roman" w:eastAsia="Times New Roman" w:hAnsi="Times New Roman" w:cs="Times New Roman"/>
+          <w:sz w:val="26"/>
+          <w:szCs w:val="26"/>
+        </w:rPr>
+        <w:t>nhất</w:t>
+      </w:r>
+      <w:proofErr w:type="spellEnd"/>
+      <w:r>
+        <w:rPr>
+          <w:rFonts w:ascii="Times New Roman" w:eastAsia="Times New Roman" w:hAnsi="Times New Roman" w:cs="Times New Roman"/>
+          <w:sz w:val="26"/>
+          <w:szCs w:val="26"/>
+        </w:rPr>
+        <w:t xml:space="preserve"> </w:t>
+      </w:r>
+      <w:proofErr w:type="spellStart"/>
+      <w:r>
+        <w:rPr>
+          <w:rFonts w:ascii="Times New Roman" w:eastAsia="Times New Roman" w:hAnsi="Times New Roman" w:cs="Times New Roman"/>
+          <w:sz w:val="26"/>
+          <w:szCs w:val="26"/>
+        </w:rPr>
+        <w:t>từ</w:t>
+      </w:r>
+      <w:proofErr w:type="spellEnd"/>
+      <w:r>
+        <w:rPr>
+          <w:rFonts w:ascii="Times New Roman" w:eastAsia="Times New Roman" w:hAnsi="Times New Roman" w:cs="Times New Roman"/>
+          <w:sz w:val="26"/>
+          <w:szCs w:val="26"/>
+        </w:rPr>
+        <w:t xml:space="preserve"> server </w:t>
+      </w:r>
+      <w:proofErr w:type="spellStart"/>
+      <w:r>
+        <w:rPr>
+          <w:rFonts w:ascii="Times New Roman" w:eastAsia="Times New Roman" w:hAnsi="Times New Roman" w:cs="Times New Roman"/>
+          <w:sz w:val="26"/>
+          <w:szCs w:val="26"/>
+        </w:rPr>
+        <w:t>về</w:t>
+      </w:r>
+      <w:proofErr w:type="spellEnd"/>
+      <w:r>
+        <w:rPr>
+          <w:rFonts w:ascii="Times New Roman" w:eastAsia="Times New Roman" w:hAnsi="Times New Roman" w:cs="Times New Roman"/>
+          <w:sz w:val="26"/>
+          <w:szCs w:val="26"/>
+        </w:rPr>
+        <w:t xml:space="preserve"> </w:t>
+      </w:r>
+      <w:proofErr w:type="spellStart"/>
+      <w:r>
+        <w:rPr>
+          <w:rFonts w:ascii="Times New Roman" w:eastAsia="Times New Roman" w:hAnsi="Times New Roman" w:cs="Times New Roman"/>
+          <w:sz w:val="26"/>
+          <w:szCs w:val="26"/>
+        </w:rPr>
+        <w:t>và</w:t>
+      </w:r>
+      <w:proofErr w:type="spellEnd"/>
+      <w:r>
+        <w:rPr>
+          <w:rFonts w:ascii="Times New Roman" w:eastAsia="Times New Roman" w:hAnsi="Times New Roman" w:cs="Times New Roman"/>
+          <w:sz w:val="26"/>
+          <w:szCs w:val="26"/>
+        </w:rPr>
+        <w:t xml:space="preserve"> </w:t>
+      </w:r>
+      <w:proofErr w:type="spellStart"/>
+      <w:r>
+        <w:rPr>
+          <w:rFonts w:ascii="Times New Roman" w:eastAsia="Times New Roman" w:hAnsi="Times New Roman" w:cs="Times New Roman"/>
+          <w:sz w:val="26"/>
+          <w:szCs w:val="26"/>
+        </w:rPr>
+        <w:t>gộp</w:t>
+      </w:r>
+      <w:proofErr w:type="spellEnd"/>
+      <w:r>
+        <w:rPr>
+          <w:rFonts w:ascii="Times New Roman" w:eastAsia="Times New Roman" w:hAnsi="Times New Roman" w:cs="Times New Roman"/>
+          <w:sz w:val="26"/>
+          <w:szCs w:val="26"/>
+        </w:rPr>
+        <w:t xml:space="preserve"> </w:t>
+      </w:r>
+      <w:proofErr w:type="spellStart"/>
+      <w:r>
+        <w:rPr>
+          <w:rFonts w:ascii="Times New Roman" w:eastAsia="Times New Roman" w:hAnsi="Times New Roman" w:cs="Times New Roman"/>
+          <w:sz w:val="26"/>
+          <w:szCs w:val="26"/>
+        </w:rPr>
+        <w:t>vào</w:t>
+      </w:r>
+      <w:proofErr w:type="spellEnd"/>
+      <w:r>
+        <w:rPr>
+          <w:rFonts w:ascii="Times New Roman" w:eastAsia="Times New Roman" w:hAnsi="Times New Roman" w:cs="Times New Roman"/>
+          <w:sz w:val="26"/>
+          <w:szCs w:val="26"/>
+        </w:rPr>
+        <w:t xml:space="preserve"> </w:t>
+      </w:r>
+      <w:proofErr w:type="spellStart"/>
+      <w:r>
+        <w:rPr>
+          <w:rFonts w:ascii="Times New Roman" w:eastAsia="Times New Roman" w:hAnsi="Times New Roman" w:cs="Times New Roman"/>
+          <w:sz w:val="26"/>
+          <w:szCs w:val="26"/>
+        </w:rPr>
+        <w:t>máy</w:t>
+      </w:r>
+      <w:proofErr w:type="spellEnd"/>
+      <w:r>
+        <w:rPr>
+          <w:rFonts w:ascii="Times New Roman" w:eastAsia="Times New Roman" w:hAnsi="Times New Roman" w:cs="Times New Roman"/>
+          <w:sz w:val="26"/>
+          <w:szCs w:val="26"/>
+        </w:rPr>
+        <w:t xml:space="preserve"> </w:t>
+      </w:r>
+      <w:proofErr w:type="spellStart"/>
+      <w:r>
+        <w:rPr>
+          <w:rFonts w:ascii="Times New Roman" w:eastAsia="Times New Roman" w:hAnsi="Times New Roman" w:cs="Times New Roman"/>
+          <w:sz w:val="26"/>
+          <w:szCs w:val="26"/>
+        </w:rPr>
+        <w:t>mình</w:t>
+      </w:r>
+      <w:proofErr w:type="spellEnd"/>
+      <w:r>
+        <w:rPr>
+          <w:rFonts w:ascii="Times New Roman" w:eastAsia="Times New Roman" w:hAnsi="Times New Roman" w:cs="Times New Roman"/>
+          <w:sz w:val="26"/>
+          <w:szCs w:val="26"/>
+        </w:rPr>
+        <w:t>.</w:t>
       </w:r>
     </w:p>
     <w:p>
@@ -3023,7 +10081,115 @@
           <w:sz w:val="26"/>
           <w:szCs w:val="26"/>
         </w:rPr>
-        <w:t>: Đẩy các commit từ máy mình lên server.</w:t>
+        <w:t xml:space="preserve">: </w:t>
+      </w:r>
+      <w:proofErr w:type="spellStart"/>
+      <w:r>
+        <w:rPr>
+          <w:rFonts w:ascii="Times New Roman" w:eastAsia="Times New Roman" w:hAnsi="Times New Roman" w:cs="Times New Roman"/>
+          <w:sz w:val="26"/>
+          <w:szCs w:val="26"/>
+        </w:rPr>
+        <w:t>Đẩy</w:t>
+      </w:r>
+      <w:proofErr w:type="spellEnd"/>
+      <w:r>
+        <w:rPr>
+          <w:rFonts w:ascii="Times New Roman" w:eastAsia="Times New Roman" w:hAnsi="Times New Roman" w:cs="Times New Roman"/>
+          <w:sz w:val="26"/>
+          <w:szCs w:val="26"/>
+        </w:rPr>
+        <w:t xml:space="preserve"> </w:t>
+      </w:r>
+      <w:proofErr w:type="spellStart"/>
+      <w:r>
+        <w:rPr>
+          <w:rFonts w:ascii="Times New Roman" w:eastAsia="Times New Roman" w:hAnsi="Times New Roman" w:cs="Times New Roman"/>
+          <w:sz w:val="26"/>
+          <w:szCs w:val="26"/>
+        </w:rPr>
+        <w:t>các</w:t>
+      </w:r>
+      <w:proofErr w:type="spellEnd"/>
+      <w:r>
+        <w:rPr>
+          <w:rFonts w:ascii="Times New Roman" w:eastAsia="Times New Roman" w:hAnsi="Times New Roman" w:cs="Times New Roman"/>
+          <w:sz w:val="26"/>
+          <w:szCs w:val="26"/>
+        </w:rPr>
+        <w:t xml:space="preserve"> commit </w:t>
+      </w:r>
+      <w:proofErr w:type="spellStart"/>
+      <w:r>
+        <w:rPr>
+          <w:rFonts w:ascii="Times New Roman" w:eastAsia="Times New Roman" w:hAnsi="Times New Roman" w:cs="Times New Roman"/>
+          <w:sz w:val="26"/>
+          <w:szCs w:val="26"/>
+        </w:rPr>
+        <w:t>từ</w:t>
+      </w:r>
+      <w:proofErr w:type="spellEnd"/>
+      <w:r>
+        <w:rPr>
+          <w:rFonts w:ascii="Times New Roman" w:eastAsia="Times New Roman" w:hAnsi="Times New Roman" w:cs="Times New Roman"/>
+          <w:sz w:val="26"/>
+          <w:szCs w:val="26"/>
+        </w:rPr>
+        <w:t xml:space="preserve"> </w:t>
+      </w:r>
+      <w:proofErr w:type="spellStart"/>
+      <w:r>
+        <w:rPr>
+          <w:rFonts w:ascii="Times New Roman" w:eastAsia="Times New Roman" w:hAnsi="Times New Roman" w:cs="Times New Roman"/>
+          <w:sz w:val="26"/>
+          <w:szCs w:val="26"/>
+        </w:rPr>
+        <w:t>máy</w:t>
+      </w:r>
+      <w:proofErr w:type="spellEnd"/>
+      <w:r>
+        <w:rPr>
+          <w:rFonts w:ascii="Times New Roman" w:eastAsia="Times New Roman" w:hAnsi="Times New Roman" w:cs="Times New Roman"/>
+          <w:sz w:val="26"/>
+          <w:szCs w:val="26"/>
+        </w:rPr>
+        <w:t xml:space="preserve"> </w:t>
+      </w:r>
+      <w:proofErr w:type="spellStart"/>
+      <w:r>
+        <w:rPr>
+          <w:rFonts w:ascii="Times New Roman" w:eastAsia="Times New Roman" w:hAnsi="Times New Roman" w:cs="Times New Roman"/>
+          <w:sz w:val="26"/>
+          <w:szCs w:val="26"/>
+        </w:rPr>
+        <w:t>mình</w:t>
+      </w:r>
+      <w:proofErr w:type="spellEnd"/>
+      <w:r>
+        <w:rPr>
+          <w:rFonts w:ascii="Times New Roman" w:eastAsia="Times New Roman" w:hAnsi="Times New Roman" w:cs="Times New Roman"/>
+          <w:sz w:val="26"/>
+          <w:szCs w:val="26"/>
+        </w:rPr>
+        <w:t xml:space="preserve"> </w:t>
+      </w:r>
+      <w:proofErr w:type="spellStart"/>
+      <w:r>
+        <w:rPr>
+          <w:rFonts w:ascii="Times New Roman" w:eastAsia="Times New Roman" w:hAnsi="Times New Roman" w:cs="Times New Roman"/>
+          <w:sz w:val="26"/>
+          <w:szCs w:val="26"/>
+        </w:rPr>
+        <w:t>lên</w:t>
+      </w:r>
+      <w:proofErr w:type="spellEnd"/>
+      <w:r>
+        <w:rPr>
+          <w:rFonts w:ascii="Times New Roman" w:eastAsia="Times New Roman" w:hAnsi="Times New Roman" w:cs="Times New Roman"/>
+          <w:sz w:val="26"/>
+          <w:szCs w:val="26"/>
+        </w:rPr>
+        <w:t xml:space="preserve"> server.</w:t>
       </w:r>
     </w:p>
     <w:p>
@@ -3053,7 +10219,205 @@
           <w:sz w:val="26"/>
           <w:szCs w:val="26"/>
         </w:rPr>
-        <w:t>: Lấy thông tin mới từ server nhưng chưa gộp vào code local (an toàn hơn pull).</w:t>
+        <w:t xml:space="preserve">: </w:t>
+      </w:r>
+      <w:proofErr w:type="spellStart"/>
+      <w:r>
+        <w:rPr>
+          <w:rFonts w:ascii="Times New Roman" w:eastAsia="Times New Roman" w:hAnsi="Times New Roman" w:cs="Times New Roman"/>
+          <w:sz w:val="26"/>
+          <w:szCs w:val="26"/>
+        </w:rPr>
+        <w:t>Lấy</w:t>
+      </w:r>
+      <w:proofErr w:type="spellEnd"/>
+      <w:r>
+        <w:rPr>
+          <w:rFonts w:ascii="Times New Roman" w:eastAsia="Times New Roman" w:hAnsi="Times New Roman" w:cs="Times New Roman"/>
+          <w:sz w:val="26"/>
+          <w:szCs w:val="26"/>
+        </w:rPr>
+        <w:t xml:space="preserve"> </w:t>
+      </w:r>
+      <w:proofErr w:type="spellStart"/>
+      <w:r>
+        <w:rPr>
+          <w:rFonts w:ascii="Times New Roman" w:eastAsia="Times New Roman" w:hAnsi="Times New Roman" w:cs="Times New Roman"/>
+          <w:sz w:val="26"/>
+          <w:szCs w:val="26"/>
+        </w:rPr>
+        <w:t>thông</w:t>
+      </w:r>
+      <w:proofErr w:type="spellEnd"/>
+      <w:r>
+        <w:rPr>
+          <w:rFonts w:ascii="Times New Roman" w:eastAsia="Times New Roman" w:hAnsi="Times New Roman" w:cs="Times New Roman"/>
+          <w:sz w:val="26"/>
+          <w:szCs w:val="26"/>
+        </w:rPr>
+        <w:t xml:space="preserve"> tin </w:t>
+      </w:r>
+      <w:proofErr w:type="spellStart"/>
+      <w:r>
+        <w:rPr>
+          <w:rFonts w:ascii="Times New Roman" w:eastAsia="Times New Roman" w:hAnsi="Times New Roman" w:cs="Times New Roman"/>
+          <w:sz w:val="26"/>
+          <w:szCs w:val="26"/>
+        </w:rPr>
+        <w:t>mới</w:t>
+      </w:r>
+      <w:proofErr w:type="spellEnd"/>
+      <w:r>
+        <w:rPr>
+          <w:rFonts w:ascii="Times New Roman" w:eastAsia="Times New Roman" w:hAnsi="Times New Roman" w:cs="Times New Roman"/>
+          <w:sz w:val="26"/>
+          <w:szCs w:val="26"/>
+        </w:rPr>
+        <w:t xml:space="preserve"> </w:t>
+      </w:r>
+      <w:proofErr w:type="spellStart"/>
+      <w:r>
+        <w:rPr>
+          <w:rFonts w:ascii="Times New Roman" w:eastAsia="Times New Roman" w:hAnsi="Times New Roman" w:cs="Times New Roman"/>
+          <w:sz w:val="26"/>
+          <w:szCs w:val="26"/>
+        </w:rPr>
+        <w:t>từ</w:t>
+      </w:r>
+      <w:proofErr w:type="spellEnd"/>
+      <w:r>
+        <w:rPr>
+          <w:rFonts w:ascii="Times New Roman" w:eastAsia="Times New Roman" w:hAnsi="Times New Roman" w:cs="Times New Roman"/>
+          <w:sz w:val="26"/>
+          <w:szCs w:val="26"/>
+        </w:rPr>
+        <w:t xml:space="preserve"> server </w:t>
+      </w:r>
+      <w:proofErr w:type="spellStart"/>
+      <w:r>
+        <w:rPr>
+          <w:rFonts w:ascii="Times New Roman" w:eastAsia="Times New Roman" w:hAnsi="Times New Roman" w:cs="Times New Roman"/>
+          <w:sz w:val="26"/>
+          <w:szCs w:val="26"/>
+        </w:rPr>
+        <w:t>nhưng</w:t>
+      </w:r>
+      <w:proofErr w:type="spellEnd"/>
+      <w:r>
+        <w:rPr>
+          <w:rFonts w:ascii="Times New Roman" w:eastAsia="Times New Roman" w:hAnsi="Times New Roman" w:cs="Times New Roman"/>
+          <w:sz w:val="26"/>
+          <w:szCs w:val="26"/>
+        </w:rPr>
+        <w:t xml:space="preserve"> </w:t>
+      </w:r>
+      <w:proofErr w:type="spellStart"/>
+      <w:r>
+        <w:rPr>
+          <w:rFonts w:ascii="Times New Roman" w:eastAsia="Times New Roman" w:hAnsi="Times New Roman" w:cs="Times New Roman"/>
+          <w:sz w:val="26"/>
+          <w:szCs w:val="26"/>
+        </w:rPr>
+        <w:t>chưa</w:t>
+      </w:r>
+      <w:proofErr w:type="spellEnd"/>
+      <w:r>
+        <w:rPr>
+          <w:rFonts w:ascii="Times New Roman" w:eastAsia="Times New Roman" w:hAnsi="Times New Roman" w:cs="Times New Roman"/>
+          <w:sz w:val="26"/>
+          <w:szCs w:val="26"/>
+        </w:rPr>
+        <w:t xml:space="preserve"> </w:t>
+      </w:r>
+      <w:proofErr w:type="spellStart"/>
+      <w:r>
+        <w:rPr>
+          <w:rFonts w:ascii="Times New Roman" w:eastAsia="Times New Roman" w:hAnsi="Times New Roman" w:cs="Times New Roman"/>
+          <w:sz w:val="26"/>
+          <w:szCs w:val="26"/>
+        </w:rPr>
+        <w:t>gộp</w:t>
+      </w:r>
+      <w:proofErr w:type="spellEnd"/>
+      <w:r>
+        <w:rPr>
+          <w:rFonts w:ascii="Times New Roman" w:eastAsia="Times New Roman" w:hAnsi="Times New Roman" w:cs="Times New Roman"/>
+          <w:sz w:val="26"/>
+          <w:szCs w:val="26"/>
+        </w:rPr>
+        <w:t xml:space="preserve"> </w:t>
+      </w:r>
+      <w:proofErr w:type="spellStart"/>
+      <w:r>
+        <w:rPr>
+          <w:rFonts w:ascii="Times New Roman" w:eastAsia="Times New Roman" w:hAnsi="Times New Roman" w:cs="Times New Roman"/>
+          <w:sz w:val="26"/>
+          <w:szCs w:val="26"/>
+        </w:rPr>
+        <w:t>vào</w:t>
+      </w:r>
+      <w:proofErr w:type="spellEnd"/>
+      <w:r>
+        <w:rPr>
+          <w:rFonts w:ascii="Times New Roman" w:eastAsia="Times New Roman" w:hAnsi="Times New Roman" w:cs="Times New Roman"/>
+          <w:sz w:val="26"/>
+          <w:szCs w:val="26"/>
+        </w:rPr>
+        <w:t xml:space="preserve"> code local (</w:t>
+      </w:r>
+      <w:proofErr w:type="gramStart"/>
+      <w:r>
+        <w:rPr>
+          <w:rFonts w:ascii="Times New Roman" w:eastAsia="Times New Roman" w:hAnsi="Times New Roman" w:cs="Times New Roman"/>
+          <w:sz w:val="26"/>
+          <w:szCs w:val="26"/>
+        </w:rPr>
+        <w:t>an</w:t>
+      </w:r>
+      <w:proofErr w:type="gramEnd"/>
+      <w:r>
+        <w:rPr>
+          <w:rFonts w:ascii="Times New Roman" w:eastAsia="Times New Roman" w:hAnsi="Times New Roman" w:cs="Times New Roman"/>
+          <w:sz w:val="26"/>
+          <w:szCs w:val="26"/>
+        </w:rPr>
+        <w:t xml:space="preserve"> </w:t>
+      </w:r>
+      <w:proofErr w:type="spellStart"/>
+      <w:r>
+        <w:rPr>
+          <w:rFonts w:ascii="Times New Roman" w:eastAsia="Times New Roman" w:hAnsi="Times New Roman" w:cs="Times New Roman"/>
+          <w:sz w:val="26"/>
+          <w:szCs w:val="26"/>
+        </w:rPr>
+        <w:t>toàn</w:t>
+      </w:r>
+      <w:proofErr w:type="spellEnd"/>
+      <w:r>
+        <w:rPr>
+          <w:rFonts w:ascii="Times New Roman" w:eastAsia="Times New Roman" w:hAnsi="Times New Roman" w:cs="Times New Roman"/>
+          <w:sz w:val="26"/>
+          <w:szCs w:val="26"/>
+        </w:rPr>
+        <w:t xml:space="preserve"> </w:t>
+      </w:r>
+      <w:proofErr w:type="spellStart"/>
+      <w:r>
+        <w:rPr>
+          <w:rFonts w:ascii="Times New Roman" w:eastAsia="Times New Roman" w:hAnsi="Times New Roman" w:cs="Times New Roman"/>
+          <w:sz w:val="26"/>
+          <w:szCs w:val="26"/>
+        </w:rPr>
+        <w:t>hơn</w:t>
+      </w:r>
+      <w:proofErr w:type="spellEnd"/>
+      <w:r>
+        <w:rPr>
+          <w:rFonts w:ascii="Times New Roman" w:eastAsia="Times New Roman" w:hAnsi="Times New Roman" w:cs="Times New Roman"/>
+          <w:sz w:val="26"/>
+          <w:szCs w:val="26"/>
+        </w:rPr>
+        <w:t xml:space="preserve"> pull).</w:t>
       </w:r>
     </w:p>
     <w:p>
